--- a/docs/DRD_MVP_factura-electronica-app.docx
+++ b/docs/DRD_MVP_factura-electronica-app.docx
@@ -72,19 +72,13 @@
           <w:left w:w="10" w:type="dxa"/>
           <w:right w:w="10" w:type="dxa"/>
         </w:tblCellMar>
-        <w:tblLook w:val="04A0" w:firstRow="1" w:lastRow="0" w:firstColumn="1" w:lastColumn="0" w:noHBand="0" w:noVBand="1"/>
+        <w:tblLook w:val="0000" w:firstRow="0" w:lastRow="0" w:firstColumn="0" w:lastColumn="0" w:noHBand="0" w:noVBand="0"/>
       </w:tblPr>
       <w:tblGrid>
         <w:gridCol w:w="2200"/>
         <w:gridCol w:w="7160"/>
       </w:tblGrid>
       <w:tr>
-        <w:tblPrEx>
-          <w:tblCellMar>
-            <w:top w:w="0" w:type="dxa"/>
-            <w:bottom w:w="0" w:type="dxa"/>
-          </w:tblCellMar>
-        </w:tblPrEx>
         <w:trPr>
           <w:tblHeader/>
         </w:trPr>
@@ -144,12 +138,6 @@
         </w:tc>
       </w:tr>
       <w:tr>
-        <w:tblPrEx>
-          <w:tblCellMar>
-            <w:top w:w="0" w:type="dxa"/>
-            <w:bottom w:w="0" w:type="dxa"/>
-          </w:tblCellMar>
-        </w:tblPrEx>
         <w:tc>
           <w:tcPr>
             <w:tcW w:w="2200" w:type="dxa"/>
@@ -198,12 +186,6 @@
         </w:tc>
       </w:tr>
       <w:tr>
-        <w:tblPrEx>
-          <w:tblCellMar>
-            <w:top w:w="0" w:type="dxa"/>
-            <w:bottom w:w="0" w:type="dxa"/>
-          </w:tblCellMar>
-        </w:tblPrEx>
         <w:tc>
           <w:tcPr>
             <w:tcW w:w="2200" w:type="dxa"/>
@@ -254,12 +236,6 @@
         </w:tc>
       </w:tr>
       <w:tr>
-        <w:tblPrEx>
-          <w:tblCellMar>
-            <w:top w:w="0" w:type="dxa"/>
-            <w:bottom w:w="0" w:type="dxa"/>
-          </w:tblCellMar>
-        </w:tblPrEx>
         <w:tc>
           <w:tcPr>
             <w:tcW w:w="2200" w:type="dxa"/>
@@ -308,12 +284,6 @@
         </w:tc>
       </w:tr>
       <w:tr>
-        <w:tblPrEx>
-          <w:tblCellMar>
-            <w:top w:w="0" w:type="dxa"/>
-            <w:bottom w:w="0" w:type="dxa"/>
-          </w:tblCellMar>
-        </w:tblPrEx>
         <w:tc>
           <w:tcPr>
             <w:tcW w:w="2200" w:type="dxa"/>
@@ -364,12 +334,6 @@
         </w:tc>
       </w:tr>
       <w:tr>
-        <w:tblPrEx>
-          <w:tblCellMar>
-            <w:top w:w="0" w:type="dxa"/>
-            <w:bottom w:w="0" w:type="dxa"/>
-          </w:tblCellMar>
-        </w:tblPrEx>
         <w:tc>
           <w:tcPr>
             <w:tcW w:w="2200" w:type="dxa"/>
@@ -418,12 +382,6 @@
         </w:tc>
       </w:tr>
       <w:tr>
-        <w:tblPrEx>
-          <w:tblCellMar>
-            <w:top w:w="0" w:type="dxa"/>
-            <w:bottom w:w="0" w:type="dxa"/>
-          </w:tblCellMar>
-        </w:tblPrEx>
         <w:tc>
           <w:tcPr>
             <w:tcW w:w="2200" w:type="dxa"/>
@@ -474,12 +432,6 @@
         </w:tc>
       </w:tr>
       <w:tr>
-        <w:tblPrEx>
-          <w:tblCellMar>
-            <w:top w:w="0" w:type="dxa"/>
-            <w:bottom w:w="0" w:type="dxa"/>
-          </w:tblCellMar>
-        </w:tblPrEx>
         <w:tc>
           <w:tcPr>
             <w:tcW w:w="2200" w:type="dxa"/>
@@ -528,12 +480,6 @@
         </w:tc>
       </w:tr>
       <w:tr>
-        <w:tblPrEx>
-          <w:tblCellMar>
-            <w:top w:w="0" w:type="dxa"/>
-            <w:bottom w:w="0" w:type="dxa"/>
-          </w:tblCellMar>
-        </w:tblPrEx>
         <w:tc>
           <w:tcPr>
             <w:tcW w:w="2200" w:type="dxa"/>
@@ -594,7 +540,7 @@
         <w:pStyle w:val="Ttulo1"/>
         <w:spacing w:before="320" w:after="160"/>
       </w:pPr>
-      <w:bookmarkStart w:id="0" w:name="_Toc238664579"/>
+      <w:bookmarkStart w:id="0" w:name="_Toc238732704"/>
       <w:r>
         <w:rPr>
           <w:b/>
@@ -611,7 +557,7 @@
     <w:sdt>
       <w:sdtPr>
         <w:alias w:val="Contenido"/>
-        <w:id w:val="-536655631"/>
+        <w:id w:val="1161423299"/>
       </w:sdtPr>
       <w:sdtContent>
         <w:p>
@@ -633,7 +579,7 @@
           <w:r>
             <w:fldChar w:fldCharType="separate"/>
           </w:r>
-          <w:hyperlink w:anchor="_Toc238664579" w:history="1">
+          <w:hyperlink w:anchor="_Toc238732704" w:history="1">
             <w:r>
               <w:rPr>
                 <w:rStyle w:val="Hipervnculo"/>
@@ -659,7 +605,7 @@
               <w:rPr>
                 <w:noProof/>
               </w:rPr>
-              <w:instrText xml:space="preserve"> PAGEREF _Toc238664579 \h </w:instrText>
+              <w:instrText xml:space="preserve"> PAGEREF _Toc238732704 \h </w:instrText>
             </w:r>
             <w:r>
               <w:rPr>
@@ -696,7 +642,7 @@
               <w:noProof/>
             </w:rPr>
           </w:pPr>
-          <w:hyperlink w:anchor="_Toc238664580" w:history="1">
+          <w:hyperlink w:anchor="_Toc238732705" w:history="1">
             <w:r>
               <w:rPr>
                 <w:rStyle w:val="Hipervnculo"/>
@@ -722,7 +668,7 @@
               <w:rPr>
                 <w:noProof/>
               </w:rPr>
-              <w:instrText xml:space="preserve"> PAGEREF _Toc238664580 \h </w:instrText>
+              <w:instrText xml:space="preserve"> PAGEREF _Toc238732705 \h </w:instrText>
             </w:r>
             <w:r>
               <w:rPr>
@@ -759,7 +705,7 @@
               <w:noProof/>
             </w:rPr>
           </w:pPr>
-          <w:hyperlink w:anchor="_Toc238664581" w:history="1">
+          <w:hyperlink w:anchor="_Toc238732706" w:history="1">
             <w:r>
               <w:rPr>
                 <w:rStyle w:val="Hipervnculo"/>
@@ -785,7 +731,7 @@
               <w:rPr>
                 <w:noProof/>
               </w:rPr>
-              <w:instrText xml:space="preserve"> PAGEREF _Toc238664581 \h </w:instrText>
+              <w:instrText xml:space="preserve"> PAGEREF _Toc238732706 \h </w:instrText>
             </w:r>
             <w:r>
               <w:rPr>
@@ -822,7 +768,7 @@
               <w:noProof/>
             </w:rPr>
           </w:pPr>
-          <w:hyperlink w:anchor="_Toc238664582" w:history="1">
+          <w:hyperlink w:anchor="_Toc238732707" w:history="1">
             <w:r>
               <w:rPr>
                 <w:rStyle w:val="Hipervnculo"/>
@@ -848,7 +794,7 @@
               <w:rPr>
                 <w:noProof/>
               </w:rPr>
-              <w:instrText xml:space="preserve"> PAGEREF _Toc238664582 \h </w:instrText>
+              <w:instrText xml:space="preserve"> PAGEREF _Toc238732707 \h </w:instrText>
             </w:r>
             <w:r>
               <w:rPr>
@@ -885,7 +831,7 @@
               <w:noProof/>
             </w:rPr>
           </w:pPr>
-          <w:hyperlink w:anchor="_Toc238664583" w:history="1">
+          <w:hyperlink w:anchor="_Toc238732708" w:history="1">
             <w:r>
               <w:rPr>
                 <w:rStyle w:val="Hipervnculo"/>
@@ -911,7 +857,7 @@
               <w:rPr>
                 <w:noProof/>
               </w:rPr>
-              <w:instrText xml:space="preserve"> PAGEREF _Toc238664583 \h </w:instrText>
+              <w:instrText xml:space="preserve"> PAGEREF _Toc238732708 \h </w:instrText>
             </w:r>
             <w:r>
               <w:rPr>
@@ -948,7 +894,7 @@
               <w:noProof/>
             </w:rPr>
           </w:pPr>
-          <w:hyperlink w:anchor="_Toc238664584" w:history="1">
+          <w:hyperlink w:anchor="_Toc238732709" w:history="1">
             <w:r>
               <w:rPr>
                 <w:rStyle w:val="Hipervnculo"/>
@@ -974,7 +920,7 @@
               <w:rPr>
                 <w:noProof/>
               </w:rPr>
-              <w:instrText xml:space="preserve"> PAGEREF _Toc238664584 \h </w:instrText>
+              <w:instrText xml:space="preserve"> PAGEREF _Toc238732709 \h </w:instrText>
             </w:r>
             <w:r>
               <w:rPr>
@@ -1011,7 +957,7 @@
               <w:noProof/>
             </w:rPr>
           </w:pPr>
-          <w:hyperlink w:anchor="_Toc238664585" w:history="1">
+          <w:hyperlink w:anchor="_Toc238732710" w:history="1">
             <w:r>
               <w:rPr>
                 <w:rStyle w:val="Hipervnculo"/>
@@ -1037,7 +983,7 @@
               <w:rPr>
                 <w:noProof/>
               </w:rPr>
-              <w:instrText xml:space="preserve"> PAGEREF _Toc238664585 \h </w:instrText>
+              <w:instrText xml:space="preserve"> PAGEREF _Toc238732710 \h </w:instrText>
             </w:r>
             <w:r>
               <w:rPr>
@@ -1074,7 +1020,7 @@
               <w:noProof/>
             </w:rPr>
           </w:pPr>
-          <w:hyperlink w:anchor="_Toc238664586" w:history="1">
+          <w:hyperlink w:anchor="_Toc238732711" w:history="1">
             <w:r>
               <w:rPr>
                 <w:rStyle w:val="Hipervnculo"/>
@@ -1100,7 +1046,7 @@
               <w:rPr>
                 <w:noProof/>
               </w:rPr>
-              <w:instrText xml:space="preserve"> PAGEREF _Toc238664586 \h </w:instrText>
+              <w:instrText xml:space="preserve"> PAGEREF _Toc238732711 \h </w:instrText>
             </w:r>
             <w:r>
               <w:rPr>
@@ -1137,7 +1083,7 @@
               <w:noProof/>
             </w:rPr>
           </w:pPr>
-          <w:hyperlink w:anchor="_Toc238664587" w:history="1">
+          <w:hyperlink w:anchor="_Toc238732712" w:history="1">
             <w:r>
               <w:rPr>
                 <w:rStyle w:val="Hipervnculo"/>
@@ -1163,7 +1109,7 @@
               <w:rPr>
                 <w:noProof/>
               </w:rPr>
-              <w:instrText xml:space="preserve"> PAGEREF _Toc238664587 \h </w:instrText>
+              <w:instrText xml:space="preserve"> PAGEREF _Toc238732712 \h </w:instrText>
             </w:r>
             <w:r>
               <w:rPr>
@@ -1200,7 +1146,7 @@
               <w:noProof/>
             </w:rPr>
           </w:pPr>
-          <w:hyperlink w:anchor="_Toc238664588" w:history="1">
+          <w:hyperlink w:anchor="_Toc238732713" w:history="1">
             <w:r>
               <w:rPr>
                 <w:rStyle w:val="Hipervnculo"/>
@@ -1226,7 +1172,7 @@
               <w:rPr>
                 <w:noProof/>
               </w:rPr>
-              <w:instrText xml:space="preserve"> PAGEREF _Toc238664588 \h </w:instrText>
+              <w:instrText xml:space="preserve"> PAGEREF _Toc238732713 \h </w:instrText>
             </w:r>
             <w:r>
               <w:rPr>
@@ -1263,7 +1209,7 @@
               <w:noProof/>
             </w:rPr>
           </w:pPr>
-          <w:hyperlink w:anchor="_Toc238664589" w:history="1">
+          <w:hyperlink w:anchor="_Toc238732714" w:history="1">
             <w:r>
               <w:rPr>
                 <w:rStyle w:val="Hipervnculo"/>
@@ -1289,7 +1235,7 @@
               <w:rPr>
                 <w:noProof/>
               </w:rPr>
-              <w:instrText xml:space="preserve"> PAGEREF _Toc238664589 \h </w:instrText>
+              <w:instrText xml:space="preserve"> PAGEREF _Toc238732714 \h </w:instrText>
             </w:r>
             <w:r>
               <w:rPr>
@@ -1326,7 +1272,7 @@
               <w:noProof/>
             </w:rPr>
           </w:pPr>
-          <w:hyperlink w:anchor="_Toc238664590" w:history="1">
+          <w:hyperlink w:anchor="_Toc238732715" w:history="1">
             <w:r>
               <w:rPr>
                 <w:rStyle w:val="Hipervnculo"/>
@@ -1352,7 +1298,7 @@
               <w:rPr>
                 <w:noProof/>
               </w:rPr>
-              <w:instrText xml:space="preserve"> PAGEREF _Toc238664590 \h </w:instrText>
+              <w:instrText xml:space="preserve"> PAGEREF _Toc238732715 \h </w:instrText>
             </w:r>
             <w:r>
               <w:rPr>
@@ -1389,7 +1335,7 @@
               <w:noProof/>
             </w:rPr>
           </w:pPr>
-          <w:hyperlink w:anchor="_Toc238664591" w:history="1">
+          <w:hyperlink w:anchor="_Toc238732716" w:history="1">
             <w:r>
               <w:rPr>
                 <w:rStyle w:val="Hipervnculo"/>
@@ -1415,7 +1361,7 @@
               <w:rPr>
                 <w:noProof/>
               </w:rPr>
-              <w:instrText xml:space="preserve"> PAGEREF _Toc238664591 \h </w:instrText>
+              <w:instrText xml:space="preserve"> PAGEREF _Toc238732716 \h </w:instrText>
             </w:r>
             <w:r>
               <w:rPr>
@@ -1452,7 +1398,7 @@
               <w:noProof/>
             </w:rPr>
           </w:pPr>
-          <w:hyperlink w:anchor="_Toc238664592" w:history="1">
+          <w:hyperlink w:anchor="_Toc238732717" w:history="1">
             <w:r>
               <w:rPr>
                 <w:rStyle w:val="Hipervnculo"/>
@@ -1478,7 +1424,7 @@
               <w:rPr>
                 <w:noProof/>
               </w:rPr>
-              <w:instrText xml:space="preserve"> PAGEREF _Toc238664592 \h </w:instrText>
+              <w:instrText xml:space="preserve"> PAGEREF _Toc238732717 \h </w:instrText>
             </w:r>
             <w:r>
               <w:rPr>
@@ -1515,7 +1461,7 @@
               <w:noProof/>
             </w:rPr>
           </w:pPr>
-          <w:hyperlink w:anchor="_Toc238664593" w:history="1">
+          <w:hyperlink w:anchor="_Toc238732718" w:history="1">
             <w:r>
               <w:rPr>
                 <w:rStyle w:val="Hipervnculo"/>
@@ -1541,7 +1487,7 @@
               <w:rPr>
                 <w:noProof/>
               </w:rPr>
-              <w:instrText xml:space="preserve"> PAGEREF _Toc238664593 \h </w:instrText>
+              <w:instrText xml:space="preserve"> PAGEREF _Toc238732718 \h </w:instrText>
             </w:r>
             <w:r>
               <w:rPr>
@@ -1578,7 +1524,7 @@
               <w:noProof/>
             </w:rPr>
           </w:pPr>
-          <w:hyperlink w:anchor="_Toc238664594" w:history="1">
+          <w:hyperlink w:anchor="_Toc238732719" w:history="1">
             <w:r>
               <w:rPr>
                 <w:rStyle w:val="Hipervnculo"/>
@@ -1604,7 +1550,7 @@
               <w:rPr>
                 <w:noProof/>
               </w:rPr>
-              <w:instrText xml:space="preserve"> PAGEREF _Toc238664594 \h </w:instrText>
+              <w:instrText xml:space="preserve"> PAGEREF _Toc238732719 \h </w:instrText>
             </w:r>
             <w:r>
               <w:rPr>
@@ -1641,7 +1587,7 @@
               <w:noProof/>
             </w:rPr>
           </w:pPr>
-          <w:hyperlink w:anchor="_Toc238664595" w:history="1">
+          <w:hyperlink w:anchor="_Toc238732720" w:history="1">
             <w:r>
               <w:rPr>
                 <w:rStyle w:val="Hipervnculo"/>
@@ -1667,7 +1613,7 @@
               <w:rPr>
                 <w:noProof/>
               </w:rPr>
-              <w:instrText xml:space="preserve"> PAGEREF _Toc238664595 \h </w:instrText>
+              <w:instrText xml:space="preserve"> PAGEREF _Toc238732720 \h </w:instrText>
             </w:r>
             <w:r>
               <w:rPr>
@@ -1704,7 +1650,7 @@
               <w:noProof/>
             </w:rPr>
           </w:pPr>
-          <w:hyperlink w:anchor="_Toc238664596" w:history="1">
+          <w:hyperlink w:anchor="_Toc238732721" w:history="1">
             <w:r>
               <w:rPr>
                 <w:rStyle w:val="Hipervnculo"/>
@@ -1730,7 +1676,7 @@
               <w:rPr>
                 <w:noProof/>
               </w:rPr>
-              <w:instrText xml:space="preserve"> PAGEREF _Toc238664596 \h </w:instrText>
+              <w:instrText xml:space="preserve"> PAGEREF _Toc238732721 \h </w:instrText>
             </w:r>
             <w:r>
               <w:rPr>
@@ -1767,7 +1713,7 @@
               <w:noProof/>
             </w:rPr>
           </w:pPr>
-          <w:hyperlink w:anchor="_Toc238664597" w:history="1">
+          <w:hyperlink w:anchor="_Toc238732722" w:history="1">
             <w:r>
               <w:rPr>
                 <w:rStyle w:val="Hipervnculo"/>
@@ -1793,7 +1739,7 @@
               <w:rPr>
                 <w:noProof/>
               </w:rPr>
-              <w:instrText xml:space="preserve"> PAGEREF _Toc238664597 \h </w:instrText>
+              <w:instrText xml:space="preserve"> PAGEREF _Toc238732722 \h </w:instrText>
             </w:r>
             <w:r>
               <w:rPr>
@@ -1830,7 +1776,7 @@
               <w:noProof/>
             </w:rPr>
           </w:pPr>
-          <w:hyperlink w:anchor="_Toc238664598" w:history="1">
+          <w:hyperlink w:anchor="_Toc238732723" w:history="1">
             <w:r>
               <w:rPr>
                 <w:rStyle w:val="Hipervnculo"/>
@@ -1856,7 +1802,7 @@
               <w:rPr>
                 <w:noProof/>
               </w:rPr>
-              <w:instrText xml:space="preserve"> PAGEREF _Toc238664598 \h </w:instrText>
+              <w:instrText xml:space="preserve"> PAGEREF _Toc238732723 \h </w:instrText>
             </w:r>
             <w:r>
               <w:rPr>
@@ -1893,7 +1839,7 @@
               <w:noProof/>
             </w:rPr>
           </w:pPr>
-          <w:hyperlink w:anchor="_Toc238664599" w:history="1">
+          <w:hyperlink w:anchor="_Toc238732724" w:history="1">
             <w:r>
               <w:rPr>
                 <w:rStyle w:val="Hipervnculo"/>
@@ -1919,7 +1865,7 @@
               <w:rPr>
                 <w:noProof/>
               </w:rPr>
-              <w:instrText xml:space="preserve"> PAGEREF _Toc238664599 \h </w:instrText>
+              <w:instrText xml:space="preserve"> PAGEREF _Toc238732724 \h </w:instrText>
             </w:r>
             <w:r>
               <w:rPr>
@@ -1956,7 +1902,7 @@
               <w:noProof/>
             </w:rPr>
           </w:pPr>
-          <w:hyperlink w:anchor="_Toc238664600" w:history="1">
+          <w:hyperlink w:anchor="_Toc238732725" w:history="1">
             <w:r>
               <w:rPr>
                 <w:rStyle w:val="Hipervnculo"/>
@@ -1982,7 +1928,7 @@
               <w:rPr>
                 <w:noProof/>
               </w:rPr>
-              <w:instrText xml:space="preserve"> PAGEREF _Toc238664600 \h </w:instrText>
+              <w:instrText xml:space="preserve"> PAGEREF _Toc238732725 \h </w:instrText>
             </w:r>
             <w:r>
               <w:rPr>
@@ -2019,7 +1965,7 @@
               <w:noProof/>
             </w:rPr>
           </w:pPr>
-          <w:hyperlink w:anchor="_Toc238664601" w:history="1">
+          <w:hyperlink w:anchor="_Toc238732726" w:history="1">
             <w:r>
               <w:rPr>
                 <w:rStyle w:val="Hipervnculo"/>
@@ -2045,7 +1991,7 @@
               <w:rPr>
                 <w:noProof/>
               </w:rPr>
-              <w:instrText xml:space="preserve"> PAGEREF _Toc238664601 \h </w:instrText>
+              <w:instrText xml:space="preserve"> PAGEREF _Toc238732726 \h </w:instrText>
             </w:r>
             <w:r>
               <w:rPr>
@@ -2082,7 +2028,7 @@
               <w:noProof/>
             </w:rPr>
           </w:pPr>
-          <w:hyperlink w:anchor="_Toc238664602" w:history="1">
+          <w:hyperlink w:anchor="_Toc238732727" w:history="1">
             <w:r>
               <w:rPr>
                 <w:rStyle w:val="Hipervnculo"/>
@@ -2108,7 +2054,7 @@
               <w:rPr>
                 <w:noProof/>
               </w:rPr>
-              <w:instrText xml:space="preserve"> PAGEREF _Toc238664602 \h </w:instrText>
+              <w:instrText xml:space="preserve"> PAGEREF _Toc238732727 \h </w:instrText>
             </w:r>
             <w:r>
               <w:rPr>
@@ -2145,7 +2091,7 @@
               <w:noProof/>
             </w:rPr>
           </w:pPr>
-          <w:hyperlink w:anchor="_Toc238664603" w:history="1">
+          <w:hyperlink w:anchor="_Toc238732728" w:history="1">
             <w:r>
               <w:rPr>
                 <w:rStyle w:val="Hipervnculo"/>
@@ -2171,7 +2117,7 @@
               <w:rPr>
                 <w:noProof/>
               </w:rPr>
-              <w:instrText xml:space="preserve"> PAGEREF _Toc238664603 \h </w:instrText>
+              <w:instrText xml:space="preserve"> PAGEREF _Toc238732728 \h </w:instrText>
             </w:r>
             <w:r>
               <w:rPr>
@@ -2208,7 +2154,7 @@
               <w:noProof/>
             </w:rPr>
           </w:pPr>
-          <w:hyperlink w:anchor="_Toc238664604" w:history="1">
+          <w:hyperlink w:anchor="_Toc238732729" w:history="1">
             <w:r>
               <w:rPr>
                 <w:rStyle w:val="Hipervnculo"/>
@@ -2234,7 +2180,7 @@
               <w:rPr>
                 <w:noProof/>
               </w:rPr>
-              <w:instrText xml:space="preserve"> PAGEREF _Toc238664604 \h </w:instrText>
+              <w:instrText xml:space="preserve"> PAGEREF _Toc238732729 \h </w:instrText>
             </w:r>
             <w:r>
               <w:rPr>
@@ -2271,7 +2217,7 @@
               <w:noProof/>
             </w:rPr>
           </w:pPr>
-          <w:hyperlink w:anchor="_Toc238664605" w:history="1">
+          <w:hyperlink w:anchor="_Toc238732730" w:history="1">
             <w:r>
               <w:rPr>
                 <w:rStyle w:val="Hipervnculo"/>
@@ -2297,7 +2243,7 @@
               <w:rPr>
                 <w:noProof/>
               </w:rPr>
-              <w:instrText xml:space="preserve"> PAGEREF _Toc238664605 \h </w:instrText>
+              <w:instrText xml:space="preserve"> PAGEREF _Toc238732730 \h </w:instrText>
             </w:r>
             <w:r>
               <w:rPr>
@@ -2334,7 +2280,7 @@
               <w:noProof/>
             </w:rPr>
           </w:pPr>
-          <w:hyperlink w:anchor="_Toc238664606" w:history="1">
+          <w:hyperlink w:anchor="_Toc238732731" w:history="1">
             <w:r>
               <w:rPr>
                 <w:rStyle w:val="Hipervnculo"/>
@@ -2360,7 +2306,7 @@
               <w:rPr>
                 <w:noProof/>
               </w:rPr>
-              <w:instrText xml:space="preserve"> PAGEREF _Toc238664606 \h </w:instrText>
+              <w:instrText xml:space="preserve"> PAGEREF _Toc238732731 \h </w:instrText>
             </w:r>
             <w:r>
               <w:rPr>
@@ -2397,7 +2343,7 @@
               <w:noProof/>
             </w:rPr>
           </w:pPr>
-          <w:hyperlink w:anchor="_Toc238664607" w:history="1">
+          <w:hyperlink w:anchor="_Toc238732732" w:history="1">
             <w:r>
               <w:rPr>
                 <w:rStyle w:val="Hipervnculo"/>
@@ -2423,7 +2369,7 @@
               <w:rPr>
                 <w:noProof/>
               </w:rPr>
-              <w:instrText xml:space="preserve"> PAGEREF _Toc238664607 \h </w:instrText>
+              <w:instrText xml:space="preserve"> PAGEREF _Toc238732732 \h </w:instrText>
             </w:r>
             <w:r>
               <w:rPr>
@@ -2460,7 +2406,7 @@
               <w:noProof/>
             </w:rPr>
           </w:pPr>
-          <w:hyperlink w:anchor="_Toc238664608" w:history="1">
+          <w:hyperlink w:anchor="_Toc238732733" w:history="1">
             <w:r>
               <w:rPr>
                 <w:rStyle w:val="Hipervnculo"/>
@@ -2486,7 +2432,7 @@
               <w:rPr>
                 <w:noProof/>
               </w:rPr>
-              <w:instrText xml:space="preserve"> PAGEREF _Toc238664608 \h </w:instrText>
+              <w:instrText xml:space="preserve"> PAGEREF _Toc238732733 \h </w:instrText>
             </w:r>
             <w:r>
               <w:rPr>
@@ -2523,7 +2469,7 @@
               <w:noProof/>
             </w:rPr>
           </w:pPr>
-          <w:hyperlink w:anchor="_Toc238664609" w:history="1">
+          <w:hyperlink w:anchor="_Toc238732734" w:history="1">
             <w:r>
               <w:rPr>
                 <w:rStyle w:val="Hipervnculo"/>
@@ -2549,7 +2495,7 @@
               <w:rPr>
                 <w:noProof/>
               </w:rPr>
-              <w:instrText xml:space="preserve"> PAGEREF _Toc238664609 \h </w:instrText>
+              <w:instrText xml:space="preserve"> PAGEREF _Toc238732734 \h </w:instrText>
             </w:r>
             <w:r>
               <w:rPr>
@@ -2586,7 +2532,7 @@
               <w:noProof/>
             </w:rPr>
           </w:pPr>
-          <w:hyperlink w:anchor="_Toc238664610" w:history="1">
+          <w:hyperlink w:anchor="_Toc238732735" w:history="1">
             <w:r>
               <w:rPr>
                 <w:rStyle w:val="Hipervnculo"/>
@@ -2612,7 +2558,7 @@
               <w:rPr>
                 <w:noProof/>
               </w:rPr>
-              <w:instrText xml:space="preserve"> PAGEREF _Toc238664610 \h </w:instrText>
+              <w:instrText xml:space="preserve"> PAGEREF _Toc238732735 \h </w:instrText>
             </w:r>
             <w:r>
               <w:rPr>
@@ -2649,7 +2595,7 @@
               <w:noProof/>
             </w:rPr>
           </w:pPr>
-          <w:hyperlink w:anchor="_Toc238664611" w:history="1">
+          <w:hyperlink w:anchor="_Toc238732736" w:history="1">
             <w:r>
               <w:rPr>
                 <w:rStyle w:val="Hipervnculo"/>
@@ -2675,7 +2621,7 @@
               <w:rPr>
                 <w:noProof/>
               </w:rPr>
-              <w:instrText xml:space="preserve"> PAGEREF _Toc238664611 \h </w:instrText>
+              <w:instrText xml:space="preserve"> PAGEREF _Toc238732736 \h </w:instrText>
             </w:r>
             <w:r>
               <w:rPr>
@@ -2712,7 +2658,7 @@
               <w:noProof/>
             </w:rPr>
           </w:pPr>
-          <w:hyperlink w:anchor="_Toc238664612" w:history="1">
+          <w:hyperlink w:anchor="_Toc238732737" w:history="1">
             <w:r>
               <w:rPr>
                 <w:rStyle w:val="Hipervnculo"/>
@@ -2738,7 +2684,7 @@
               <w:rPr>
                 <w:noProof/>
               </w:rPr>
-              <w:instrText xml:space="preserve"> PAGEREF _Toc238664612 \h </w:instrText>
+              <w:instrText xml:space="preserve"> PAGEREF _Toc238732737 \h </w:instrText>
             </w:r>
             <w:r>
               <w:rPr>
@@ -2775,7 +2721,7 @@
               <w:noProof/>
             </w:rPr>
           </w:pPr>
-          <w:hyperlink w:anchor="_Toc238664613" w:history="1">
+          <w:hyperlink w:anchor="_Toc238732738" w:history="1">
             <w:r>
               <w:rPr>
                 <w:rStyle w:val="Hipervnculo"/>
@@ -2801,7 +2747,7 @@
               <w:rPr>
                 <w:noProof/>
               </w:rPr>
-              <w:instrText xml:space="preserve"> PAGEREF _Toc238664613 \h </w:instrText>
+              <w:instrText xml:space="preserve"> PAGEREF _Toc238732738 \h </w:instrText>
             </w:r>
             <w:r>
               <w:rPr>
@@ -2866,7 +2812,7 @@
         <w:pStyle w:val="Ttulo1"/>
         <w:spacing w:before="320" w:after="160"/>
       </w:pPr>
-      <w:bookmarkStart w:id="1" w:name="_Toc238664580"/>
+      <w:bookmarkStart w:id="1" w:name="_Toc238732705"/>
       <w:r>
         <w:rPr>
           <w:b/>
@@ -2909,7 +2855,7 @@
         <w:pStyle w:val="Ttulo2"/>
         <w:spacing w:before="240" w:after="120"/>
       </w:pPr>
-      <w:bookmarkStart w:id="2" w:name="_Toc238664581"/>
+      <w:bookmarkStart w:id="2" w:name="_Toc238732706"/>
       <w:r>
         <w:rPr>
           <w:b/>
@@ -2937,7 +2883,7 @@
           <w:left w:w="10" w:type="dxa"/>
           <w:right w:w="10" w:type="dxa"/>
         </w:tblCellMar>
-        <w:tblLook w:val="04A0" w:firstRow="1" w:lastRow="0" w:firstColumn="1" w:lastColumn="0" w:noHBand="0" w:noVBand="1"/>
+        <w:tblLook w:val="0000" w:firstRow="0" w:lastRow="0" w:firstColumn="0" w:lastColumn="0" w:noHBand="0" w:noVBand="0"/>
       </w:tblPr>
       <w:tblGrid>
         <w:gridCol w:w="700"/>
@@ -2945,12 +2891,6 @@
         <w:gridCol w:w="3560"/>
       </w:tblGrid>
       <w:tr>
-        <w:tblPrEx>
-          <w:tblCellMar>
-            <w:top w:w="0" w:type="dxa"/>
-            <w:bottom w:w="0" w:type="dxa"/>
-          </w:tblCellMar>
-        </w:tblPrEx>
         <w:trPr>
           <w:tblHeader/>
         </w:trPr>
@@ -3037,12 +2977,6 @@
         </w:tc>
       </w:tr>
       <w:tr>
-        <w:tblPrEx>
-          <w:tblCellMar>
-            <w:top w:w="0" w:type="dxa"/>
-            <w:bottom w:w="0" w:type="dxa"/>
-          </w:tblCellMar>
-        </w:tblPrEx>
         <w:tc>
           <w:tcPr>
             <w:tcW w:w="700" w:type="dxa"/>
@@ -3114,12 +3048,6 @@
         </w:tc>
       </w:tr>
       <w:tr>
-        <w:tblPrEx>
-          <w:tblCellMar>
-            <w:top w:w="0" w:type="dxa"/>
-            <w:bottom w:w="0" w:type="dxa"/>
-          </w:tblCellMar>
-        </w:tblPrEx>
         <w:tc>
           <w:tcPr>
             <w:tcW w:w="700" w:type="dxa"/>
@@ -3194,12 +3122,6 @@
         </w:tc>
       </w:tr>
       <w:tr>
-        <w:tblPrEx>
-          <w:tblCellMar>
-            <w:top w:w="0" w:type="dxa"/>
-            <w:bottom w:w="0" w:type="dxa"/>
-          </w:tblCellMar>
-        </w:tblPrEx>
         <w:tc>
           <w:tcPr>
             <w:tcW w:w="700" w:type="dxa"/>
@@ -3271,12 +3193,6 @@
         </w:tc>
       </w:tr>
       <w:tr>
-        <w:tblPrEx>
-          <w:tblCellMar>
-            <w:top w:w="0" w:type="dxa"/>
-            <w:bottom w:w="0" w:type="dxa"/>
-          </w:tblCellMar>
-        </w:tblPrEx>
         <w:tc>
           <w:tcPr>
             <w:tcW w:w="700" w:type="dxa"/>
@@ -3351,12 +3267,6 @@
         </w:tc>
       </w:tr>
       <w:tr>
-        <w:tblPrEx>
-          <w:tblCellMar>
-            <w:top w:w="0" w:type="dxa"/>
-            <w:bottom w:w="0" w:type="dxa"/>
-          </w:tblCellMar>
-        </w:tblPrEx>
         <w:tc>
           <w:tcPr>
             <w:tcW w:w="700" w:type="dxa"/>
@@ -3438,7 +3348,7 @@
         <w:pStyle w:val="Ttulo1"/>
         <w:spacing w:before="320" w:after="160"/>
       </w:pPr>
-      <w:bookmarkStart w:id="3" w:name="_Toc238664582"/>
+      <w:bookmarkStart w:id="3" w:name="_Toc238732707"/>
       <w:r>
         <w:rPr>
           <w:b/>
@@ -3475,19 +3385,13 @@
           <w:left w:w="10" w:type="dxa"/>
           <w:right w:w="10" w:type="dxa"/>
         </w:tblCellMar>
-        <w:tblLook w:val="04A0" w:firstRow="1" w:lastRow="0" w:firstColumn="1" w:lastColumn="0" w:noHBand="0" w:noVBand="1"/>
+        <w:tblLook w:val="0000" w:firstRow="0" w:lastRow="0" w:firstColumn="0" w:lastColumn="0" w:noHBand="0" w:noVBand="0"/>
       </w:tblPr>
       <w:tblGrid>
         <w:gridCol w:w="2400"/>
         <w:gridCol w:w="6960"/>
       </w:tblGrid>
       <w:tr>
-        <w:tblPrEx>
-          <w:tblCellMar>
-            <w:top w:w="0" w:type="dxa"/>
-            <w:bottom w:w="0" w:type="dxa"/>
-          </w:tblCellMar>
-        </w:tblPrEx>
         <w:trPr>
           <w:tblHeader/>
         </w:trPr>
@@ -3547,12 +3451,6 @@
         </w:tc>
       </w:tr>
       <w:tr>
-        <w:tblPrEx>
-          <w:tblCellMar>
-            <w:top w:w="0" w:type="dxa"/>
-            <w:bottom w:w="0" w:type="dxa"/>
-          </w:tblCellMar>
-        </w:tblPrEx>
         <w:tc>
           <w:tcPr>
             <w:tcW w:w="2400" w:type="dxa"/>
@@ -3601,12 +3499,6 @@
         </w:tc>
       </w:tr>
       <w:tr>
-        <w:tblPrEx>
-          <w:tblCellMar>
-            <w:top w:w="0" w:type="dxa"/>
-            <w:bottom w:w="0" w:type="dxa"/>
-          </w:tblCellMar>
-        </w:tblPrEx>
         <w:tc>
           <w:tcPr>
             <w:tcW w:w="2400" w:type="dxa"/>
@@ -3657,12 +3549,6 @@
         </w:tc>
       </w:tr>
       <w:tr>
-        <w:tblPrEx>
-          <w:tblCellMar>
-            <w:top w:w="0" w:type="dxa"/>
-            <w:bottom w:w="0" w:type="dxa"/>
-          </w:tblCellMar>
-        </w:tblPrEx>
         <w:tc>
           <w:tcPr>
             <w:tcW w:w="2400" w:type="dxa"/>
@@ -3711,12 +3597,6 @@
         </w:tc>
       </w:tr>
       <w:tr>
-        <w:tblPrEx>
-          <w:tblCellMar>
-            <w:top w:w="0" w:type="dxa"/>
-            <w:bottom w:w="0" w:type="dxa"/>
-          </w:tblCellMar>
-        </w:tblPrEx>
         <w:tc>
           <w:tcPr>
             <w:tcW w:w="2400" w:type="dxa"/>
@@ -3767,12 +3647,6 @@
         </w:tc>
       </w:tr>
       <w:tr>
-        <w:tblPrEx>
-          <w:tblCellMar>
-            <w:top w:w="0" w:type="dxa"/>
-            <w:bottom w:w="0" w:type="dxa"/>
-          </w:tblCellMar>
-        </w:tblPrEx>
         <w:tc>
           <w:tcPr>
             <w:tcW w:w="2400" w:type="dxa"/>
@@ -3821,12 +3695,6 @@
         </w:tc>
       </w:tr>
       <w:tr>
-        <w:tblPrEx>
-          <w:tblCellMar>
-            <w:top w:w="0" w:type="dxa"/>
-            <w:bottom w:w="0" w:type="dxa"/>
-          </w:tblCellMar>
-        </w:tblPrEx>
         <w:tc>
           <w:tcPr>
             <w:tcW w:w="2400" w:type="dxa"/>
@@ -3877,12 +3745,6 @@
         </w:tc>
       </w:tr>
       <w:tr>
-        <w:tblPrEx>
-          <w:tblCellMar>
-            <w:top w:w="0" w:type="dxa"/>
-            <w:bottom w:w="0" w:type="dxa"/>
-          </w:tblCellMar>
-        </w:tblPrEx>
         <w:tc>
           <w:tcPr>
             <w:tcW w:w="2400" w:type="dxa"/>
@@ -3931,12 +3793,6 @@
         </w:tc>
       </w:tr>
       <w:tr>
-        <w:tblPrEx>
-          <w:tblCellMar>
-            <w:top w:w="0" w:type="dxa"/>
-            <w:bottom w:w="0" w:type="dxa"/>
-          </w:tblCellMar>
-        </w:tblPrEx>
         <w:tc>
           <w:tcPr>
             <w:tcW w:w="2400" w:type="dxa"/>
@@ -3987,12 +3843,6 @@
         </w:tc>
       </w:tr>
       <w:tr>
-        <w:tblPrEx>
-          <w:tblCellMar>
-            <w:top w:w="0" w:type="dxa"/>
-            <w:bottom w:w="0" w:type="dxa"/>
-          </w:tblCellMar>
-        </w:tblPrEx>
         <w:tc>
           <w:tcPr>
             <w:tcW w:w="2400" w:type="dxa"/>
@@ -4041,12 +3891,6 @@
         </w:tc>
       </w:tr>
       <w:tr>
-        <w:tblPrEx>
-          <w:tblCellMar>
-            <w:top w:w="0" w:type="dxa"/>
-            <w:bottom w:w="0" w:type="dxa"/>
-          </w:tblCellMar>
-        </w:tblPrEx>
         <w:tc>
           <w:tcPr>
             <w:tcW w:w="2400" w:type="dxa"/>
@@ -4097,12 +3941,6 @@
         </w:tc>
       </w:tr>
       <w:tr>
-        <w:tblPrEx>
-          <w:tblCellMar>
-            <w:top w:w="0" w:type="dxa"/>
-            <w:bottom w:w="0" w:type="dxa"/>
-          </w:tblCellMar>
-        </w:tblPrEx>
         <w:tc>
           <w:tcPr>
             <w:tcW w:w="2400" w:type="dxa"/>
@@ -4151,12 +3989,6 @@
         </w:tc>
       </w:tr>
       <w:tr>
-        <w:tblPrEx>
-          <w:tblCellMar>
-            <w:top w:w="0" w:type="dxa"/>
-            <w:bottom w:w="0" w:type="dxa"/>
-          </w:tblCellMar>
-        </w:tblPrEx>
         <w:tc>
           <w:tcPr>
             <w:tcW w:w="2400" w:type="dxa"/>
@@ -4207,12 +4039,6 @@
         </w:tc>
       </w:tr>
       <w:tr>
-        <w:tblPrEx>
-          <w:tblCellMar>
-            <w:top w:w="0" w:type="dxa"/>
-            <w:bottom w:w="0" w:type="dxa"/>
-          </w:tblCellMar>
-        </w:tblPrEx>
         <w:tc>
           <w:tcPr>
             <w:tcW w:w="2400" w:type="dxa"/>
@@ -4261,12 +4087,6 @@
         </w:tc>
       </w:tr>
       <w:tr>
-        <w:tblPrEx>
-          <w:tblCellMar>
-            <w:top w:w="0" w:type="dxa"/>
-            <w:bottom w:w="0" w:type="dxa"/>
-          </w:tblCellMar>
-        </w:tblPrEx>
         <w:tc>
           <w:tcPr>
             <w:tcW w:w="2400" w:type="dxa"/>
@@ -4317,12 +4137,6 @@
         </w:tc>
       </w:tr>
       <w:tr>
-        <w:tblPrEx>
-          <w:tblCellMar>
-            <w:top w:w="0" w:type="dxa"/>
-            <w:bottom w:w="0" w:type="dxa"/>
-          </w:tblCellMar>
-        </w:tblPrEx>
         <w:tc>
           <w:tcPr>
             <w:tcW w:w="2400" w:type="dxa"/>
@@ -4371,12 +4185,6 @@
         </w:tc>
       </w:tr>
       <w:tr>
-        <w:tblPrEx>
-          <w:tblCellMar>
-            <w:top w:w="0" w:type="dxa"/>
-            <w:bottom w:w="0" w:type="dxa"/>
-          </w:tblCellMar>
-        </w:tblPrEx>
         <w:tc>
           <w:tcPr>
             <w:tcW w:w="2400" w:type="dxa"/>
@@ -4427,12 +4235,6 @@
         </w:tc>
       </w:tr>
       <w:tr>
-        <w:tblPrEx>
-          <w:tblCellMar>
-            <w:top w:w="0" w:type="dxa"/>
-            <w:bottom w:w="0" w:type="dxa"/>
-          </w:tblCellMar>
-        </w:tblPrEx>
         <w:tc>
           <w:tcPr>
             <w:tcW w:w="2400" w:type="dxa"/>
@@ -4492,7 +4294,7 @@
         <w:pStyle w:val="Ttulo1"/>
         <w:spacing w:before="320" w:after="160"/>
       </w:pPr>
-      <w:bookmarkStart w:id="4" w:name="_Toc238664583"/>
+      <w:bookmarkStart w:id="4" w:name="_Toc238732708"/>
       <w:r>
         <w:rPr>
           <w:b/>
@@ -4511,7 +4313,7 @@
         <w:pStyle w:val="Ttulo2"/>
         <w:spacing w:before="240" w:after="120"/>
       </w:pPr>
-      <w:bookmarkStart w:id="5" w:name="_Toc238664584"/>
+      <w:bookmarkStart w:id="5" w:name="_Toc238732709"/>
       <w:r>
         <w:rPr>
           <w:b/>
@@ -4584,9 +4386,89 @@
           <w:numId w:val="2"/>
         </w:numPr>
         <w:spacing w:after="60" w:line="276" w:lineRule="auto"/>
+        <w:rPr>
+          <w:highlight w:val="yellow"/>
+        </w:rPr>
       </w:pPr>
       <w:r>
-        <w:t>Soporte de moneda CRC y USD con tipo de cambio automático.</w:t>
+        <w:t>Soporte de moneda CRC y USD con tipo de cambio automático</w:t>
+      </w:r>
+      <w:r>
+        <w:t xml:space="preserve"> o manual </w:t>
+      </w:r>
+      <w:r>
+        <w:rPr>
+          <w:highlight w:val="yellow"/>
+        </w:rPr>
+        <w:t xml:space="preserve">(el cliente </w:t>
+      </w:r>
+      <w:r>
+        <w:rPr>
+          <w:highlight w:val="yellow"/>
+        </w:rPr>
+        <w:t>lo</w:t>
+      </w:r>
+      <w:r>
+        <w:rPr>
+          <w:highlight w:val="yellow"/>
+        </w:rPr>
+        <w:t xml:space="preserve"> </w:t>
+      </w:r>
+      <w:r>
+        <w:rPr>
+          <w:highlight w:val="yellow"/>
+        </w:rPr>
+        <w:t>envía</w:t>
+      </w:r>
+      <w:r>
+        <w:rPr>
+          <w:highlight w:val="yellow"/>
+        </w:rPr>
+        <w:t xml:space="preserve"> en el </w:t>
+      </w:r>
+      <w:proofErr w:type="spellStart"/>
+      <w:r>
+        <w:rPr>
+          <w:highlight w:val="yellow"/>
+        </w:rPr>
+        <w:t>request</w:t>
+      </w:r>
+      <w:proofErr w:type="spellEnd"/>
+      <w:r>
+        <w:rPr>
+          <w:highlight w:val="yellow"/>
+        </w:rPr>
+        <w:t>).</w:t>
+      </w:r>
+    </w:p>
+    <w:p>
+      <w:pPr>
+        <w:pStyle w:val="Prrafodelista"/>
+        <w:numPr>
+          <w:ilvl w:val="0"/>
+          <w:numId w:val="2"/>
+        </w:numPr>
+        <w:spacing w:after="60" w:line="276" w:lineRule="auto"/>
+      </w:pPr>
+      <w:proofErr w:type="spellStart"/>
+      <w:r>
+        <w:rPr>
+          <w:highlight w:val="yellow"/>
+        </w:rPr>
+        <w:t>WebApi</w:t>
+      </w:r>
+      <w:proofErr w:type="spellEnd"/>
+      <w:r>
+        <w:rPr>
+          <w:highlight w:val="yellow"/>
+        </w:rPr>
+        <w:t xml:space="preserve"> de Tipo de cambio en tiempo real</w:t>
+      </w:r>
+      <w:r>
+        <w:rPr>
+          <w:highlight w:val="yellow"/>
+        </w:rPr>
+        <w:t xml:space="preserve"> (consulta de los clientes).</w:t>
       </w:r>
     </w:p>
     <w:p>
@@ -4646,7 +4528,7 @@
         <w:pStyle w:val="Ttulo2"/>
         <w:spacing w:before="240" w:after="120"/>
       </w:pPr>
-      <w:bookmarkStart w:id="6" w:name="_Toc238664585"/>
+      <w:bookmarkStart w:id="6" w:name="_Toc238732710"/>
       <w:r>
         <w:rPr>
           <w:b/>
@@ -4682,19 +4564,13 @@
           <w:left w:w="10" w:type="dxa"/>
           <w:right w:w="10" w:type="dxa"/>
         </w:tblCellMar>
-        <w:tblLook w:val="04A0" w:firstRow="1" w:lastRow="0" w:firstColumn="1" w:lastColumn="0" w:noHBand="0" w:noVBand="1"/>
+        <w:tblLook w:val="0000" w:firstRow="0" w:lastRow="0" w:firstColumn="0" w:lastColumn="0" w:noHBand="0" w:noVBand="0"/>
       </w:tblPr>
       <w:tblGrid>
         <w:gridCol w:w="3200"/>
         <w:gridCol w:w="6160"/>
       </w:tblGrid>
       <w:tr>
-        <w:tblPrEx>
-          <w:tblCellMar>
-            <w:top w:w="0" w:type="dxa"/>
-            <w:bottom w:w="0" w:type="dxa"/>
-          </w:tblCellMar>
-        </w:tblPrEx>
         <w:trPr>
           <w:tblHeader/>
         </w:trPr>
@@ -4754,12 +4630,6 @@
         </w:tc>
       </w:tr>
       <w:tr>
-        <w:tblPrEx>
-          <w:tblCellMar>
-            <w:top w:w="0" w:type="dxa"/>
-            <w:bottom w:w="0" w:type="dxa"/>
-          </w:tblCellMar>
-        </w:tblPrEx>
         <w:tc>
           <w:tcPr>
             <w:tcW w:w="3200" w:type="dxa"/>
@@ -4808,12 +4678,6 @@
         </w:tc>
       </w:tr>
       <w:tr>
-        <w:tblPrEx>
-          <w:tblCellMar>
-            <w:top w:w="0" w:type="dxa"/>
-            <w:bottom w:w="0" w:type="dxa"/>
-          </w:tblCellMar>
-        </w:tblPrEx>
         <w:tc>
           <w:tcPr>
             <w:tcW w:w="3200" w:type="dxa"/>
@@ -4864,12 +4728,6 @@
         </w:tc>
       </w:tr>
       <w:tr>
-        <w:tblPrEx>
-          <w:tblCellMar>
-            <w:top w:w="0" w:type="dxa"/>
-            <w:bottom w:w="0" w:type="dxa"/>
-          </w:tblCellMar>
-        </w:tblPrEx>
         <w:tc>
           <w:tcPr>
             <w:tcW w:w="3200" w:type="dxa"/>
@@ -4918,12 +4776,6 @@
         </w:tc>
       </w:tr>
       <w:tr>
-        <w:tblPrEx>
-          <w:tblCellMar>
-            <w:top w:w="0" w:type="dxa"/>
-            <w:bottom w:w="0" w:type="dxa"/>
-          </w:tblCellMar>
-        </w:tblPrEx>
         <w:tc>
           <w:tcPr>
             <w:tcW w:w="3200" w:type="dxa"/>
@@ -4968,18 +4820,12 @@
                 <w:sz w:val="19"/>
                 <w:szCs w:val="19"/>
               </w:rPr>
-              <w:t>Requiere numeración y flujos paralelos. Se aborda cuando haya volumen que lo justifique.</w:t>
-            </w:r>
-          </w:p>
-        </w:tc>
-      </w:tr>
-      <w:tr>
-        <w:tblPrEx>
-          <w:tblCellMar>
-            <w:top w:w="0" w:type="dxa"/>
-            <w:bottom w:w="0" w:type="dxa"/>
-          </w:tblCellMar>
-        </w:tblPrEx>
+              <w:t>Requiere numeración y flujos paralelos. Se aborda cuando haya volumen que lo justifique, salvo que exista una obligación mínima independiente del volumen — ver Q15.</w:t>
+            </w:r>
+          </w:p>
+        </w:tc>
+      </w:tr>
+      <w:tr>
         <w:tc>
           <w:tcPr>
             <w:tcW w:w="3200" w:type="dxa"/>
@@ -5028,12 +4874,6 @@
         </w:tc>
       </w:tr>
       <w:tr>
-        <w:tblPrEx>
-          <w:tblCellMar>
-            <w:top w:w="0" w:type="dxa"/>
-            <w:bottom w:w="0" w:type="dxa"/>
-          </w:tblCellMar>
-        </w:tblPrEx>
         <w:tc>
           <w:tcPr>
             <w:tcW w:w="3200" w:type="dxa"/>
@@ -5084,12 +4924,6 @@
         </w:tc>
       </w:tr>
       <w:tr>
-        <w:tblPrEx>
-          <w:tblCellMar>
-            <w:top w:w="0" w:type="dxa"/>
-            <w:bottom w:w="0" w:type="dxa"/>
-          </w:tblCellMar>
-        </w:tblPrEx>
         <w:tc>
           <w:tcPr>
             <w:tcW w:w="3200" w:type="dxa"/>
@@ -5138,12 +4972,6 @@
         </w:tc>
       </w:tr>
       <w:tr>
-        <w:tblPrEx>
-          <w:tblCellMar>
-            <w:top w:w="0" w:type="dxa"/>
-            <w:bottom w:w="0" w:type="dxa"/>
-          </w:tblCellMar>
-        </w:tblPrEx>
         <w:tc>
           <w:tcPr>
             <w:tcW w:w="3200" w:type="dxa"/>
@@ -5194,12 +5022,6 @@
         </w:tc>
       </w:tr>
       <w:tr>
-        <w:tblPrEx>
-          <w:tblCellMar>
-            <w:top w:w="0" w:type="dxa"/>
-            <w:bottom w:w="0" w:type="dxa"/>
-          </w:tblCellMar>
-        </w:tblPrEx>
         <w:tc>
           <w:tcPr>
             <w:tcW w:w="3200" w:type="dxa"/>
@@ -5248,12 +5070,6 @@
         </w:tc>
       </w:tr>
       <w:tr>
-        <w:tblPrEx>
-          <w:tblCellMar>
-            <w:top w:w="0" w:type="dxa"/>
-            <w:bottom w:w="0" w:type="dxa"/>
-          </w:tblCellMar>
-        </w:tblPrEx>
         <w:tc>
           <w:tcPr>
             <w:tcW w:w="3200" w:type="dxa"/>
@@ -5274,6 +5090,7 @@
                 <w:sz w:val="19"/>
                 <w:szCs w:val="19"/>
               </w:rPr>
+              <w:lastRenderedPageBreak/>
               <w:t>Cualquier país distinto de Costa Rica</w:t>
             </w:r>
           </w:p>
@@ -5304,12 +5121,6 @@
         </w:tc>
       </w:tr>
       <w:tr>
-        <w:tblPrEx>
-          <w:tblCellMar>
-            <w:top w:w="0" w:type="dxa"/>
-            <w:bottom w:w="0" w:type="dxa"/>
-          </w:tblCellMar>
-        </w:tblPrEx>
         <w:tc>
           <w:tcPr>
             <w:tcW w:w="3200" w:type="dxa"/>
@@ -5329,7 +5140,6 @@
                 <w:sz w:val="19"/>
                 <w:szCs w:val="19"/>
               </w:rPr>
-              <w:lastRenderedPageBreak/>
               <w:t>Continuar la numeración de un sistema anterior</w:t>
             </w:r>
           </w:p>
@@ -5369,7 +5179,7 @@
         <w:pStyle w:val="Ttulo1"/>
         <w:spacing w:before="320" w:after="160"/>
       </w:pPr>
-      <w:bookmarkStart w:id="7" w:name="_Toc238664586"/>
+      <w:bookmarkStart w:id="7" w:name="_Toc238732711"/>
       <w:r>
         <w:rPr>
           <w:b/>
@@ -5398,19 +5208,13 @@
           <w:left w:w="10" w:type="dxa"/>
           <w:right w:w="10" w:type="dxa"/>
         </w:tblCellMar>
-        <w:tblLook w:val="04A0" w:firstRow="1" w:lastRow="0" w:firstColumn="1" w:lastColumn="0" w:noHBand="0" w:noVBand="1"/>
+        <w:tblLook w:val="0000" w:firstRow="0" w:lastRow="0" w:firstColumn="0" w:lastColumn="0" w:noHBand="0" w:noVBand="0"/>
       </w:tblPr>
       <w:tblGrid>
         <w:gridCol w:w="2200"/>
         <w:gridCol w:w="7160"/>
       </w:tblGrid>
       <w:tr>
-        <w:tblPrEx>
-          <w:tblCellMar>
-            <w:top w:w="0" w:type="dxa"/>
-            <w:bottom w:w="0" w:type="dxa"/>
-          </w:tblCellMar>
-        </w:tblPrEx>
         <w:trPr>
           <w:tblHeader/>
         </w:trPr>
@@ -5470,12 +5274,6 @@
         </w:tc>
       </w:tr>
       <w:tr>
-        <w:tblPrEx>
-          <w:tblCellMar>
-            <w:top w:w="0" w:type="dxa"/>
-            <w:bottom w:w="0" w:type="dxa"/>
-          </w:tblCellMar>
-        </w:tblPrEx>
         <w:tc>
           <w:tcPr>
             <w:tcW w:w="2200" w:type="dxa"/>
@@ -5524,12 +5322,6 @@
         </w:tc>
       </w:tr>
       <w:tr>
-        <w:tblPrEx>
-          <w:tblCellMar>
-            <w:top w:w="0" w:type="dxa"/>
-            <w:bottom w:w="0" w:type="dxa"/>
-          </w:tblCellMar>
-        </w:tblPrEx>
         <w:tc>
           <w:tcPr>
             <w:tcW w:w="2200" w:type="dxa"/>
@@ -5580,12 +5372,6 @@
         </w:tc>
       </w:tr>
       <w:tr>
-        <w:tblPrEx>
-          <w:tblCellMar>
-            <w:top w:w="0" w:type="dxa"/>
-            <w:bottom w:w="0" w:type="dxa"/>
-          </w:tblCellMar>
-        </w:tblPrEx>
         <w:tc>
           <w:tcPr>
             <w:tcW w:w="2200" w:type="dxa"/>
@@ -5634,12 +5420,6 @@
         </w:tc>
       </w:tr>
       <w:tr>
-        <w:tblPrEx>
-          <w:tblCellMar>
-            <w:top w:w="0" w:type="dxa"/>
-            <w:bottom w:w="0" w:type="dxa"/>
-          </w:tblCellMar>
-        </w:tblPrEx>
         <w:tc>
           <w:tcPr>
             <w:tcW w:w="2200" w:type="dxa"/>
@@ -5690,12 +5470,6 @@
         </w:tc>
       </w:tr>
       <w:tr>
-        <w:tblPrEx>
-          <w:tblCellMar>
-            <w:top w:w="0" w:type="dxa"/>
-            <w:bottom w:w="0" w:type="dxa"/>
-          </w:tblCellMar>
-        </w:tblPrEx>
         <w:tc>
           <w:tcPr>
             <w:tcW w:w="2200" w:type="dxa"/>
@@ -5754,7 +5528,7 @@
         <w:pStyle w:val="Ttulo2"/>
         <w:spacing w:before="240" w:after="120"/>
       </w:pPr>
-      <w:bookmarkStart w:id="8" w:name="_Toc238664587"/>
+      <w:bookmarkStart w:id="8" w:name="_Toc238732712"/>
       <w:r>
         <w:rPr>
           <w:b/>
@@ -5790,7 +5564,7 @@
           <w:left w:w="10" w:type="dxa"/>
           <w:right w:w="10" w:type="dxa"/>
         </w:tblCellMar>
-        <w:tblLook w:val="04A0" w:firstRow="1" w:lastRow="0" w:firstColumn="1" w:lastColumn="0" w:noHBand="0" w:noVBand="1"/>
+        <w:tblLook w:val="0000" w:firstRow="0" w:lastRow="0" w:firstColumn="0" w:lastColumn="0" w:noHBand="0" w:noVBand="0"/>
       </w:tblPr>
       <w:tblGrid>
         <w:gridCol w:w="1600"/>
@@ -5799,12 +5573,6 @@
         <w:gridCol w:w="3660"/>
       </w:tblGrid>
       <w:tr>
-        <w:tblPrEx>
-          <w:tblCellMar>
-            <w:top w:w="0" w:type="dxa"/>
-            <w:bottom w:w="0" w:type="dxa"/>
-          </w:tblCellMar>
-        </w:tblPrEx>
         <w:trPr>
           <w:tblHeader/>
         </w:trPr>
@@ -5918,12 +5686,6 @@
         </w:tc>
       </w:tr>
       <w:tr>
-        <w:tblPrEx>
-          <w:tblCellMar>
-            <w:top w:w="0" w:type="dxa"/>
-            <w:bottom w:w="0" w:type="dxa"/>
-          </w:tblCellMar>
-        </w:tblPrEx>
         <w:tc>
           <w:tcPr>
             <w:tcW w:w="1600" w:type="dxa"/>
@@ -6018,12 +5780,6 @@
         </w:tc>
       </w:tr>
       <w:tr>
-        <w:tblPrEx>
-          <w:tblCellMar>
-            <w:top w:w="0" w:type="dxa"/>
-            <w:bottom w:w="0" w:type="dxa"/>
-          </w:tblCellMar>
-        </w:tblPrEx>
         <w:tc>
           <w:tcPr>
             <w:tcW w:w="1600" w:type="dxa"/>
@@ -6122,12 +5878,6 @@
         </w:tc>
       </w:tr>
       <w:tr>
-        <w:tblPrEx>
-          <w:tblCellMar>
-            <w:top w:w="0" w:type="dxa"/>
-            <w:bottom w:w="0" w:type="dxa"/>
-          </w:tblCellMar>
-        </w:tblPrEx>
         <w:tc>
           <w:tcPr>
             <w:tcW w:w="1600" w:type="dxa"/>
@@ -6222,12 +5972,6 @@
         </w:tc>
       </w:tr>
       <w:tr>
-        <w:tblPrEx>
-          <w:tblCellMar>
-            <w:top w:w="0" w:type="dxa"/>
-            <w:bottom w:w="0" w:type="dxa"/>
-          </w:tblCellMar>
-        </w:tblPrEx>
         <w:tc>
           <w:tcPr>
             <w:tcW w:w="1600" w:type="dxa"/>
@@ -6349,7 +6093,7 @@
         <w:pStyle w:val="Ttulo2"/>
         <w:spacing w:before="240" w:after="120"/>
       </w:pPr>
-      <w:bookmarkStart w:id="9" w:name="_Toc238664588"/>
+      <w:bookmarkStart w:id="9" w:name="_Toc238732713"/>
       <w:r>
         <w:rPr>
           <w:b/>
@@ -6472,7 +6216,7 @@
         <w:pStyle w:val="Ttulo2"/>
         <w:spacing w:before="240" w:after="120"/>
       </w:pPr>
-      <w:bookmarkStart w:id="10" w:name="_Toc238664589"/>
+      <w:bookmarkStart w:id="10" w:name="_Toc238732714"/>
       <w:r>
         <w:rPr>
           <w:b/>
@@ -6581,7 +6325,7 @@
         <w:pStyle w:val="Ttulo1"/>
         <w:spacing w:before="320" w:after="160"/>
       </w:pPr>
-      <w:bookmarkStart w:id="11" w:name="_Toc238664590"/>
+      <w:bookmarkStart w:id="11" w:name="_Toc238732715"/>
       <w:r>
         <w:rPr>
           <w:b/>
@@ -6590,6 +6334,7 @@
           <w:sz w:val="30"/>
           <w:szCs w:val="30"/>
         </w:rPr>
+        <w:lastRenderedPageBreak/>
         <w:t>5. Decisiones de diseño</w:t>
       </w:r>
       <w:bookmarkEnd w:id="11"/>
@@ -6605,7 +6350,6 @@
     <w:tbl>
       <w:tblPr>
         <w:tblW w:w="9360" w:type="dxa"/>
-        <w:tblInd w:w="-5" w:type="dxa"/>
         <w:tblBorders>
           <w:top w:val="single" w:sz="2" w:space="0" w:color="BBBBBB"/>
           <w:left w:val="single" w:sz="2" w:space="0" w:color="BBBBBB"/>
@@ -6618,7 +6362,7 @@
           <w:left w:w="10" w:type="dxa"/>
           <w:right w:w="10" w:type="dxa"/>
         </w:tblCellMar>
-        <w:tblLook w:val="04A0" w:firstRow="1" w:lastRow="0" w:firstColumn="1" w:lastColumn="0" w:noHBand="0" w:noVBand="1"/>
+        <w:tblLook w:val="0000" w:firstRow="0" w:lastRow="0" w:firstColumn="0" w:lastColumn="0" w:noHBand="0" w:noVBand="0"/>
       </w:tblPr>
       <w:tblGrid>
         <w:gridCol w:w="800"/>
@@ -6626,12 +6370,6 @@
         <w:gridCol w:w="4260"/>
       </w:tblGrid>
       <w:tr>
-        <w:tblPrEx>
-          <w:tblCellMar>
-            <w:top w:w="0" w:type="dxa"/>
-            <w:bottom w:w="0" w:type="dxa"/>
-          </w:tblCellMar>
-        </w:tblPrEx>
         <w:trPr>
           <w:tblHeader/>
         </w:trPr>
@@ -6718,12 +6456,6 @@
         </w:tc>
       </w:tr>
       <w:tr>
-        <w:tblPrEx>
-          <w:tblCellMar>
-            <w:top w:w="0" w:type="dxa"/>
-            <w:bottom w:w="0" w:type="dxa"/>
-          </w:tblCellMar>
-        </w:tblPrEx>
         <w:tc>
           <w:tcPr>
             <w:tcW w:w="800" w:type="dxa"/>
@@ -6795,12 +6527,6 @@
         </w:tc>
       </w:tr>
       <w:tr>
-        <w:tblPrEx>
-          <w:tblCellMar>
-            <w:top w:w="0" w:type="dxa"/>
-            <w:bottom w:w="0" w:type="dxa"/>
-          </w:tblCellMar>
-        </w:tblPrEx>
         <w:tc>
           <w:tcPr>
             <w:tcW w:w="800" w:type="dxa"/>
@@ -6875,12 +6601,6 @@
         </w:tc>
       </w:tr>
       <w:tr>
-        <w:tblPrEx>
-          <w:tblCellMar>
-            <w:top w:w="0" w:type="dxa"/>
-            <w:bottom w:w="0" w:type="dxa"/>
-          </w:tblCellMar>
-        </w:tblPrEx>
         <w:tc>
           <w:tcPr>
             <w:tcW w:w="800" w:type="dxa"/>
@@ -6952,12 +6672,6 @@
         </w:tc>
       </w:tr>
       <w:tr>
-        <w:tblPrEx>
-          <w:tblCellMar>
-            <w:top w:w="0" w:type="dxa"/>
-            <w:bottom w:w="0" w:type="dxa"/>
-          </w:tblCellMar>
-        </w:tblPrEx>
         <w:tc>
           <w:tcPr>
             <w:tcW w:w="800" w:type="dxa"/>
@@ -7032,12 +6746,6 @@
         </w:tc>
       </w:tr>
       <w:tr>
-        <w:tblPrEx>
-          <w:tblCellMar>
-            <w:top w:w="0" w:type="dxa"/>
-            <w:bottom w:w="0" w:type="dxa"/>
-          </w:tblCellMar>
-        </w:tblPrEx>
         <w:tc>
           <w:tcPr>
             <w:tcW w:w="800" w:type="dxa"/>
@@ -7109,12 +6817,6 @@
         </w:tc>
       </w:tr>
       <w:tr>
-        <w:tblPrEx>
-          <w:tblCellMar>
-            <w:top w:w="0" w:type="dxa"/>
-            <w:bottom w:w="0" w:type="dxa"/>
-          </w:tblCellMar>
-        </w:tblPrEx>
         <w:tc>
           <w:tcPr>
             <w:tcW w:w="800" w:type="dxa"/>
@@ -7189,12 +6891,6 @@
         </w:tc>
       </w:tr>
       <w:tr>
-        <w:tblPrEx>
-          <w:tblCellMar>
-            <w:top w:w="0" w:type="dxa"/>
-            <w:bottom w:w="0" w:type="dxa"/>
-          </w:tblCellMar>
-        </w:tblPrEx>
         <w:tc>
           <w:tcPr>
             <w:tcW w:w="800" w:type="dxa"/>
@@ -7266,12 +6962,6 @@
         </w:tc>
       </w:tr>
       <w:tr>
-        <w:tblPrEx>
-          <w:tblCellMar>
-            <w:top w:w="0" w:type="dxa"/>
-            <w:bottom w:w="0" w:type="dxa"/>
-          </w:tblCellMar>
-        </w:tblPrEx>
         <w:tc>
           <w:tcPr>
             <w:tcW w:w="800" w:type="dxa"/>
@@ -7346,12 +7036,6 @@
         </w:tc>
       </w:tr>
       <w:tr>
-        <w:tblPrEx>
-          <w:tblCellMar>
-            <w:top w:w="0" w:type="dxa"/>
-            <w:bottom w:w="0" w:type="dxa"/>
-          </w:tblCellMar>
-        </w:tblPrEx>
         <w:tc>
           <w:tcPr>
             <w:tcW w:w="800" w:type="dxa"/>
@@ -7423,12 +7107,6 @@
         </w:tc>
       </w:tr>
       <w:tr>
-        <w:tblPrEx>
-          <w:tblCellMar>
-            <w:top w:w="0" w:type="dxa"/>
-            <w:bottom w:w="0" w:type="dxa"/>
-          </w:tblCellMar>
-        </w:tblPrEx>
         <w:tc>
           <w:tcPr>
             <w:tcW w:w="800" w:type="dxa"/>
@@ -7473,7 +7151,7 @@
                 <w:sz w:val="19"/>
                 <w:szCs w:val="19"/>
               </w:rPr>
-              <w:t>El consecutivo contempla sucursal y terminal desde el modelo de datos aunque el MVP use 001/00001 fijo</w:t>
+              <w:t>El consecutivo contempla sucursal y terminal desde el modelo de datos; el MVP fija la sucursal en 001, pero la terminal es el número propio que D-18 asigna a cada emisor, nunca un valor compartido entre emisores</w:t>
             </w:r>
           </w:p>
         </w:tc>
@@ -7497,18 +7175,12 @@
                 <w:sz w:val="19"/>
                 <w:szCs w:val="19"/>
               </w:rPr>
-              <w:t>Evita una migración de datos cuando aparezca el primer tenant con sucursales.</w:t>
-            </w:r>
-          </w:p>
-        </w:tc>
-      </w:tr>
-      <w:tr>
-        <w:tblPrEx>
-          <w:tblCellMar>
-            <w:top w:w="0" w:type="dxa"/>
-            <w:bottom w:w="0" w:type="dxa"/>
-          </w:tblCellMar>
-        </w:tblPrEx>
+              <w:t>Evita una migración de datos cuando aparezca el primer tenant con sucursales. El valor fijo aplica solo a la sucursal: la terminal varía por emisor para que D-18 se cumpla sin colisión.</w:t>
+            </w:r>
+          </w:p>
+        </w:tc>
+      </w:tr>
+      <w:tr>
         <w:tc>
           <w:tcPr>
             <w:tcW w:w="800" w:type="dxa"/>
@@ -7580,12 +7252,6 @@
         </w:tc>
       </w:tr>
       <w:tr>
-        <w:tblPrEx>
-          <w:tblCellMar>
-            <w:top w:w="0" w:type="dxa"/>
-            <w:bottom w:w="0" w:type="dxa"/>
-          </w:tblCellMar>
-        </w:tblPrEx>
         <w:tc>
           <w:tcPr>
             <w:tcW w:w="800" w:type="dxa"/>
@@ -7630,7 +7296,15 @@
                 <w:sz w:val="19"/>
                 <w:szCs w:val="19"/>
               </w:rPr>
-              <w:t>Los comprobantes son inmutables; toda corrección es una nota de crédito o débito</w:t>
+              <w:t xml:space="preserve">Un comprobante aceptado por Hacienda es inmutable; toda corrección posterior a su aceptación es una nota de crédito o débito que lo referencia. Un comprobante rechazado no se corrige: nunca fue válido fiscalmente, así que se reemplaza con un </w:t>
+            </w:r>
+            <w:r>
+              <w:rPr>
+                <w:sz w:val="19"/>
+                <w:szCs w:val="19"/>
+              </w:rPr>
+              <w:lastRenderedPageBreak/>
+              <w:t>documento nuevo y clave distinta, sin nota de por medio</w:t>
             </w:r>
           </w:p>
         </w:tc>
@@ -7654,18 +7328,13 @@
                 <w:sz w:val="19"/>
                 <w:szCs w:val="19"/>
               </w:rPr>
-              <w:t>Coherente con la normativa y con el diseño ya adoptado en casilleros.app.</w:t>
-            </w:r>
-          </w:p>
-        </w:tc>
-      </w:tr>
-      <w:tr>
-        <w:tblPrEx>
-          <w:tblCellMar>
-            <w:top w:w="0" w:type="dxa"/>
-            <w:bottom w:w="0" w:type="dxa"/>
-          </w:tblCellMar>
-        </w:tblPrEx>
+              <w:lastRenderedPageBreak/>
+              <w:t>Coherente con la normativa y con el diseño ya adoptado en casilleros.app. La distinción evita quemar una nota de crédito sobre un documento que Hacienda nunca aceptó como válido — ver Q14.</w:t>
+            </w:r>
+          </w:p>
+        </w:tc>
+      </w:tr>
+      <w:tr>
         <w:tc>
           <w:tcPr>
             <w:tcW w:w="800" w:type="dxa"/>
@@ -7737,12 +7406,6 @@
         </w:tc>
       </w:tr>
       <w:tr>
-        <w:tblPrEx>
-          <w:tblCellMar>
-            <w:top w:w="0" w:type="dxa"/>
-            <w:bottom w:w="0" w:type="dxa"/>
-          </w:tblCellMar>
-        </w:tblPrEx>
         <w:tc>
           <w:tcPr>
             <w:tcW w:w="800" w:type="dxa"/>
@@ -7817,12 +7480,6 @@
         </w:tc>
       </w:tr>
       <w:tr>
-        <w:tblPrEx>
-          <w:tblCellMar>
-            <w:top w:w="0" w:type="dxa"/>
-            <w:bottom w:w="0" w:type="dxa"/>
-          </w:tblCellMar>
-        </w:tblPrEx>
         <w:tc>
           <w:tcPr>
             <w:tcW w:w="800" w:type="dxa"/>
@@ -7894,12 +7551,6 @@
         </w:tc>
       </w:tr>
       <w:tr>
-        <w:tblPrEx>
-          <w:tblCellMar>
-            <w:top w:w="0" w:type="dxa"/>
-            <w:bottom w:w="0" w:type="dxa"/>
-          </w:tblCellMar>
-        </w:tblPrEx>
         <w:tc>
           <w:tcPr>
             <w:tcW w:w="800" w:type="dxa"/>
@@ -7974,12 +7625,6 @@
         </w:tc>
       </w:tr>
       <w:tr>
-        <w:tblPrEx>
-          <w:tblCellMar>
-            <w:top w:w="0" w:type="dxa"/>
-            <w:bottom w:w="0" w:type="dxa"/>
-          </w:tblCellMar>
-        </w:tblPrEx>
         <w:tc>
           <w:tcPr>
             <w:tcW w:w="800" w:type="dxa"/>
@@ -8051,12 +7696,6 @@
         </w:tc>
       </w:tr>
       <w:tr>
-        <w:tblPrEx>
-          <w:tblCellMar>
-            <w:top w:w="0" w:type="dxa"/>
-            <w:bottom w:w="0" w:type="dxa"/>
-          </w:tblCellMar>
-        </w:tblPrEx>
         <w:tc>
           <w:tcPr>
             <w:tcW w:w="800" w:type="dxa"/>
@@ -8131,12 +7770,6 @@
         </w:tc>
       </w:tr>
       <w:tr>
-        <w:tblPrEx>
-          <w:tblCellMar>
-            <w:top w:w="0" w:type="dxa"/>
-            <w:bottom w:w="0" w:type="dxa"/>
-          </w:tblCellMar>
-        </w:tblPrEx>
         <w:tc>
           <w:tcPr>
             <w:tcW w:w="800" w:type="dxa"/>
@@ -8208,12 +7841,6 @@
         </w:tc>
       </w:tr>
       <w:tr>
-        <w:tblPrEx>
-          <w:tblCellMar>
-            <w:top w:w="0" w:type="dxa"/>
-            <w:bottom w:w="0" w:type="dxa"/>
-          </w:tblCellMar>
-        </w:tblPrEx>
         <w:tc>
           <w:tcPr>
             <w:tcW w:w="800" w:type="dxa"/>
@@ -8282,18 +7909,12 @@
                 <w:sz w:val="19"/>
                 <w:szCs w:val="19"/>
               </w:rPr>
-              <w:t>Una parte relevante de los receptores del primer integrador no tiene cédula costarricense. Sin este tipo solo se les podría emitir tiquete.</w:t>
-            </w:r>
-          </w:p>
-        </w:tc>
-      </w:tr>
-      <w:tr>
-        <w:tblPrEx>
-          <w:tblCellMar>
-            <w:top w:w="0" w:type="dxa"/>
-            <w:bottom w:w="0" w:type="dxa"/>
-          </w:tblCellMar>
-        </w:tblPrEx>
+              <w:t>Una parte relevante de los receptores del primer integrador no tiene cédula costarricense. Sin este tipo solo se les podría emitir tiquete. El alcance exacto de uso frente a la condición de venta queda sujeto a Q13.</w:t>
+            </w:r>
+          </w:p>
+        </w:tc>
+      </w:tr>
+      <w:tr>
         <w:tc>
           <w:tcPr>
             <w:tcW w:w="800" w:type="dxa"/>
@@ -8365,12 +7986,6 @@
         </w:tc>
       </w:tr>
       <w:tr>
-        <w:tblPrEx>
-          <w:tblCellMar>
-            <w:top w:w="0" w:type="dxa"/>
-            <w:bottom w:w="0" w:type="dxa"/>
-          </w:tblCellMar>
-        </w:tblPrEx>
         <w:tc>
           <w:tcPr>
             <w:tcW w:w="800" w:type="dxa"/>
@@ -8445,12 +8060,6 @@
         </w:tc>
       </w:tr>
       <w:tr>
-        <w:tblPrEx>
-          <w:tblCellMar>
-            <w:top w:w="0" w:type="dxa"/>
-            <w:bottom w:w="0" w:type="dxa"/>
-          </w:tblCellMar>
-        </w:tblPrEx>
         <w:tc>
           <w:tcPr>
             <w:tcW w:w="800" w:type="dxa"/>
@@ -8470,6 +8079,7 @@
                 <w:sz w:val="19"/>
                 <w:szCs w:val="19"/>
               </w:rPr>
+              <w:lastRenderedPageBreak/>
               <w:t>D-23</w:t>
             </w:r>
           </w:p>
@@ -8522,12 +8132,6 @@
         </w:tc>
       </w:tr>
       <w:tr>
-        <w:tblPrEx>
-          <w:tblCellMar>
-            <w:top w:w="0" w:type="dxa"/>
-            <w:bottom w:w="0" w:type="dxa"/>
-          </w:tblCellMar>
-        </w:tblPrEx>
         <w:tc>
           <w:tcPr>
             <w:tcW w:w="800" w:type="dxa"/>
@@ -8602,12 +8206,6 @@
         </w:tc>
       </w:tr>
       <w:tr>
-        <w:tblPrEx>
-          <w:tblCellMar>
-            <w:top w:w="0" w:type="dxa"/>
-            <w:bottom w:w="0" w:type="dxa"/>
-          </w:tblCellMar>
-        </w:tblPrEx>
         <w:tc>
           <w:tcPr>
             <w:tcW w:w="800" w:type="dxa"/>
@@ -8679,12 +8277,6 @@
         </w:tc>
       </w:tr>
       <w:tr>
-        <w:tblPrEx>
-          <w:tblCellMar>
-            <w:top w:w="0" w:type="dxa"/>
-            <w:bottom w:w="0" w:type="dxa"/>
-          </w:tblCellMar>
-        </w:tblPrEx>
         <w:tc>
           <w:tcPr>
             <w:tcW w:w="800" w:type="dxa"/>
@@ -8759,12 +8351,6 @@
         </w:tc>
       </w:tr>
       <w:tr>
-        <w:tblPrEx>
-          <w:tblCellMar>
-            <w:top w:w="0" w:type="dxa"/>
-            <w:bottom w:w="0" w:type="dxa"/>
-          </w:tblCellMar>
-        </w:tblPrEx>
         <w:tc>
           <w:tcPr>
             <w:tcW w:w="800" w:type="dxa"/>
@@ -8836,12 +8422,6 @@
         </w:tc>
       </w:tr>
       <w:tr>
-        <w:tblPrEx>
-          <w:tblCellMar>
-            <w:top w:w="0" w:type="dxa"/>
-            <w:bottom w:w="0" w:type="dxa"/>
-          </w:tblCellMar>
-        </w:tblPrEx>
         <w:tc>
           <w:tcPr>
             <w:tcW w:w="800" w:type="dxa"/>
@@ -8916,12 +8496,6 @@
         </w:tc>
       </w:tr>
       <w:tr>
-        <w:tblPrEx>
-          <w:tblCellMar>
-            <w:top w:w="0" w:type="dxa"/>
-            <w:bottom w:w="0" w:type="dxa"/>
-          </w:tblCellMar>
-        </w:tblPrEx>
         <w:tc>
           <w:tcPr>
             <w:tcW w:w="800" w:type="dxa"/>
@@ -8993,12 +8567,6 @@
         </w:tc>
       </w:tr>
       <w:tr>
-        <w:tblPrEx>
-          <w:tblCellMar>
-            <w:top w:w="0" w:type="dxa"/>
-            <w:bottom w:w="0" w:type="dxa"/>
-          </w:tblCellMar>
-        </w:tblPrEx>
         <w:tc>
           <w:tcPr>
             <w:tcW w:w="800" w:type="dxa"/>
@@ -9073,12 +8641,6 @@
         </w:tc>
       </w:tr>
       <w:tr>
-        <w:tblPrEx>
-          <w:tblCellMar>
-            <w:top w:w="0" w:type="dxa"/>
-            <w:bottom w:w="0" w:type="dxa"/>
-          </w:tblCellMar>
-        </w:tblPrEx>
         <w:tc>
           <w:tcPr>
             <w:tcW w:w="800" w:type="dxa"/>
@@ -9160,7 +8722,7 @@
         <w:pStyle w:val="Ttulo1"/>
         <w:spacing w:before="320" w:after="160"/>
       </w:pPr>
-      <w:bookmarkStart w:id="12" w:name="_Toc238664591"/>
+      <w:bookmarkStart w:id="12" w:name="_Toc238732716"/>
       <w:r>
         <w:rPr>
           <w:b/>
@@ -9169,6 +8731,7 @@
           <w:sz w:val="30"/>
           <w:szCs w:val="30"/>
         </w:rPr>
+        <w:lastRenderedPageBreak/>
         <w:t>6. Requerimientos funcionales por fase</w:t>
       </w:r>
       <w:bookmarkEnd w:id="12"/>
@@ -9186,7 +8749,7 @@
         <w:pStyle w:val="Ttulo2"/>
         <w:spacing w:before="240" w:after="120"/>
       </w:pPr>
-      <w:bookmarkStart w:id="13" w:name="_Toc238664592"/>
+      <w:bookmarkStart w:id="13" w:name="_Toc238732717"/>
       <w:r>
         <w:rPr>
           <w:b/>
@@ -9227,7 +8790,6 @@
     <w:tbl>
       <w:tblPr>
         <w:tblW w:w="9360" w:type="dxa"/>
-        <w:tblInd w:w="-5" w:type="dxa"/>
         <w:tblBorders>
           <w:top w:val="single" w:sz="2" w:space="0" w:color="BBBBBB"/>
           <w:left w:val="single" w:sz="2" w:space="0" w:color="BBBBBB"/>
@@ -9240,7 +8802,7 @@
           <w:left w:w="10" w:type="dxa"/>
           <w:right w:w="10" w:type="dxa"/>
         </w:tblCellMar>
-        <w:tblLook w:val="04A0" w:firstRow="1" w:lastRow="0" w:firstColumn="1" w:lastColumn="0" w:noHBand="0" w:noVBand="1"/>
+        <w:tblLook w:val="0000" w:firstRow="0" w:lastRow="0" w:firstColumn="0" w:lastColumn="0" w:noHBand="0" w:noVBand="0"/>
       </w:tblPr>
       <w:tblGrid>
         <w:gridCol w:w="900"/>
@@ -9248,12 +8810,6 @@
         <w:gridCol w:w="4160"/>
       </w:tblGrid>
       <w:tr>
-        <w:tblPrEx>
-          <w:tblCellMar>
-            <w:top w:w="0" w:type="dxa"/>
-            <w:bottom w:w="0" w:type="dxa"/>
-          </w:tblCellMar>
-        </w:tblPrEx>
         <w:trPr>
           <w:tblHeader/>
         </w:trPr>
@@ -9340,12 +8896,6 @@
         </w:tc>
       </w:tr>
       <w:tr>
-        <w:tblPrEx>
-          <w:tblCellMar>
-            <w:top w:w="0" w:type="dxa"/>
-            <w:bottom w:w="0" w:type="dxa"/>
-          </w:tblCellMar>
-        </w:tblPrEx>
         <w:tc>
           <w:tcPr>
             <w:tcW w:w="900" w:type="dxa"/>
@@ -9417,12 +8967,6 @@
         </w:tc>
       </w:tr>
       <w:tr>
-        <w:tblPrEx>
-          <w:tblCellMar>
-            <w:top w:w="0" w:type="dxa"/>
-            <w:bottom w:w="0" w:type="dxa"/>
-          </w:tblCellMar>
-        </w:tblPrEx>
         <w:tc>
           <w:tcPr>
             <w:tcW w:w="900" w:type="dxa"/>
@@ -9497,12 +9041,6 @@
         </w:tc>
       </w:tr>
       <w:tr>
-        <w:tblPrEx>
-          <w:tblCellMar>
-            <w:top w:w="0" w:type="dxa"/>
-            <w:bottom w:w="0" w:type="dxa"/>
-          </w:tblCellMar>
-        </w:tblPrEx>
         <w:tc>
           <w:tcPr>
             <w:tcW w:w="900" w:type="dxa"/>
@@ -9574,12 +9112,6 @@
         </w:tc>
       </w:tr>
       <w:tr>
-        <w:tblPrEx>
-          <w:tblCellMar>
-            <w:top w:w="0" w:type="dxa"/>
-            <w:bottom w:w="0" w:type="dxa"/>
-          </w:tblCellMar>
-        </w:tblPrEx>
         <w:tc>
           <w:tcPr>
             <w:tcW w:w="900" w:type="dxa"/>
@@ -9654,12 +9186,6 @@
         </w:tc>
       </w:tr>
       <w:tr>
-        <w:tblPrEx>
-          <w:tblCellMar>
-            <w:top w:w="0" w:type="dxa"/>
-            <w:bottom w:w="0" w:type="dxa"/>
-          </w:tblCellMar>
-        </w:tblPrEx>
         <w:tc>
           <w:tcPr>
             <w:tcW w:w="900" w:type="dxa"/>
@@ -9731,12 +9257,6 @@
         </w:tc>
       </w:tr>
       <w:tr>
-        <w:tblPrEx>
-          <w:tblCellMar>
-            <w:top w:w="0" w:type="dxa"/>
-            <w:bottom w:w="0" w:type="dxa"/>
-          </w:tblCellMar>
-        </w:tblPrEx>
         <w:tc>
           <w:tcPr>
             <w:tcW w:w="900" w:type="dxa"/>
@@ -9811,12 +9331,6 @@
         </w:tc>
       </w:tr>
       <w:tr>
-        <w:tblPrEx>
-          <w:tblCellMar>
-            <w:top w:w="0" w:type="dxa"/>
-            <w:bottom w:w="0" w:type="dxa"/>
-          </w:tblCellMar>
-        </w:tblPrEx>
         <w:tc>
           <w:tcPr>
             <w:tcW w:w="900" w:type="dxa"/>
@@ -9888,12 +9402,6 @@
         </w:tc>
       </w:tr>
       <w:tr>
-        <w:tblPrEx>
-          <w:tblCellMar>
-            <w:top w:w="0" w:type="dxa"/>
-            <w:bottom w:w="0" w:type="dxa"/>
-          </w:tblCellMar>
-        </w:tblPrEx>
         <w:tc>
           <w:tcPr>
             <w:tcW w:w="900" w:type="dxa"/>
@@ -9968,12 +9476,6 @@
         </w:tc>
       </w:tr>
       <w:tr>
-        <w:tblPrEx>
-          <w:tblCellMar>
-            <w:top w:w="0" w:type="dxa"/>
-            <w:bottom w:w="0" w:type="dxa"/>
-          </w:tblCellMar>
-        </w:tblPrEx>
         <w:tc>
           <w:tcPr>
             <w:tcW w:w="900" w:type="dxa"/>
@@ -10045,12 +9547,6 @@
         </w:tc>
       </w:tr>
       <w:tr>
-        <w:tblPrEx>
-          <w:tblCellMar>
-            <w:top w:w="0" w:type="dxa"/>
-            <w:bottom w:w="0" w:type="dxa"/>
-          </w:tblCellMar>
-        </w:tblPrEx>
         <w:tc>
           <w:tcPr>
             <w:tcW w:w="900" w:type="dxa"/>
@@ -10125,12 +9621,6 @@
         </w:tc>
       </w:tr>
       <w:tr>
-        <w:tblPrEx>
-          <w:tblCellMar>
-            <w:top w:w="0" w:type="dxa"/>
-            <w:bottom w:w="0" w:type="dxa"/>
-          </w:tblCellMar>
-        </w:tblPrEx>
         <w:tc>
           <w:tcPr>
             <w:tcW w:w="900" w:type="dxa"/>
@@ -10212,7 +9702,7 @@
         <w:pStyle w:val="Ttulo2"/>
         <w:spacing w:before="240" w:after="120"/>
       </w:pPr>
-      <w:bookmarkStart w:id="14" w:name="_Toc238664593"/>
+      <w:bookmarkStart w:id="14" w:name="_Toc238732718"/>
       <w:r>
         <w:rPr>
           <w:b/>
@@ -10253,7 +9743,6 @@
     <w:tbl>
       <w:tblPr>
         <w:tblW w:w="9360" w:type="dxa"/>
-        <w:tblInd w:w="-5" w:type="dxa"/>
         <w:tblBorders>
           <w:top w:val="single" w:sz="2" w:space="0" w:color="BBBBBB"/>
           <w:left w:val="single" w:sz="2" w:space="0" w:color="BBBBBB"/>
@@ -10266,7 +9755,7 @@
           <w:left w:w="10" w:type="dxa"/>
           <w:right w:w="10" w:type="dxa"/>
         </w:tblCellMar>
-        <w:tblLook w:val="04A0" w:firstRow="1" w:lastRow="0" w:firstColumn="1" w:lastColumn="0" w:noHBand="0" w:noVBand="1"/>
+        <w:tblLook w:val="0000" w:firstRow="0" w:lastRow="0" w:firstColumn="0" w:lastColumn="0" w:noHBand="0" w:noVBand="0"/>
       </w:tblPr>
       <w:tblGrid>
         <w:gridCol w:w="900"/>
@@ -10274,12 +9763,6 @@
         <w:gridCol w:w="4160"/>
       </w:tblGrid>
       <w:tr>
-        <w:tblPrEx>
-          <w:tblCellMar>
-            <w:top w:w="0" w:type="dxa"/>
-            <w:bottom w:w="0" w:type="dxa"/>
-          </w:tblCellMar>
-        </w:tblPrEx>
         <w:trPr>
           <w:tblHeader/>
         </w:trPr>
@@ -10306,6 +9789,7 @@
                 <w:sz w:val="19"/>
                 <w:szCs w:val="19"/>
               </w:rPr>
+              <w:lastRenderedPageBreak/>
               <w:t>ID</w:t>
             </w:r>
           </w:p>
@@ -10366,12 +9850,6 @@
         </w:tc>
       </w:tr>
       <w:tr>
-        <w:tblPrEx>
-          <w:tblCellMar>
-            <w:top w:w="0" w:type="dxa"/>
-            <w:bottom w:w="0" w:type="dxa"/>
-          </w:tblCellMar>
-        </w:tblPrEx>
         <w:tc>
           <w:tcPr>
             <w:tcW w:w="900" w:type="dxa"/>
@@ -10443,12 +9921,6 @@
         </w:tc>
       </w:tr>
       <w:tr>
-        <w:tblPrEx>
-          <w:tblCellMar>
-            <w:top w:w="0" w:type="dxa"/>
-            <w:bottom w:w="0" w:type="dxa"/>
-          </w:tblCellMar>
-        </w:tblPrEx>
         <w:tc>
           <w:tcPr>
             <w:tcW w:w="900" w:type="dxa"/>
@@ -10523,12 +9995,6 @@
         </w:tc>
       </w:tr>
       <w:tr>
-        <w:tblPrEx>
-          <w:tblCellMar>
-            <w:top w:w="0" w:type="dxa"/>
-            <w:bottom w:w="0" w:type="dxa"/>
-          </w:tblCellMar>
-        </w:tblPrEx>
         <w:tc>
           <w:tcPr>
             <w:tcW w:w="900" w:type="dxa"/>
@@ -10600,12 +10066,6 @@
         </w:tc>
       </w:tr>
       <w:tr>
-        <w:tblPrEx>
-          <w:tblCellMar>
-            <w:top w:w="0" w:type="dxa"/>
-            <w:bottom w:w="0" w:type="dxa"/>
-          </w:tblCellMar>
-        </w:tblPrEx>
         <w:tc>
           <w:tcPr>
             <w:tcW w:w="900" w:type="dxa"/>
@@ -10680,12 +10140,6 @@
         </w:tc>
       </w:tr>
       <w:tr>
-        <w:tblPrEx>
-          <w:tblCellMar>
-            <w:top w:w="0" w:type="dxa"/>
-            <w:bottom w:w="0" w:type="dxa"/>
-          </w:tblCellMar>
-        </w:tblPrEx>
         <w:tc>
           <w:tcPr>
             <w:tcW w:w="900" w:type="dxa"/>
@@ -10757,12 +10211,6 @@
         </w:tc>
       </w:tr>
       <w:tr>
-        <w:tblPrEx>
-          <w:tblCellMar>
-            <w:top w:w="0" w:type="dxa"/>
-            <w:bottom w:w="0" w:type="dxa"/>
-          </w:tblCellMar>
-        </w:tblPrEx>
         <w:tc>
           <w:tcPr>
             <w:tcW w:w="900" w:type="dxa"/>
@@ -10837,12 +10285,6 @@
         </w:tc>
       </w:tr>
       <w:tr>
-        <w:tblPrEx>
-          <w:tblCellMar>
-            <w:top w:w="0" w:type="dxa"/>
-            <w:bottom w:w="0" w:type="dxa"/>
-          </w:tblCellMar>
-        </w:tblPrEx>
         <w:tc>
           <w:tcPr>
             <w:tcW w:w="900" w:type="dxa"/>
@@ -10914,12 +10356,6 @@
         </w:tc>
       </w:tr>
       <w:tr>
-        <w:tblPrEx>
-          <w:tblCellMar>
-            <w:top w:w="0" w:type="dxa"/>
-            <w:bottom w:w="0" w:type="dxa"/>
-          </w:tblCellMar>
-        </w:tblPrEx>
         <w:tc>
           <w:tcPr>
             <w:tcW w:w="900" w:type="dxa"/>
@@ -10994,12 +10430,6 @@
         </w:tc>
       </w:tr>
       <w:tr>
-        <w:tblPrEx>
-          <w:tblCellMar>
-            <w:top w:w="0" w:type="dxa"/>
-            <w:bottom w:w="0" w:type="dxa"/>
-          </w:tblCellMar>
-        </w:tblPrEx>
         <w:tc>
           <w:tcPr>
             <w:tcW w:w="900" w:type="dxa"/>
@@ -11071,12 +10501,6 @@
         </w:tc>
       </w:tr>
       <w:tr>
-        <w:tblPrEx>
-          <w:tblCellMar>
-            <w:top w:w="0" w:type="dxa"/>
-            <w:bottom w:w="0" w:type="dxa"/>
-          </w:tblCellMar>
-        </w:tblPrEx>
         <w:tc>
           <w:tcPr>
             <w:tcW w:w="900" w:type="dxa"/>
@@ -11151,12 +10575,6 @@
         </w:tc>
       </w:tr>
       <w:tr>
-        <w:tblPrEx>
-          <w:tblCellMar>
-            <w:top w:w="0" w:type="dxa"/>
-            <w:bottom w:w="0" w:type="dxa"/>
-          </w:tblCellMar>
-        </w:tblPrEx>
         <w:tc>
           <w:tcPr>
             <w:tcW w:w="900" w:type="dxa"/>
@@ -11228,12 +10646,6 @@
         </w:tc>
       </w:tr>
       <w:tr>
-        <w:tblPrEx>
-          <w:tblCellMar>
-            <w:top w:w="0" w:type="dxa"/>
-            <w:bottom w:w="0" w:type="dxa"/>
-          </w:tblCellMar>
-        </w:tblPrEx>
         <w:tc>
           <w:tcPr>
             <w:tcW w:w="900" w:type="dxa"/>
@@ -11308,12 +10720,6 @@
         </w:tc>
       </w:tr>
       <w:tr>
-        <w:tblPrEx>
-          <w:tblCellMar>
-            <w:top w:w="0" w:type="dxa"/>
-            <w:bottom w:w="0" w:type="dxa"/>
-          </w:tblCellMar>
-        </w:tblPrEx>
         <w:tc>
           <w:tcPr>
             <w:tcW w:w="900" w:type="dxa"/>
@@ -11385,12 +10791,6 @@
         </w:tc>
       </w:tr>
       <w:tr>
-        <w:tblPrEx>
-          <w:tblCellMar>
-            <w:top w:w="0" w:type="dxa"/>
-            <w:bottom w:w="0" w:type="dxa"/>
-          </w:tblCellMar>
-        </w:tblPrEx>
         <w:tc>
           <w:tcPr>
             <w:tcW w:w="900" w:type="dxa"/>
@@ -11465,12 +10865,6 @@
         </w:tc>
       </w:tr>
       <w:tr>
-        <w:tblPrEx>
-          <w:tblCellMar>
-            <w:top w:w="0" w:type="dxa"/>
-            <w:bottom w:w="0" w:type="dxa"/>
-          </w:tblCellMar>
-        </w:tblPrEx>
         <w:tc>
           <w:tcPr>
             <w:tcW w:w="900" w:type="dxa"/>
@@ -11537,6 +10931,85 @@
                 <w:szCs w:val="19"/>
               </w:rPr>
               <w:t>Toda transición de estado queda registrada con marca de tiempo y origen</w:t>
+            </w:r>
+          </w:p>
+        </w:tc>
+      </w:tr>
+      <w:tr>
+        <w:tc>
+          <w:tcPr>
+            <w:tcW w:w="900" w:type="dxa"/>
+            <w:tcMar>
+              <w:top w:w="80" w:type="dxa"/>
+              <w:left w:w="100" w:type="dxa"/>
+              <w:bottom w:w="80" w:type="dxa"/>
+              <w:right w:w="100" w:type="dxa"/>
+            </w:tcMar>
+          </w:tcPr>
+          <w:p>
+            <w:pPr>
+              <w:spacing w:line="260" w:lineRule="auto"/>
+            </w:pPr>
+            <w:r>
+              <w:rPr>
+                <w:sz w:val="19"/>
+                <w:szCs w:val="19"/>
+              </w:rPr>
+              <w:t>F1-16</w:t>
+            </w:r>
+          </w:p>
+        </w:tc>
+        <w:tc>
+          <w:tcPr>
+            <w:tcW w:w="4300" w:type="dxa"/>
+            <w:tcMar>
+              <w:top w:w="80" w:type="dxa"/>
+              <w:left w:w="100" w:type="dxa"/>
+              <w:bottom w:w="80" w:type="dxa"/>
+              <w:right w:w="100" w:type="dxa"/>
+            </w:tcMar>
+          </w:tcPr>
+          <w:p>
+            <w:pPr>
+              <w:spacing w:line="260" w:lineRule="auto"/>
+            </w:pPr>
+            <w:r>
+              <w:rPr>
+                <w:sz w:val="19"/>
+                <w:szCs w:val="19"/>
+              </w:rPr>
+              <w:t>Distinción entre espera sin respuesta y rechazo</w:t>
+            </w:r>
+          </w:p>
+        </w:tc>
+        <w:tc>
+          <w:tcPr>
+            <w:tcW w:w="4160" w:type="dxa"/>
+            <w:tcMar>
+              <w:top w:w="80" w:type="dxa"/>
+              <w:left w:w="100" w:type="dxa"/>
+              <w:bottom w:w="80" w:type="dxa"/>
+              <w:right w:w="100" w:type="dxa"/>
+            </w:tcMar>
+          </w:tcPr>
+          <w:p>
+            <w:pPr>
+              <w:spacing w:line="260" w:lineRule="auto"/>
+            </w:pPr>
+            <w:r>
+              <w:rPr>
+                <w:sz w:val="19"/>
+                <w:szCs w:val="19"/>
+              </w:rPr>
+              <w:t xml:space="preserve">Un envío sin resolución dentro del tiempo de espera no marca el documento como rechazado ni habilita una reemisión automática; se consulta por clave (F1-08) y se concilia el resultado antes de </w:t>
+            </w:r>
+            <w:r>
+              <w:rPr>
+                <w:sz w:val="19"/>
+                <w:szCs w:val="19"/>
+              </w:rPr>
+              <w:lastRenderedPageBreak/>
+              <w:t>permitir cualquier reintento manual o nueva emisión.</w:t>
             </w:r>
           </w:p>
         </w:tc>
@@ -11552,7 +11025,7 @@
         <w:pStyle w:val="Ttulo2"/>
         <w:spacing w:before="240" w:after="120"/>
       </w:pPr>
-      <w:bookmarkStart w:id="15" w:name="_Toc238664594"/>
+      <w:bookmarkStart w:id="15" w:name="_Toc238732719"/>
       <w:r>
         <w:rPr>
           <w:b/>
@@ -11601,7 +11074,6 @@
     <w:tbl>
       <w:tblPr>
         <w:tblW w:w="9360" w:type="dxa"/>
-        <w:tblInd w:w="-5" w:type="dxa"/>
         <w:tblBorders>
           <w:top w:val="single" w:sz="2" w:space="0" w:color="BBBBBB"/>
           <w:left w:val="single" w:sz="2" w:space="0" w:color="BBBBBB"/>
@@ -11614,7 +11086,7 @@
           <w:left w:w="10" w:type="dxa"/>
           <w:right w:w="10" w:type="dxa"/>
         </w:tblCellMar>
-        <w:tblLook w:val="04A0" w:firstRow="1" w:lastRow="0" w:firstColumn="1" w:lastColumn="0" w:noHBand="0" w:noVBand="1"/>
+        <w:tblLook w:val="0000" w:firstRow="0" w:lastRow="0" w:firstColumn="0" w:lastColumn="0" w:noHBand="0" w:noVBand="0"/>
       </w:tblPr>
       <w:tblGrid>
         <w:gridCol w:w="900"/>
@@ -11622,12 +11094,6 @@
         <w:gridCol w:w="4160"/>
       </w:tblGrid>
       <w:tr>
-        <w:tblPrEx>
-          <w:tblCellMar>
-            <w:top w:w="0" w:type="dxa"/>
-            <w:bottom w:w="0" w:type="dxa"/>
-          </w:tblCellMar>
-        </w:tblPrEx>
         <w:trPr>
           <w:tblHeader/>
         </w:trPr>
@@ -11714,12 +11180,6 @@
         </w:tc>
       </w:tr>
       <w:tr>
-        <w:tblPrEx>
-          <w:tblCellMar>
-            <w:top w:w="0" w:type="dxa"/>
-            <w:bottom w:w="0" w:type="dxa"/>
-          </w:tblCellMar>
-        </w:tblPrEx>
         <w:tc>
           <w:tcPr>
             <w:tcW w:w="900" w:type="dxa"/>
@@ -11791,12 +11251,6 @@
         </w:tc>
       </w:tr>
       <w:tr>
-        <w:tblPrEx>
-          <w:tblCellMar>
-            <w:top w:w="0" w:type="dxa"/>
-            <w:bottom w:w="0" w:type="dxa"/>
-          </w:tblCellMar>
-        </w:tblPrEx>
         <w:tc>
           <w:tcPr>
             <w:tcW w:w="900" w:type="dxa"/>
@@ -11871,12 +11325,6 @@
         </w:tc>
       </w:tr>
       <w:tr>
-        <w:tblPrEx>
-          <w:tblCellMar>
-            <w:top w:w="0" w:type="dxa"/>
-            <w:bottom w:w="0" w:type="dxa"/>
-          </w:tblCellMar>
-        </w:tblPrEx>
         <w:tc>
           <w:tcPr>
             <w:tcW w:w="900" w:type="dxa"/>
@@ -11948,12 +11396,6 @@
         </w:tc>
       </w:tr>
       <w:tr>
-        <w:tblPrEx>
-          <w:tblCellMar>
-            <w:top w:w="0" w:type="dxa"/>
-            <w:bottom w:w="0" w:type="dxa"/>
-          </w:tblCellMar>
-        </w:tblPrEx>
         <w:tc>
           <w:tcPr>
             <w:tcW w:w="900" w:type="dxa"/>
@@ -12028,12 +11470,6 @@
         </w:tc>
       </w:tr>
       <w:tr>
-        <w:tblPrEx>
-          <w:tblCellMar>
-            <w:top w:w="0" w:type="dxa"/>
-            <w:bottom w:w="0" w:type="dxa"/>
-          </w:tblCellMar>
-        </w:tblPrEx>
         <w:tc>
           <w:tcPr>
             <w:tcW w:w="900" w:type="dxa"/>
@@ -12105,12 +11541,6 @@
         </w:tc>
       </w:tr>
       <w:tr>
-        <w:tblPrEx>
-          <w:tblCellMar>
-            <w:top w:w="0" w:type="dxa"/>
-            <w:bottom w:w="0" w:type="dxa"/>
-          </w:tblCellMar>
-        </w:tblPrEx>
         <w:tc>
           <w:tcPr>
             <w:tcW w:w="900" w:type="dxa"/>
@@ -12185,12 +11615,6 @@
         </w:tc>
       </w:tr>
       <w:tr>
-        <w:tblPrEx>
-          <w:tblCellMar>
-            <w:top w:w="0" w:type="dxa"/>
-            <w:bottom w:w="0" w:type="dxa"/>
-          </w:tblCellMar>
-        </w:tblPrEx>
         <w:tc>
           <w:tcPr>
             <w:tcW w:w="900" w:type="dxa"/>
@@ -12262,12 +11686,6 @@
         </w:tc>
       </w:tr>
       <w:tr>
-        <w:tblPrEx>
-          <w:tblCellMar>
-            <w:top w:w="0" w:type="dxa"/>
-            <w:bottom w:w="0" w:type="dxa"/>
-          </w:tblCellMar>
-        </w:tblPrEx>
         <w:tc>
           <w:tcPr>
             <w:tcW w:w="900" w:type="dxa"/>
@@ -12342,12 +11760,6 @@
         </w:tc>
       </w:tr>
       <w:tr>
-        <w:tblPrEx>
-          <w:tblCellMar>
-            <w:top w:w="0" w:type="dxa"/>
-            <w:bottom w:w="0" w:type="dxa"/>
-          </w:tblCellMar>
-        </w:tblPrEx>
         <w:tc>
           <w:tcPr>
             <w:tcW w:w="900" w:type="dxa"/>
@@ -12429,7 +11841,7 @@
         <w:pStyle w:val="Ttulo2"/>
         <w:spacing w:before="240" w:after="120"/>
       </w:pPr>
-      <w:bookmarkStart w:id="16" w:name="_Toc238664595"/>
+      <w:bookmarkStart w:id="16" w:name="_Toc238732720"/>
       <w:r>
         <w:rPr>
           <w:b/>
@@ -12470,7 +11882,6 @@
     <w:tbl>
       <w:tblPr>
         <w:tblW w:w="9360" w:type="dxa"/>
-        <w:tblInd w:w="-5" w:type="dxa"/>
         <w:tblBorders>
           <w:top w:val="single" w:sz="2" w:space="0" w:color="BBBBBB"/>
           <w:left w:val="single" w:sz="2" w:space="0" w:color="BBBBBB"/>
@@ -12483,7 +11894,7 @@
           <w:left w:w="10" w:type="dxa"/>
           <w:right w:w="10" w:type="dxa"/>
         </w:tblCellMar>
-        <w:tblLook w:val="04A0" w:firstRow="1" w:lastRow="0" w:firstColumn="1" w:lastColumn="0" w:noHBand="0" w:noVBand="1"/>
+        <w:tblLook w:val="0000" w:firstRow="0" w:lastRow="0" w:firstColumn="0" w:lastColumn="0" w:noHBand="0" w:noVBand="0"/>
       </w:tblPr>
       <w:tblGrid>
         <w:gridCol w:w="900"/>
@@ -12491,12 +11902,6 @@
         <w:gridCol w:w="4160"/>
       </w:tblGrid>
       <w:tr>
-        <w:tblPrEx>
-          <w:tblCellMar>
-            <w:top w:w="0" w:type="dxa"/>
-            <w:bottom w:w="0" w:type="dxa"/>
-          </w:tblCellMar>
-        </w:tblPrEx>
         <w:trPr>
           <w:tblHeader/>
         </w:trPr>
@@ -12523,6 +11928,7 @@
                 <w:sz w:val="19"/>
                 <w:szCs w:val="19"/>
               </w:rPr>
+              <w:lastRenderedPageBreak/>
               <w:t>ID</w:t>
             </w:r>
           </w:p>
@@ -12583,12 +11989,6 @@
         </w:tc>
       </w:tr>
       <w:tr>
-        <w:tblPrEx>
-          <w:tblCellMar>
-            <w:top w:w="0" w:type="dxa"/>
-            <w:bottom w:w="0" w:type="dxa"/>
-          </w:tblCellMar>
-        </w:tblPrEx>
         <w:tc>
           <w:tcPr>
             <w:tcW w:w="900" w:type="dxa"/>
@@ -12660,12 +12060,6 @@
         </w:tc>
       </w:tr>
       <w:tr>
-        <w:tblPrEx>
-          <w:tblCellMar>
-            <w:top w:w="0" w:type="dxa"/>
-            <w:bottom w:w="0" w:type="dxa"/>
-          </w:tblCellMar>
-        </w:tblPrEx>
         <w:tc>
           <w:tcPr>
             <w:tcW w:w="900" w:type="dxa"/>
@@ -12740,12 +12134,6 @@
         </w:tc>
       </w:tr>
       <w:tr>
-        <w:tblPrEx>
-          <w:tblCellMar>
-            <w:top w:w="0" w:type="dxa"/>
-            <w:bottom w:w="0" w:type="dxa"/>
-          </w:tblCellMar>
-        </w:tblPrEx>
         <w:tc>
           <w:tcPr>
             <w:tcW w:w="900" w:type="dxa"/>
@@ -12817,12 +12205,6 @@
         </w:tc>
       </w:tr>
       <w:tr>
-        <w:tblPrEx>
-          <w:tblCellMar>
-            <w:top w:w="0" w:type="dxa"/>
-            <w:bottom w:w="0" w:type="dxa"/>
-          </w:tblCellMar>
-        </w:tblPrEx>
         <w:tc>
           <w:tcPr>
             <w:tcW w:w="900" w:type="dxa"/>
@@ -12897,12 +12279,6 @@
         </w:tc>
       </w:tr>
       <w:tr>
-        <w:tblPrEx>
-          <w:tblCellMar>
-            <w:top w:w="0" w:type="dxa"/>
-            <w:bottom w:w="0" w:type="dxa"/>
-          </w:tblCellMar>
-        </w:tblPrEx>
         <w:tc>
           <w:tcPr>
             <w:tcW w:w="900" w:type="dxa"/>
@@ -12974,12 +12350,6 @@
         </w:tc>
       </w:tr>
       <w:tr>
-        <w:tblPrEx>
-          <w:tblCellMar>
-            <w:top w:w="0" w:type="dxa"/>
-            <w:bottom w:w="0" w:type="dxa"/>
-          </w:tblCellMar>
-        </w:tblPrEx>
         <w:tc>
           <w:tcPr>
             <w:tcW w:w="900" w:type="dxa"/>
@@ -13054,12 +12424,6 @@
         </w:tc>
       </w:tr>
       <w:tr>
-        <w:tblPrEx>
-          <w:tblCellMar>
-            <w:top w:w="0" w:type="dxa"/>
-            <w:bottom w:w="0" w:type="dxa"/>
-          </w:tblCellMar>
-        </w:tblPrEx>
         <w:tc>
           <w:tcPr>
             <w:tcW w:w="900" w:type="dxa"/>
@@ -13131,12 +12495,6 @@
         </w:tc>
       </w:tr>
       <w:tr>
-        <w:tblPrEx>
-          <w:tblCellMar>
-            <w:top w:w="0" w:type="dxa"/>
-            <w:bottom w:w="0" w:type="dxa"/>
-          </w:tblCellMar>
-        </w:tblPrEx>
         <w:tc>
           <w:tcPr>
             <w:tcW w:w="900" w:type="dxa"/>
@@ -13211,12 +12569,6 @@
         </w:tc>
       </w:tr>
       <w:tr>
-        <w:tblPrEx>
-          <w:tblCellMar>
-            <w:top w:w="0" w:type="dxa"/>
-            <w:bottom w:w="0" w:type="dxa"/>
-          </w:tblCellMar>
-        </w:tblPrEx>
         <w:tc>
           <w:tcPr>
             <w:tcW w:w="900" w:type="dxa"/>
@@ -13298,7 +12650,7 @@
         <w:pStyle w:val="Ttulo2"/>
         <w:spacing w:before="240" w:after="120"/>
       </w:pPr>
-      <w:bookmarkStart w:id="17" w:name="_Toc238664596"/>
+      <w:bookmarkStart w:id="17" w:name="_Toc238732721"/>
       <w:r>
         <w:rPr>
           <w:b/>
@@ -13347,7 +12699,6 @@
     <w:tbl>
       <w:tblPr>
         <w:tblW w:w="9360" w:type="dxa"/>
-        <w:tblInd w:w="-5" w:type="dxa"/>
         <w:tblBorders>
           <w:top w:val="single" w:sz="2" w:space="0" w:color="BBBBBB"/>
           <w:left w:val="single" w:sz="2" w:space="0" w:color="BBBBBB"/>
@@ -13360,7 +12711,7 @@
           <w:left w:w="10" w:type="dxa"/>
           <w:right w:w="10" w:type="dxa"/>
         </w:tblCellMar>
-        <w:tblLook w:val="04A0" w:firstRow="1" w:lastRow="0" w:firstColumn="1" w:lastColumn="0" w:noHBand="0" w:noVBand="1"/>
+        <w:tblLook w:val="0000" w:firstRow="0" w:lastRow="0" w:firstColumn="0" w:lastColumn="0" w:noHBand="0" w:noVBand="0"/>
       </w:tblPr>
       <w:tblGrid>
         <w:gridCol w:w="900"/>
@@ -13368,12 +12719,6 @@
         <w:gridCol w:w="4160"/>
       </w:tblGrid>
       <w:tr>
-        <w:tblPrEx>
-          <w:tblCellMar>
-            <w:top w:w="0" w:type="dxa"/>
-            <w:bottom w:w="0" w:type="dxa"/>
-          </w:tblCellMar>
-        </w:tblPrEx>
         <w:trPr>
           <w:tblHeader/>
         </w:trPr>
@@ -13460,12 +12805,6 @@
         </w:tc>
       </w:tr>
       <w:tr>
-        <w:tblPrEx>
-          <w:tblCellMar>
-            <w:top w:w="0" w:type="dxa"/>
-            <w:bottom w:w="0" w:type="dxa"/>
-          </w:tblCellMar>
-        </w:tblPrEx>
         <w:tc>
           <w:tcPr>
             <w:tcW w:w="900" w:type="dxa"/>
@@ -13537,12 +12876,6 @@
         </w:tc>
       </w:tr>
       <w:tr>
-        <w:tblPrEx>
-          <w:tblCellMar>
-            <w:top w:w="0" w:type="dxa"/>
-            <w:bottom w:w="0" w:type="dxa"/>
-          </w:tblCellMar>
-        </w:tblPrEx>
         <w:tc>
           <w:tcPr>
             <w:tcW w:w="900" w:type="dxa"/>
@@ -13617,12 +12950,6 @@
         </w:tc>
       </w:tr>
       <w:tr>
-        <w:tblPrEx>
-          <w:tblCellMar>
-            <w:top w:w="0" w:type="dxa"/>
-            <w:bottom w:w="0" w:type="dxa"/>
-          </w:tblCellMar>
-        </w:tblPrEx>
         <w:tc>
           <w:tcPr>
             <w:tcW w:w="900" w:type="dxa"/>
@@ -13694,12 +13021,6 @@
         </w:tc>
       </w:tr>
       <w:tr>
-        <w:tblPrEx>
-          <w:tblCellMar>
-            <w:top w:w="0" w:type="dxa"/>
-            <w:bottom w:w="0" w:type="dxa"/>
-          </w:tblCellMar>
-        </w:tblPrEx>
         <w:tc>
           <w:tcPr>
             <w:tcW w:w="900" w:type="dxa"/>
@@ -13774,12 +13095,6 @@
         </w:tc>
       </w:tr>
       <w:tr>
-        <w:tblPrEx>
-          <w:tblCellMar>
-            <w:top w:w="0" w:type="dxa"/>
-            <w:bottom w:w="0" w:type="dxa"/>
-          </w:tblCellMar>
-        </w:tblPrEx>
         <w:tc>
           <w:tcPr>
             <w:tcW w:w="900" w:type="dxa"/>
@@ -13851,12 +13166,6 @@
         </w:tc>
       </w:tr>
       <w:tr>
-        <w:tblPrEx>
-          <w:tblCellMar>
-            <w:top w:w="0" w:type="dxa"/>
-            <w:bottom w:w="0" w:type="dxa"/>
-          </w:tblCellMar>
-        </w:tblPrEx>
         <w:tc>
           <w:tcPr>
             <w:tcW w:w="900" w:type="dxa"/>
@@ -13877,6 +13186,7 @@
                 <w:sz w:val="19"/>
                 <w:szCs w:val="19"/>
               </w:rPr>
+              <w:lastRenderedPageBreak/>
               <w:t>F4-06</w:t>
             </w:r>
           </w:p>
@@ -13931,12 +13241,6 @@
         </w:tc>
       </w:tr>
       <w:tr>
-        <w:tblPrEx>
-          <w:tblCellMar>
-            <w:top w:w="0" w:type="dxa"/>
-            <w:bottom w:w="0" w:type="dxa"/>
-          </w:tblCellMar>
-        </w:tblPrEx>
         <w:tc>
           <w:tcPr>
             <w:tcW w:w="900" w:type="dxa"/>
@@ -14008,12 +13312,6 @@
         </w:tc>
       </w:tr>
       <w:tr>
-        <w:tblPrEx>
-          <w:tblCellMar>
-            <w:top w:w="0" w:type="dxa"/>
-            <w:bottom w:w="0" w:type="dxa"/>
-          </w:tblCellMar>
-        </w:tblPrEx>
         <w:tc>
           <w:tcPr>
             <w:tcW w:w="900" w:type="dxa"/>
@@ -14088,12 +13386,6 @@
         </w:tc>
       </w:tr>
       <w:tr>
-        <w:tblPrEx>
-          <w:tblCellMar>
-            <w:top w:w="0" w:type="dxa"/>
-            <w:bottom w:w="0" w:type="dxa"/>
-          </w:tblCellMar>
-        </w:tblPrEx>
         <w:tc>
           <w:tcPr>
             <w:tcW w:w="900" w:type="dxa"/>
@@ -14165,12 +13457,6 @@
         </w:tc>
       </w:tr>
       <w:tr>
-        <w:tblPrEx>
-          <w:tblCellMar>
-            <w:top w:w="0" w:type="dxa"/>
-            <w:bottom w:w="0" w:type="dxa"/>
-          </w:tblCellMar>
-        </w:tblPrEx>
         <w:tc>
           <w:tcPr>
             <w:tcW w:w="900" w:type="dxa"/>
@@ -14255,7 +13541,7 @@
         <w:pStyle w:val="Ttulo2"/>
         <w:spacing w:before="240" w:after="120"/>
       </w:pPr>
-      <w:bookmarkStart w:id="18" w:name="_Toc238664597"/>
+      <w:bookmarkStart w:id="18" w:name="_Toc238732722"/>
       <w:r>
         <w:rPr>
           <w:b/>
@@ -14296,7 +13582,6 @@
     <w:tbl>
       <w:tblPr>
         <w:tblW w:w="9360" w:type="dxa"/>
-        <w:tblInd w:w="-5" w:type="dxa"/>
         <w:tblBorders>
           <w:top w:val="single" w:sz="2" w:space="0" w:color="BBBBBB"/>
           <w:left w:val="single" w:sz="2" w:space="0" w:color="BBBBBB"/>
@@ -14309,7 +13594,7 @@
           <w:left w:w="10" w:type="dxa"/>
           <w:right w:w="10" w:type="dxa"/>
         </w:tblCellMar>
-        <w:tblLook w:val="04A0" w:firstRow="1" w:lastRow="0" w:firstColumn="1" w:lastColumn="0" w:noHBand="0" w:noVBand="1"/>
+        <w:tblLook w:val="0000" w:firstRow="0" w:lastRow="0" w:firstColumn="0" w:lastColumn="0" w:noHBand="0" w:noVBand="0"/>
       </w:tblPr>
       <w:tblGrid>
         <w:gridCol w:w="900"/>
@@ -14317,12 +13602,6 @@
         <w:gridCol w:w="4160"/>
       </w:tblGrid>
       <w:tr>
-        <w:tblPrEx>
-          <w:tblCellMar>
-            <w:top w:w="0" w:type="dxa"/>
-            <w:bottom w:w="0" w:type="dxa"/>
-          </w:tblCellMar>
-        </w:tblPrEx>
         <w:trPr>
           <w:tblHeader/>
         </w:trPr>
@@ -14409,12 +13688,6 @@
         </w:tc>
       </w:tr>
       <w:tr>
-        <w:tblPrEx>
-          <w:tblCellMar>
-            <w:top w:w="0" w:type="dxa"/>
-            <w:bottom w:w="0" w:type="dxa"/>
-          </w:tblCellMar>
-        </w:tblPrEx>
         <w:tc>
           <w:tcPr>
             <w:tcW w:w="900" w:type="dxa"/>
@@ -14486,12 +13759,6 @@
         </w:tc>
       </w:tr>
       <w:tr>
-        <w:tblPrEx>
-          <w:tblCellMar>
-            <w:top w:w="0" w:type="dxa"/>
-            <w:bottom w:w="0" w:type="dxa"/>
-          </w:tblCellMar>
-        </w:tblPrEx>
         <w:tc>
           <w:tcPr>
             <w:tcW w:w="900" w:type="dxa"/>
@@ -14566,12 +13833,6 @@
         </w:tc>
       </w:tr>
       <w:tr>
-        <w:tblPrEx>
-          <w:tblCellMar>
-            <w:top w:w="0" w:type="dxa"/>
-            <w:bottom w:w="0" w:type="dxa"/>
-          </w:tblCellMar>
-        </w:tblPrEx>
         <w:tc>
           <w:tcPr>
             <w:tcW w:w="900" w:type="dxa"/>
@@ -14637,18 +13898,12 @@
                 <w:sz w:val="19"/>
                 <w:szCs w:val="19"/>
               </w:rPr>
-              <w:t>Entrega confirmada y registrada</w:t>
-            </w:r>
-          </w:p>
-        </w:tc>
-      </w:tr>
-      <w:tr>
-        <w:tblPrEx>
-          <w:tblCellMar>
-            <w:top w:w="0" w:type="dxa"/>
-            <w:bottom w:w="0" w:type="dxa"/>
-          </w:tblCellMar>
-        </w:tblPrEx>
+              <w:t>Entrega confirmada y registrada como estado independiente del estado fiscal del documento: un documento aceptado por Hacienda puede quedar con la entrega pendiente, en reintento o rebotada, sin que eso afecte su validez fiscal</w:t>
+            </w:r>
+          </w:p>
+        </w:tc>
+      </w:tr>
+      <w:tr>
         <w:tc>
           <w:tcPr>
             <w:tcW w:w="900" w:type="dxa"/>
@@ -14723,12 +13978,6 @@
         </w:tc>
       </w:tr>
       <w:tr>
-        <w:tblPrEx>
-          <w:tblCellMar>
-            <w:top w:w="0" w:type="dxa"/>
-            <w:bottom w:w="0" w:type="dxa"/>
-          </w:tblCellMar>
-        </w:tblPrEx>
         <w:tc>
           <w:tcPr>
             <w:tcW w:w="900" w:type="dxa"/>
@@ -14800,12 +14049,6 @@
         </w:tc>
       </w:tr>
       <w:tr>
-        <w:tblPrEx>
-          <w:tblCellMar>
-            <w:top w:w="0" w:type="dxa"/>
-            <w:bottom w:w="0" w:type="dxa"/>
-          </w:tblCellMar>
-        </w:tblPrEx>
         <w:tc>
           <w:tcPr>
             <w:tcW w:w="900" w:type="dxa"/>
@@ -14880,12 +14123,6 @@
         </w:tc>
       </w:tr>
       <w:tr>
-        <w:tblPrEx>
-          <w:tblCellMar>
-            <w:top w:w="0" w:type="dxa"/>
-            <w:bottom w:w="0" w:type="dxa"/>
-          </w:tblCellMar>
-        </w:tblPrEx>
         <w:tc>
           <w:tcPr>
             <w:tcW w:w="900" w:type="dxa"/>
@@ -14957,12 +14194,6 @@
         </w:tc>
       </w:tr>
       <w:tr>
-        <w:tblPrEx>
-          <w:tblCellMar>
-            <w:top w:w="0" w:type="dxa"/>
-            <w:bottom w:w="0" w:type="dxa"/>
-          </w:tblCellMar>
-        </w:tblPrEx>
         <w:tc>
           <w:tcPr>
             <w:tcW w:w="900" w:type="dxa"/>
@@ -15047,7 +14278,7 @@
         <w:pStyle w:val="Ttulo1"/>
         <w:spacing w:before="320" w:after="160"/>
       </w:pPr>
-      <w:bookmarkStart w:id="19" w:name="_Toc238664598"/>
+      <w:bookmarkStart w:id="19" w:name="_Toc238732723"/>
       <w:r>
         <w:rPr>
           <w:b/>
@@ -15056,6 +14287,7 @@
           <w:sz w:val="30"/>
           <w:szCs w:val="30"/>
         </w:rPr>
+        <w:lastRenderedPageBreak/>
         <w:t>7. Requerimientos no funcionales</w:t>
       </w:r>
       <w:bookmarkEnd w:id="19"/>
@@ -15063,7 +14295,6 @@
     <w:tbl>
       <w:tblPr>
         <w:tblW w:w="9360" w:type="dxa"/>
-        <w:tblInd w:w="-5" w:type="dxa"/>
         <w:tblBorders>
           <w:top w:val="single" w:sz="2" w:space="0" w:color="BBBBBB"/>
           <w:left w:val="single" w:sz="2" w:space="0" w:color="BBBBBB"/>
@@ -15076,19 +14307,13 @@
           <w:left w:w="10" w:type="dxa"/>
           <w:right w:w="10" w:type="dxa"/>
         </w:tblCellMar>
-        <w:tblLook w:val="04A0" w:firstRow="1" w:lastRow="0" w:firstColumn="1" w:lastColumn="0" w:noHBand="0" w:noVBand="1"/>
+        <w:tblLook w:val="0000" w:firstRow="0" w:lastRow="0" w:firstColumn="0" w:lastColumn="0" w:noHBand="0" w:noVBand="0"/>
       </w:tblPr>
       <w:tblGrid>
         <w:gridCol w:w="2000"/>
         <w:gridCol w:w="7360"/>
       </w:tblGrid>
       <w:tr>
-        <w:tblPrEx>
-          <w:tblCellMar>
-            <w:top w:w="0" w:type="dxa"/>
-            <w:bottom w:w="0" w:type="dxa"/>
-          </w:tblCellMar>
-        </w:tblPrEx>
         <w:trPr>
           <w:tblHeader/>
         </w:trPr>
@@ -15148,12 +14373,6 @@
         </w:tc>
       </w:tr>
       <w:tr>
-        <w:tblPrEx>
-          <w:tblCellMar>
-            <w:top w:w="0" w:type="dxa"/>
-            <w:bottom w:w="0" w:type="dxa"/>
-          </w:tblCellMar>
-        </w:tblPrEx>
         <w:tc>
           <w:tcPr>
             <w:tcW w:w="2000" w:type="dxa"/>
@@ -15202,12 +14421,6 @@
         </w:tc>
       </w:tr>
       <w:tr>
-        <w:tblPrEx>
-          <w:tblCellMar>
-            <w:top w:w="0" w:type="dxa"/>
-            <w:bottom w:w="0" w:type="dxa"/>
-          </w:tblCellMar>
-        </w:tblPrEx>
         <w:tc>
           <w:tcPr>
             <w:tcW w:w="2000" w:type="dxa"/>
@@ -15258,12 +14471,6 @@
         </w:tc>
       </w:tr>
       <w:tr>
-        <w:tblPrEx>
-          <w:tblCellMar>
-            <w:top w:w="0" w:type="dxa"/>
-            <w:bottom w:w="0" w:type="dxa"/>
-          </w:tblCellMar>
-        </w:tblPrEx>
         <w:tc>
           <w:tcPr>
             <w:tcW w:w="2000" w:type="dxa"/>
@@ -15312,12 +14519,6 @@
         </w:tc>
       </w:tr>
       <w:tr>
-        <w:tblPrEx>
-          <w:tblCellMar>
-            <w:top w:w="0" w:type="dxa"/>
-            <w:bottom w:w="0" w:type="dxa"/>
-          </w:tblCellMar>
-        </w:tblPrEx>
         <w:tc>
           <w:tcPr>
             <w:tcW w:w="2000" w:type="dxa"/>
@@ -15368,12 +14569,6 @@
         </w:tc>
       </w:tr>
       <w:tr>
-        <w:tblPrEx>
-          <w:tblCellMar>
-            <w:top w:w="0" w:type="dxa"/>
-            <w:bottom w:w="0" w:type="dxa"/>
-          </w:tblCellMar>
-        </w:tblPrEx>
         <w:tc>
           <w:tcPr>
             <w:tcW w:w="2000" w:type="dxa"/>
@@ -15422,12 +14617,6 @@
         </w:tc>
       </w:tr>
       <w:tr>
-        <w:tblPrEx>
-          <w:tblCellMar>
-            <w:top w:w="0" w:type="dxa"/>
-            <w:bottom w:w="0" w:type="dxa"/>
-          </w:tblCellMar>
-        </w:tblPrEx>
         <w:tc>
           <w:tcPr>
             <w:tcW w:w="2000" w:type="dxa"/>
@@ -15478,12 +14667,6 @@
         </w:tc>
       </w:tr>
       <w:tr>
-        <w:tblPrEx>
-          <w:tblCellMar>
-            <w:top w:w="0" w:type="dxa"/>
-            <w:bottom w:w="0" w:type="dxa"/>
-          </w:tblCellMar>
-        </w:tblPrEx>
         <w:tc>
           <w:tcPr>
             <w:tcW w:w="2000" w:type="dxa"/>
@@ -15532,12 +14715,6 @@
         </w:tc>
       </w:tr>
       <w:tr>
-        <w:tblPrEx>
-          <w:tblCellMar>
-            <w:top w:w="0" w:type="dxa"/>
-            <w:bottom w:w="0" w:type="dxa"/>
-          </w:tblCellMar>
-        </w:tblPrEx>
         <w:tc>
           <w:tcPr>
             <w:tcW w:w="2000" w:type="dxa"/>
@@ -15588,12 +14765,6 @@
         </w:tc>
       </w:tr>
       <w:tr>
-        <w:tblPrEx>
-          <w:tblCellMar>
-            <w:top w:w="0" w:type="dxa"/>
-            <w:bottom w:w="0" w:type="dxa"/>
-          </w:tblCellMar>
-        </w:tblPrEx>
         <w:tc>
           <w:tcPr>
             <w:tcW w:w="2000" w:type="dxa"/>
@@ -15652,7 +14823,7 @@
         <w:pStyle w:val="Ttulo1"/>
         <w:spacing w:before="320" w:after="160"/>
       </w:pPr>
-      <w:bookmarkStart w:id="20" w:name="_Toc238664599"/>
+      <w:bookmarkStart w:id="20" w:name="_Toc238732724"/>
       <w:r>
         <w:rPr>
           <w:b/>
@@ -15661,6 +14832,7 @@
           <w:sz w:val="30"/>
           <w:szCs w:val="30"/>
         </w:rPr>
+        <w:lastRenderedPageBreak/>
         <w:t>8. Contratos de API</w:t>
       </w:r>
       <w:bookmarkEnd w:id="20"/>
@@ -15670,7 +14842,7 @@
         <w:pStyle w:val="Ttulo2"/>
         <w:spacing w:before="240" w:after="120"/>
       </w:pPr>
-      <w:bookmarkStart w:id="21" w:name="_Toc238664600"/>
+      <w:bookmarkStart w:id="21" w:name="_Toc238732725"/>
       <w:r>
         <w:rPr>
           <w:b/>
@@ -15694,7 +14866,6 @@
     <w:tbl>
       <w:tblPr>
         <w:tblW w:w="9360" w:type="dxa"/>
-        <w:tblInd w:w="-5" w:type="dxa"/>
         <w:tblBorders>
           <w:top w:val="single" w:sz="2" w:space="0" w:color="BBBBBB"/>
           <w:left w:val="single" w:sz="2" w:space="0" w:color="BBBBBB"/>
@@ -15707,19 +14878,13 @@
           <w:left w:w="10" w:type="dxa"/>
           <w:right w:w="10" w:type="dxa"/>
         </w:tblCellMar>
-        <w:tblLook w:val="04A0" w:firstRow="1" w:lastRow="0" w:firstColumn="1" w:lastColumn="0" w:noHBand="0" w:noVBand="1"/>
+        <w:tblLook w:val="0000" w:firstRow="0" w:lastRow="0" w:firstColumn="0" w:lastColumn="0" w:noHBand="0" w:noVBand="0"/>
       </w:tblPr>
       <w:tblGrid>
         <w:gridCol w:w="3400"/>
         <w:gridCol w:w="5960"/>
       </w:tblGrid>
       <w:tr>
-        <w:tblPrEx>
-          <w:tblCellMar>
-            <w:top w:w="0" w:type="dxa"/>
-            <w:bottom w:w="0" w:type="dxa"/>
-          </w:tblCellMar>
-        </w:tblPrEx>
         <w:trPr>
           <w:tblHeader/>
         </w:trPr>
@@ -15779,12 +14944,6 @@
         </w:tc>
       </w:tr>
       <w:tr>
-        <w:tblPrEx>
-          <w:tblCellMar>
-            <w:top w:w="0" w:type="dxa"/>
-            <w:bottom w:w="0" w:type="dxa"/>
-          </w:tblCellMar>
-        </w:tblPrEx>
         <w:tc>
           <w:tcPr>
             <w:tcW w:w="3400" w:type="dxa"/>
@@ -15833,12 +14992,6 @@
         </w:tc>
       </w:tr>
       <w:tr>
-        <w:tblPrEx>
-          <w:tblCellMar>
-            <w:top w:w="0" w:type="dxa"/>
-            <w:bottom w:w="0" w:type="dxa"/>
-          </w:tblCellMar>
-        </w:tblPrEx>
         <w:tc>
           <w:tcPr>
             <w:tcW w:w="3400" w:type="dxa"/>
@@ -15889,12 +15042,6 @@
         </w:tc>
       </w:tr>
       <w:tr>
-        <w:tblPrEx>
-          <w:tblCellMar>
-            <w:top w:w="0" w:type="dxa"/>
-            <w:bottom w:w="0" w:type="dxa"/>
-          </w:tblCellMar>
-        </w:tblPrEx>
         <w:tc>
           <w:tcPr>
             <w:tcW w:w="3400" w:type="dxa"/>
@@ -15943,12 +15090,6 @@
         </w:tc>
       </w:tr>
       <w:tr>
-        <w:tblPrEx>
-          <w:tblCellMar>
-            <w:top w:w="0" w:type="dxa"/>
-            <w:bottom w:w="0" w:type="dxa"/>
-          </w:tblCellMar>
-        </w:tblPrEx>
         <w:tc>
           <w:tcPr>
             <w:tcW w:w="3400" w:type="dxa"/>
@@ -15999,12 +15140,6 @@
         </w:tc>
       </w:tr>
       <w:tr>
-        <w:tblPrEx>
-          <w:tblCellMar>
-            <w:top w:w="0" w:type="dxa"/>
-            <w:bottom w:w="0" w:type="dxa"/>
-          </w:tblCellMar>
-        </w:tblPrEx>
         <w:tc>
           <w:tcPr>
             <w:tcW w:w="3400" w:type="dxa"/>
@@ -16053,12 +15188,6 @@
         </w:tc>
       </w:tr>
       <w:tr>
-        <w:tblPrEx>
-          <w:tblCellMar>
-            <w:top w:w="0" w:type="dxa"/>
-            <w:bottom w:w="0" w:type="dxa"/>
-          </w:tblCellMar>
-        </w:tblPrEx>
         <w:tc>
           <w:tcPr>
             <w:tcW w:w="3400" w:type="dxa"/>
@@ -16109,12 +15238,6 @@
         </w:tc>
       </w:tr>
       <w:tr>
-        <w:tblPrEx>
-          <w:tblCellMar>
-            <w:top w:w="0" w:type="dxa"/>
-            <w:bottom w:w="0" w:type="dxa"/>
-          </w:tblCellMar>
-        </w:tblPrEx>
         <w:tc>
           <w:tcPr>
             <w:tcW w:w="3400" w:type="dxa"/>
@@ -16163,12 +15286,6 @@
         </w:tc>
       </w:tr>
       <w:tr>
-        <w:tblPrEx>
-          <w:tblCellMar>
-            <w:top w:w="0" w:type="dxa"/>
-            <w:bottom w:w="0" w:type="dxa"/>
-          </w:tblCellMar>
-        </w:tblPrEx>
         <w:tc>
           <w:tcPr>
             <w:tcW w:w="3400" w:type="dxa"/>
@@ -16219,12 +15336,6 @@
         </w:tc>
       </w:tr>
       <w:tr>
-        <w:tblPrEx>
-          <w:tblCellMar>
-            <w:top w:w="0" w:type="dxa"/>
-            <w:bottom w:w="0" w:type="dxa"/>
-          </w:tblCellMar>
-        </w:tblPrEx>
         <w:tc>
           <w:tcPr>
             <w:tcW w:w="3400" w:type="dxa"/>
@@ -16273,12 +15384,6 @@
         </w:tc>
       </w:tr>
       <w:tr>
-        <w:tblPrEx>
-          <w:tblCellMar>
-            <w:top w:w="0" w:type="dxa"/>
-            <w:bottom w:w="0" w:type="dxa"/>
-          </w:tblCellMar>
-        </w:tblPrEx>
         <w:tc>
           <w:tcPr>
             <w:tcW w:w="3400" w:type="dxa"/>
@@ -16329,12 +15434,6 @@
         </w:tc>
       </w:tr>
       <w:tr>
-        <w:tblPrEx>
-          <w:tblCellMar>
-            <w:top w:w="0" w:type="dxa"/>
-            <w:bottom w:w="0" w:type="dxa"/>
-          </w:tblCellMar>
-        </w:tblPrEx>
         <w:tc>
           <w:tcPr>
             <w:tcW w:w="3400" w:type="dxa"/>
@@ -16383,12 +15482,6 @@
         </w:tc>
       </w:tr>
       <w:tr>
-        <w:tblPrEx>
-          <w:tblCellMar>
-            <w:top w:w="0" w:type="dxa"/>
-            <w:bottom w:w="0" w:type="dxa"/>
-          </w:tblCellMar>
-        </w:tblPrEx>
         <w:tc>
           <w:tcPr>
             <w:tcW w:w="3400" w:type="dxa"/>
@@ -16439,12 +15532,6 @@
         </w:tc>
       </w:tr>
       <w:tr>
-        <w:tblPrEx>
-          <w:tblCellMar>
-            <w:top w:w="0" w:type="dxa"/>
-            <w:bottom w:w="0" w:type="dxa"/>
-          </w:tblCellMar>
-        </w:tblPrEx>
         <w:tc>
           <w:tcPr>
             <w:tcW w:w="3400" w:type="dxa"/>
@@ -16493,12 +15580,6 @@
         </w:tc>
       </w:tr>
       <w:tr>
-        <w:tblPrEx>
-          <w:tblCellMar>
-            <w:top w:w="0" w:type="dxa"/>
-            <w:bottom w:w="0" w:type="dxa"/>
-          </w:tblCellMar>
-        </w:tblPrEx>
         <w:tc>
           <w:tcPr>
             <w:tcW w:w="3400" w:type="dxa"/>
@@ -16559,7 +15640,7 @@
         <w:pStyle w:val="Ttulo2"/>
         <w:spacing w:before="240" w:after="120"/>
       </w:pPr>
-      <w:bookmarkStart w:id="22" w:name="_Toc238664601"/>
+      <w:bookmarkStart w:id="22" w:name="_Toc238732726"/>
       <w:r>
         <w:rPr>
           <w:b/>
@@ -16583,7 +15664,6 @@
     <w:tbl>
       <w:tblPr>
         <w:tblW w:w="9360" w:type="dxa"/>
-        <w:tblInd w:w="-5" w:type="dxa"/>
         <w:tblBorders>
           <w:top w:val="single" w:sz="2" w:space="0" w:color="BBBBBB"/>
           <w:left w:val="single" w:sz="2" w:space="0" w:color="BBBBBB"/>
@@ -16596,19 +15676,13 @@
           <w:left w:w="10" w:type="dxa"/>
           <w:right w:w="10" w:type="dxa"/>
         </w:tblCellMar>
-        <w:tblLook w:val="04A0" w:firstRow="1" w:lastRow="0" w:firstColumn="1" w:lastColumn="0" w:noHBand="0" w:noVBand="1"/>
+        <w:tblLook w:val="0000" w:firstRow="0" w:lastRow="0" w:firstColumn="0" w:lastColumn="0" w:noHBand="0" w:noVBand="0"/>
       </w:tblPr>
       <w:tblGrid>
         <w:gridCol w:w="2700"/>
         <w:gridCol w:w="6660"/>
       </w:tblGrid>
       <w:tr>
-        <w:tblPrEx>
-          <w:tblCellMar>
-            <w:top w:w="0" w:type="dxa"/>
-            <w:bottom w:w="0" w:type="dxa"/>
-          </w:tblCellMar>
-        </w:tblPrEx>
         <w:trPr>
           <w:tblHeader/>
         </w:trPr>
@@ -16668,12 +15742,6 @@
         </w:tc>
       </w:tr>
       <w:tr>
-        <w:tblPrEx>
-          <w:tblCellMar>
-            <w:top w:w="0" w:type="dxa"/>
-            <w:bottom w:w="0" w:type="dxa"/>
-          </w:tblCellMar>
-        </w:tblPrEx>
         <w:tc>
           <w:tcPr>
             <w:tcW w:w="2700" w:type="dxa"/>
@@ -16722,12 +15790,6 @@
         </w:tc>
       </w:tr>
       <w:tr>
-        <w:tblPrEx>
-          <w:tblCellMar>
-            <w:top w:w="0" w:type="dxa"/>
-            <w:bottom w:w="0" w:type="dxa"/>
-          </w:tblCellMar>
-        </w:tblPrEx>
         <w:tc>
           <w:tcPr>
             <w:tcW w:w="2700" w:type="dxa"/>
@@ -16778,12 +15840,6 @@
         </w:tc>
       </w:tr>
       <w:tr>
-        <w:tblPrEx>
-          <w:tblCellMar>
-            <w:top w:w="0" w:type="dxa"/>
-            <w:bottom w:w="0" w:type="dxa"/>
-          </w:tblCellMar>
-        </w:tblPrEx>
         <w:tc>
           <w:tcPr>
             <w:tcW w:w="2700" w:type="dxa"/>
@@ -16803,6 +15859,7 @@
                 <w:sz w:val="19"/>
                 <w:szCs w:val="19"/>
               </w:rPr>
+              <w:lastRenderedPageBreak/>
               <w:t>GET /comprobantes</w:t>
             </w:r>
           </w:p>
@@ -16832,12 +15889,6 @@
         </w:tc>
       </w:tr>
       <w:tr>
-        <w:tblPrEx>
-          <w:tblCellMar>
-            <w:top w:w="0" w:type="dxa"/>
-            <w:bottom w:w="0" w:type="dxa"/>
-          </w:tblCellMar>
-        </w:tblPrEx>
         <w:tc>
           <w:tcPr>
             <w:tcW w:w="2700" w:type="dxa"/>
@@ -16898,7 +15949,7 @@
         <w:pStyle w:val="Ttulo3"/>
         <w:spacing w:before="200" w:after="100"/>
       </w:pPr>
-      <w:bookmarkStart w:id="23" w:name="_Toc238664602"/>
+      <w:bookmarkStart w:id="23" w:name="_Toc238732727"/>
       <w:r>
         <w:rPr>
           <w:b/>
@@ -16914,7 +15965,6 @@
     <w:tbl>
       <w:tblPr>
         <w:tblW w:w="9360" w:type="dxa"/>
-        <w:tblInd w:w="-5" w:type="dxa"/>
         <w:tblBorders>
           <w:top w:val="single" w:sz="2" w:space="0" w:color="BBBBBB"/>
           <w:left w:val="single" w:sz="2" w:space="0" w:color="BBBBBB"/>
@@ -16927,7 +15977,7 @@
           <w:left w:w="10" w:type="dxa"/>
           <w:right w:w="10" w:type="dxa"/>
         </w:tblCellMar>
-        <w:tblLook w:val="04A0" w:firstRow="1" w:lastRow="0" w:firstColumn="1" w:lastColumn="0" w:noHBand="0" w:noVBand="1"/>
+        <w:tblLook w:val="0000" w:firstRow="0" w:lastRow="0" w:firstColumn="0" w:lastColumn="0" w:noHBand="0" w:noVBand="0"/>
       </w:tblPr>
       <w:tblGrid>
         <w:gridCol w:w="2700"/>
@@ -16935,12 +15985,6 @@
         <w:gridCol w:w="5360"/>
       </w:tblGrid>
       <w:tr>
-        <w:tblPrEx>
-          <w:tblCellMar>
-            <w:top w:w="0" w:type="dxa"/>
-            <w:bottom w:w="0" w:type="dxa"/>
-          </w:tblCellMar>
-        </w:tblPrEx>
         <w:trPr>
           <w:tblHeader/>
         </w:trPr>
@@ -17027,12 +16071,6 @@
         </w:tc>
       </w:tr>
       <w:tr>
-        <w:tblPrEx>
-          <w:tblCellMar>
-            <w:top w:w="0" w:type="dxa"/>
-            <w:bottom w:w="0" w:type="dxa"/>
-          </w:tblCellMar>
-        </w:tblPrEx>
         <w:tc>
           <w:tcPr>
             <w:tcW w:w="2700" w:type="dxa"/>
@@ -17104,12 +16142,6 @@
         </w:tc>
       </w:tr>
       <w:tr>
-        <w:tblPrEx>
-          <w:tblCellMar>
-            <w:top w:w="0" w:type="dxa"/>
-            <w:bottom w:w="0" w:type="dxa"/>
-          </w:tblCellMar>
-        </w:tblPrEx>
         <w:tc>
           <w:tcPr>
             <w:tcW w:w="2700" w:type="dxa"/>
@@ -17184,12 +16216,6 @@
         </w:tc>
       </w:tr>
       <w:tr>
-        <w:tblPrEx>
-          <w:tblCellMar>
-            <w:top w:w="0" w:type="dxa"/>
-            <w:bottom w:w="0" w:type="dxa"/>
-          </w:tblCellMar>
-        </w:tblPrEx>
         <w:tc>
           <w:tcPr>
             <w:tcW w:w="2700" w:type="dxa"/>
@@ -17261,12 +16287,6 @@
         </w:tc>
       </w:tr>
       <w:tr>
-        <w:tblPrEx>
-          <w:tblCellMar>
-            <w:top w:w="0" w:type="dxa"/>
-            <w:bottom w:w="0" w:type="dxa"/>
-          </w:tblCellMar>
-        </w:tblPrEx>
         <w:tc>
           <w:tcPr>
             <w:tcW w:w="2700" w:type="dxa"/>
@@ -17341,12 +16361,6 @@
         </w:tc>
       </w:tr>
       <w:tr>
-        <w:tblPrEx>
-          <w:tblCellMar>
-            <w:top w:w="0" w:type="dxa"/>
-            <w:bottom w:w="0" w:type="dxa"/>
-          </w:tblCellMar>
-        </w:tblPrEx>
         <w:tc>
           <w:tcPr>
             <w:tcW w:w="2700" w:type="dxa"/>
@@ -17418,12 +16432,6 @@
         </w:tc>
       </w:tr>
       <w:tr>
-        <w:tblPrEx>
-          <w:tblCellMar>
-            <w:top w:w="0" w:type="dxa"/>
-            <w:bottom w:w="0" w:type="dxa"/>
-          </w:tblCellMar>
-        </w:tblPrEx>
         <w:tc>
           <w:tcPr>
             <w:tcW w:w="2700" w:type="dxa"/>
@@ -17498,12 +16506,6 @@
         </w:tc>
       </w:tr>
       <w:tr>
-        <w:tblPrEx>
-          <w:tblCellMar>
-            <w:top w:w="0" w:type="dxa"/>
-            <w:bottom w:w="0" w:type="dxa"/>
-          </w:tblCellMar>
-        </w:tblPrEx>
         <w:tc>
           <w:tcPr>
             <w:tcW w:w="2700" w:type="dxa"/>
@@ -17585,7 +16587,7 @@
         <w:pStyle w:val="Ttulo3"/>
         <w:spacing w:before="200" w:after="100"/>
       </w:pPr>
-      <w:bookmarkStart w:id="24" w:name="_Toc238664603"/>
+      <w:bookmarkStart w:id="24" w:name="_Toc238732728"/>
       <w:r>
         <w:rPr>
           <w:b/>
@@ -17673,7 +16675,7 @@
         <w:pStyle w:val="Ttulo2"/>
         <w:spacing w:before="240" w:after="120"/>
       </w:pPr>
-      <w:bookmarkStart w:id="25" w:name="_Toc238664604"/>
+      <w:bookmarkStart w:id="25" w:name="_Toc238732729"/>
       <w:r>
         <w:rPr>
           <w:b/>
@@ -17697,7 +16699,6 @@
     <w:tbl>
       <w:tblPr>
         <w:tblW w:w="9360" w:type="dxa"/>
-        <w:tblInd w:w="-5" w:type="dxa"/>
         <w:tblBorders>
           <w:top w:val="single" w:sz="2" w:space="0" w:color="BBBBBB"/>
           <w:left w:val="single" w:sz="2" w:space="0" w:color="BBBBBB"/>
@@ -17710,7 +16711,7 @@
           <w:left w:w="10" w:type="dxa"/>
           <w:right w:w="10" w:type="dxa"/>
         </w:tblCellMar>
-        <w:tblLook w:val="04A0" w:firstRow="1" w:lastRow="0" w:firstColumn="1" w:lastColumn="0" w:noHBand="0" w:noVBand="1"/>
+        <w:tblLook w:val="0000" w:firstRow="0" w:lastRow="0" w:firstColumn="0" w:lastColumn="0" w:noHBand="0" w:noVBand="0"/>
       </w:tblPr>
       <w:tblGrid>
         <w:gridCol w:w="2300"/>
@@ -17718,12 +16719,6 @@
         <w:gridCol w:w="2460"/>
       </w:tblGrid>
       <w:tr>
-        <w:tblPrEx>
-          <w:tblCellMar>
-            <w:top w:w="0" w:type="dxa"/>
-            <w:bottom w:w="0" w:type="dxa"/>
-          </w:tblCellMar>
-        </w:tblPrEx>
         <w:trPr>
           <w:tblHeader/>
         </w:trPr>
@@ -17810,12 +16805,6 @@
         </w:tc>
       </w:tr>
       <w:tr>
-        <w:tblPrEx>
-          <w:tblCellMar>
-            <w:top w:w="0" w:type="dxa"/>
-            <w:bottom w:w="0" w:type="dxa"/>
-          </w:tblCellMar>
-        </w:tblPrEx>
         <w:tc>
           <w:tcPr>
             <w:tcW w:w="2300" w:type="dxa"/>
@@ -17887,12 +16876,6 @@
         </w:tc>
       </w:tr>
       <w:tr>
-        <w:tblPrEx>
-          <w:tblCellMar>
-            <w:top w:w="0" w:type="dxa"/>
-            <w:bottom w:w="0" w:type="dxa"/>
-          </w:tblCellMar>
-        </w:tblPrEx>
         <w:tc>
           <w:tcPr>
             <w:tcW w:w="2300" w:type="dxa"/>
@@ -17913,6 +16896,7 @@
                 <w:sz w:val="19"/>
                 <w:szCs w:val="19"/>
               </w:rPr>
+              <w:lastRenderedPageBreak/>
               <w:t>generado</w:t>
             </w:r>
           </w:p>
@@ -17967,12 +16951,6 @@
         </w:tc>
       </w:tr>
       <w:tr>
-        <w:tblPrEx>
-          <w:tblCellMar>
-            <w:top w:w="0" w:type="dxa"/>
-            <w:bottom w:w="0" w:type="dxa"/>
-          </w:tblCellMar>
-        </w:tblPrEx>
         <w:tc>
           <w:tcPr>
             <w:tcW w:w="2300" w:type="dxa"/>
@@ -18044,12 +17022,6 @@
         </w:tc>
       </w:tr>
       <w:tr>
-        <w:tblPrEx>
-          <w:tblCellMar>
-            <w:top w:w="0" w:type="dxa"/>
-            <w:bottom w:w="0" w:type="dxa"/>
-          </w:tblCellMar>
-        </w:tblPrEx>
         <w:tc>
           <w:tcPr>
             <w:tcW w:w="2300" w:type="dxa"/>
@@ -18124,12 +17096,6 @@
         </w:tc>
       </w:tr>
       <w:tr>
-        <w:tblPrEx>
-          <w:tblCellMar>
-            <w:top w:w="0" w:type="dxa"/>
-            <w:bottom w:w="0" w:type="dxa"/>
-          </w:tblCellMar>
-        </w:tblPrEx>
         <w:tc>
           <w:tcPr>
             <w:tcW w:w="2300" w:type="dxa"/>
@@ -18201,12 +17167,6 @@
         </w:tc>
       </w:tr>
       <w:tr>
-        <w:tblPrEx>
-          <w:tblCellMar>
-            <w:top w:w="0" w:type="dxa"/>
-            <w:bottom w:w="0" w:type="dxa"/>
-          </w:tblCellMar>
-        </w:tblPrEx>
         <w:tc>
           <w:tcPr>
             <w:tcW w:w="2300" w:type="dxa"/>
@@ -18281,12 +17241,6 @@
         </w:tc>
       </w:tr>
       <w:tr>
-        <w:tblPrEx>
-          <w:tblCellMar>
-            <w:top w:w="0" w:type="dxa"/>
-            <w:bottom w:w="0" w:type="dxa"/>
-          </w:tblCellMar>
-        </w:tblPrEx>
         <w:tc>
           <w:tcPr>
             <w:tcW w:w="2300" w:type="dxa"/>
@@ -18358,12 +17312,6 @@
         </w:tc>
       </w:tr>
       <w:tr>
-        <w:tblPrEx>
-          <w:tblCellMar>
-            <w:top w:w="0" w:type="dxa"/>
-            <w:bottom w:w="0" w:type="dxa"/>
-          </w:tblCellMar>
-        </w:tblPrEx>
         <w:tc>
           <w:tcPr>
             <w:tcW w:w="2300" w:type="dxa"/>
@@ -18438,12 +17386,6 @@
         </w:tc>
       </w:tr>
       <w:tr>
-        <w:tblPrEx>
-          <w:tblCellMar>
-            <w:top w:w="0" w:type="dxa"/>
-            <w:bottom w:w="0" w:type="dxa"/>
-          </w:tblCellMar>
-        </w:tblPrEx>
         <w:tc>
           <w:tcPr>
             <w:tcW w:w="2300" w:type="dxa"/>
@@ -18525,7 +17467,7 @@
         <w:pStyle w:val="Ttulo1"/>
         <w:spacing w:before="320" w:after="160"/>
       </w:pPr>
-      <w:bookmarkStart w:id="26" w:name="_Toc238664605"/>
+      <w:bookmarkStart w:id="26" w:name="_Toc238732730"/>
       <w:r>
         <w:rPr>
           <w:b/>
@@ -18534,6 +17476,7 @@
           <w:sz w:val="30"/>
           <w:szCs w:val="30"/>
         </w:rPr>
+        <w:lastRenderedPageBreak/>
         <w:t>9. Riesgos</w:t>
       </w:r>
       <w:bookmarkEnd w:id="26"/>
@@ -18541,7 +17484,6 @@
     <w:tbl>
       <w:tblPr>
         <w:tblW w:w="9360" w:type="dxa"/>
-        <w:tblInd w:w="-5" w:type="dxa"/>
         <w:tblBorders>
           <w:top w:val="single" w:sz="2" w:space="0" w:color="BBBBBB"/>
           <w:left w:val="single" w:sz="2" w:space="0" w:color="BBBBBB"/>
@@ -18554,7 +17496,7 @@
           <w:left w:w="10" w:type="dxa"/>
           <w:right w:w="10" w:type="dxa"/>
         </w:tblCellMar>
-        <w:tblLook w:val="04A0" w:firstRow="1" w:lastRow="0" w:firstColumn="1" w:lastColumn="0" w:noHBand="0" w:noVBand="1"/>
+        <w:tblLook w:val="0000" w:firstRow="0" w:lastRow="0" w:firstColumn="0" w:lastColumn="0" w:noHBand="0" w:noVBand="0"/>
       </w:tblPr>
       <w:tblGrid>
         <w:gridCol w:w="2600"/>
@@ -18562,12 +17504,6 @@
         <w:gridCol w:w="3360"/>
       </w:tblGrid>
       <w:tr>
-        <w:tblPrEx>
-          <w:tblCellMar>
-            <w:top w:w="0" w:type="dxa"/>
-            <w:bottom w:w="0" w:type="dxa"/>
-          </w:tblCellMar>
-        </w:tblPrEx>
         <w:trPr>
           <w:tblHeader/>
         </w:trPr>
@@ -18654,12 +17590,6 @@
         </w:tc>
       </w:tr>
       <w:tr>
-        <w:tblPrEx>
-          <w:tblCellMar>
-            <w:top w:w="0" w:type="dxa"/>
-            <w:bottom w:w="0" w:type="dxa"/>
-          </w:tblCellMar>
-        </w:tblPrEx>
         <w:tc>
           <w:tcPr>
             <w:tcW w:w="2600" w:type="dxa"/>
@@ -18731,12 +17661,6 @@
         </w:tc>
       </w:tr>
       <w:tr>
-        <w:tblPrEx>
-          <w:tblCellMar>
-            <w:top w:w="0" w:type="dxa"/>
-            <w:bottom w:w="0" w:type="dxa"/>
-          </w:tblCellMar>
-        </w:tblPrEx>
         <w:tc>
           <w:tcPr>
             <w:tcW w:w="2600" w:type="dxa"/>
@@ -18811,12 +17735,6 @@
         </w:tc>
       </w:tr>
       <w:tr>
-        <w:tblPrEx>
-          <w:tblCellMar>
-            <w:top w:w="0" w:type="dxa"/>
-            <w:bottom w:w="0" w:type="dxa"/>
-          </w:tblCellMar>
-        </w:tblPrEx>
         <w:tc>
           <w:tcPr>
             <w:tcW w:w="2600" w:type="dxa"/>
@@ -18888,12 +17806,6 @@
         </w:tc>
       </w:tr>
       <w:tr>
-        <w:tblPrEx>
-          <w:tblCellMar>
-            <w:top w:w="0" w:type="dxa"/>
-            <w:bottom w:w="0" w:type="dxa"/>
-          </w:tblCellMar>
-        </w:tblPrEx>
         <w:tc>
           <w:tcPr>
             <w:tcW w:w="2600" w:type="dxa"/>
@@ -18968,12 +17880,6 @@
         </w:tc>
       </w:tr>
       <w:tr>
-        <w:tblPrEx>
-          <w:tblCellMar>
-            <w:top w:w="0" w:type="dxa"/>
-            <w:bottom w:w="0" w:type="dxa"/>
-          </w:tblCellMar>
-        </w:tblPrEx>
         <w:tc>
           <w:tcPr>
             <w:tcW w:w="2600" w:type="dxa"/>
@@ -19045,12 +17951,6 @@
         </w:tc>
       </w:tr>
       <w:tr>
-        <w:tblPrEx>
-          <w:tblCellMar>
-            <w:top w:w="0" w:type="dxa"/>
-            <w:bottom w:w="0" w:type="dxa"/>
-          </w:tblCellMar>
-        </w:tblPrEx>
         <w:tc>
           <w:tcPr>
             <w:tcW w:w="2600" w:type="dxa"/>
@@ -19125,12 +18025,6 @@
         </w:tc>
       </w:tr>
       <w:tr>
-        <w:tblPrEx>
-          <w:tblCellMar>
-            <w:top w:w="0" w:type="dxa"/>
-            <w:bottom w:w="0" w:type="dxa"/>
-          </w:tblCellMar>
-        </w:tblPrEx>
         <w:tc>
           <w:tcPr>
             <w:tcW w:w="2600" w:type="dxa"/>
@@ -19202,12 +18096,6 @@
         </w:tc>
       </w:tr>
       <w:tr>
-        <w:tblPrEx>
-          <w:tblCellMar>
-            <w:top w:w="0" w:type="dxa"/>
-            <w:bottom w:w="0" w:type="dxa"/>
-          </w:tblCellMar>
-        </w:tblPrEx>
         <w:tc>
           <w:tcPr>
             <w:tcW w:w="2600" w:type="dxa"/>
@@ -19282,12 +18170,6 @@
         </w:tc>
       </w:tr>
       <w:tr>
-        <w:tblPrEx>
-          <w:tblCellMar>
-            <w:top w:w="0" w:type="dxa"/>
-            <w:bottom w:w="0" w:type="dxa"/>
-          </w:tblCellMar>
-        </w:tblPrEx>
         <w:tc>
           <w:tcPr>
             <w:tcW w:w="2600" w:type="dxa"/>
@@ -19359,12 +18241,6 @@
         </w:tc>
       </w:tr>
       <w:tr>
-        <w:tblPrEx>
-          <w:tblCellMar>
-            <w:top w:w="0" w:type="dxa"/>
-            <w:bottom w:w="0" w:type="dxa"/>
-          </w:tblCellMar>
-        </w:tblPrEx>
         <w:tc>
           <w:tcPr>
             <w:tcW w:w="2600" w:type="dxa"/>
@@ -19439,12 +18315,6 @@
         </w:tc>
       </w:tr>
       <w:tr>
-        <w:tblPrEx>
-          <w:tblCellMar>
-            <w:top w:w="0" w:type="dxa"/>
-            <w:bottom w:w="0" w:type="dxa"/>
-          </w:tblCellMar>
-        </w:tblPrEx>
         <w:tc>
           <w:tcPr>
             <w:tcW w:w="2600" w:type="dxa"/>
@@ -19526,7 +18396,7 @@
         <w:pStyle w:val="Ttulo1"/>
         <w:spacing w:before="320" w:after="160"/>
       </w:pPr>
-      <w:bookmarkStart w:id="27" w:name="_Toc238664606"/>
+      <w:bookmarkStart w:id="27" w:name="_Toc238732731"/>
       <w:r>
         <w:rPr>
           <w:b/>
@@ -19535,6 +18405,7 @@
           <w:sz w:val="30"/>
           <w:szCs w:val="30"/>
         </w:rPr>
+        <w:lastRenderedPageBreak/>
         <w:t>10. Preguntas abiertas</w:t>
       </w:r>
       <w:bookmarkEnd w:id="27"/>
@@ -19542,7 +18413,6 @@
     <w:tbl>
       <w:tblPr>
         <w:tblW w:w="9360" w:type="dxa"/>
-        <w:tblInd w:w="-5" w:type="dxa"/>
         <w:tblBorders>
           <w:top w:val="single" w:sz="2" w:space="0" w:color="BBBBBB"/>
           <w:left w:val="single" w:sz="2" w:space="0" w:color="BBBBBB"/>
@@ -19555,19 +18425,13 @@
           <w:left w:w="10" w:type="dxa"/>
           <w:right w:w="10" w:type="dxa"/>
         </w:tblCellMar>
-        <w:tblLook w:val="04A0" w:firstRow="1" w:lastRow="0" w:firstColumn="1" w:lastColumn="0" w:noHBand="0" w:noVBand="1"/>
+        <w:tblLook w:val="0000" w:firstRow="0" w:lastRow="0" w:firstColumn="0" w:lastColumn="0" w:noHBand="0" w:noVBand="0"/>
       </w:tblPr>
       <w:tblGrid>
         <w:gridCol w:w="800"/>
         <w:gridCol w:w="8560"/>
       </w:tblGrid>
       <w:tr>
-        <w:tblPrEx>
-          <w:tblCellMar>
-            <w:top w:w="0" w:type="dxa"/>
-            <w:bottom w:w="0" w:type="dxa"/>
-          </w:tblCellMar>
-        </w:tblPrEx>
         <w:trPr>
           <w:tblHeader/>
         </w:trPr>
@@ -19627,12 +18491,6 @@
         </w:tc>
       </w:tr>
       <w:tr>
-        <w:tblPrEx>
-          <w:tblCellMar>
-            <w:top w:w="0" w:type="dxa"/>
-            <w:bottom w:w="0" w:type="dxa"/>
-          </w:tblCellMar>
-        </w:tblPrEx>
         <w:tc>
           <w:tcPr>
             <w:tcW w:w="800" w:type="dxa"/>
@@ -19681,12 +18539,6 @@
         </w:tc>
       </w:tr>
       <w:tr>
-        <w:tblPrEx>
-          <w:tblCellMar>
-            <w:top w:w="0" w:type="dxa"/>
-            <w:bottom w:w="0" w:type="dxa"/>
-          </w:tblCellMar>
-        </w:tblPrEx>
         <w:tc>
           <w:tcPr>
             <w:tcW w:w="800" w:type="dxa"/>
@@ -19737,12 +18589,6 @@
         </w:tc>
       </w:tr>
       <w:tr>
-        <w:tblPrEx>
-          <w:tblCellMar>
-            <w:top w:w="0" w:type="dxa"/>
-            <w:bottom w:w="0" w:type="dxa"/>
-          </w:tblCellMar>
-        </w:tblPrEx>
         <w:tc>
           <w:tcPr>
             <w:tcW w:w="800" w:type="dxa"/>
@@ -19791,12 +18637,6 @@
         </w:tc>
       </w:tr>
       <w:tr>
-        <w:tblPrEx>
-          <w:tblCellMar>
-            <w:top w:w="0" w:type="dxa"/>
-            <w:bottom w:w="0" w:type="dxa"/>
-          </w:tblCellMar>
-        </w:tblPrEx>
         <w:tc>
           <w:tcPr>
             <w:tcW w:w="800" w:type="dxa"/>
@@ -19847,12 +18687,6 @@
         </w:tc>
       </w:tr>
       <w:tr>
-        <w:tblPrEx>
-          <w:tblCellMar>
-            <w:top w:w="0" w:type="dxa"/>
-            <w:bottom w:w="0" w:type="dxa"/>
-          </w:tblCellMar>
-        </w:tblPrEx>
         <w:tc>
           <w:tcPr>
             <w:tcW w:w="800" w:type="dxa"/>
@@ -19901,12 +18735,6 @@
         </w:tc>
       </w:tr>
       <w:tr>
-        <w:tblPrEx>
-          <w:tblCellMar>
-            <w:top w:w="0" w:type="dxa"/>
-            <w:bottom w:w="0" w:type="dxa"/>
-          </w:tblCellMar>
-        </w:tblPrEx>
         <w:tc>
           <w:tcPr>
             <w:tcW w:w="800" w:type="dxa"/>
@@ -19957,12 +18785,6 @@
         </w:tc>
       </w:tr>
       <w:tr>
-        <w:tblPrEx>
-          <w:tblCellMar>
-            <w:top w:w="0" w:type="dxa"/>
-            <w:bottom w:w="0" w:type="dxa"/>
-          </w:tblCellMar>
-        </w:tblPrEx>
         <w:tc>
           <w:tcPr>
             <w:tcW w:w="800" w:type="dxa"/>
@@ -20011,12 +18833,6 @@
         </w:tc>
       </w:tr>
       <w:tr>
-        <w:tblPrEx>
-          <w:tblCellMar>
-            <w:top w:w="0" w:type="dxa"/>
-            <w:bottom w:w="0" w:type="dxa"/>
-          </w:tblCellMar>
-        </w:tblPrEx>
         <w:tc>
           <w:tcPr>
             <w:tcW w:w="800" w:type="dxa"/>
@@ -20067,12 +18883,6 @@
         </w:tc>
       </w:tr>
       <w:tr>
-        <w:tblPrEx>
-          <w:tblCellMar>
-            <w:top w:w="0" w:type="dxa"/>
-            <w:bottom w:w="0" w:type="dxa"/>
-          </w:tblCellMar>
-        </w:tblPrEx>
         <w:tc>
           <w:tcPr>
             <w:tcW w:w="800" w:type="dxa"/>
@@ -20121,12 +18931,6 @@
         </w:tc>
       </w:tr>
       <w:tr>
-        <w:tblPrEx>
-          <w:tblCellMar>
-            <w:top w:w="0" w:type="dxa"/>
-            <w:bottom w:w="0" w:type="dxa"/>
-          </w:tblCellMar>
-        </w:tblPrEx>
         <w:tc>
           <w:tcPr>
             <w:tcW w:w="800" w:type="dxa"/>
@@ -20177,12 +18981,6 @@
         </w:tc>
       </w:tr>
       <w:tr>
-        <w:tblPrEx>
-          <w:tblCellMar>
-            <w:top w:w="0" w:type="dxa"/>
-            <w:bottom w:w="0" w:type="dxa"/>
-          </w:tblCellMar>
-        </w:tblPrEx>
         <w:tc>
           <w:tcPr>
             <w:tcW w:w="800" w:type="dxa"/>
@@ -20231,12 +19029,6 @@
         </w:tc>
       </w:tr>
       <w:tr>
-        <w:tblPrEx>
-          <w:tblCellMar>
-            <w:top w:w="0" w:type="dxa"/>
-            <w:bottom w:w="0" w:type="dxa"/>
-          </w:tblCellMar>
-        </w:tblPrEx>
         <w:tc>
           <w:tcPr>
             <w:tcW w:w="800" w:type="dxa"/>
@@ -20281,7 +19073,157 @@
                 <w:sz w:val="19"/>
                 <w:szCs w:val="19"/>
               </w:rPr>
-              <w:t>¿Hacienda valida únicamente la unicidad de la clave, o también la continuidad de la serie por terminal? Con la decisión D-18 esta es la única ruta de numeración, así que una respuesta negativa obligaría a reabrir el diseño. Confirmar en el Anexo 3 antes de la Fase 1.</w:t>
+              <w:t>¿Hacienda valida únicamente la unicidad de la clave, o también la continuidad de la serie por terminal, incluyendo el caso de un emisor que migra desde otro sistema de facturación? Con la decisión D-18 esta es la única ruta de numeración: si la migración exige continuar la serie del proveedor anterior, hay que reabrir el diseño antes de la Fase 1. Confirmar en el Anexo 3 y, si hace falta, directamente con Hacienda o un gestor autorizado ante TRIBU-CR.</w:t>
+            </w:r>
+          </w:p>
+        </w:tc>
+      </w:tr>
+      <w:tr>
+        <w:tc>
+          <w:tcPr>
+            <w:tcW w:w="800" w:type="dxa"/>
+            <w:shd w:val="clear" w:color="auto" w:fill="F2F4F5"/>
+            <w:tcMar>
+              <w:top w:w="80" w:type="dxa"/>
+              <w:left w:w="100" w:type="dxa"/>
+              <w:bottom w:w="80" w:type="dxa"/>
+              <w:right w:w="100" w:type="dxa"/>
+            </w:tcMar>
+          </w:tcPr>
+          <w:p>
+            <w:pPr>
+              <w:spacing w:line="260" w:lineRule="auto"/>
+            </w:pPr>
+            <w:r>
+              <w:rPr>
+                <w:sz w:val="19"/>
+                <w:szCs w:val="19"/>
+              </w:rPr>
+              <w:t>Q13</w:t>
+            </w:r>
+          </w:p>
+        </w:tc>
+        <w:tc>
+          <w:tcPr>
+            <w:tcW w:w="8560" w:type="dxa"/>
+            <w:shd w:val="clear" w:color="auto" w:fill="F2F4F5"/>
+            <w:tcMar>
+              <w:top w:w="80" w:type="dxa"/>
+              <w:left w:w="100" w:type="dxa"/>
+              <w:bottom w:w="80" w:type="dxa"/>
+              <w:right w:w="100" w:type="dxa"/>
+            </w:tcMar>
+          </w:tcPr>
+          <w:p>
+            <w:pPr>
+              <w:spacing w:line="260" w:lineRule="auto"/>
+            </w:pPr>
+            <w:r>
+              <w:rPr>
+                <w:sz w:val="19"/>
+                <w:szCs w:val="19"/>
+              </w:rPr>
+              <w:t>¿El tipo de identificación 05 Extranjero No Domiciliado tiene alguna restricción de uso por condición de venta (por ejemplo, exclusividad con el código 12 de venta de mercancía no nacionalizada), o aplica sin restricción en Factura Electrónica a cualquier receptor extranjero sin cédula? Confirmar contra el anexo oficial línea por línea antes de F2-07, sin confundir esa nota con la que aplica al campo condición de venta.</w:t>
+            </w:r>
+          </w:p>
+        </w:tc>
+      </w:tr>
+      <w:tr>
+        <w:tc>
+          <w:tcPr>
+            <w:tcW w:w="800" w:type="dxa"/>
+            <w:shd w:val="clear" w:color="auto" w:fill="F2F4F5"/>
+            <w:tcMar>
+              <w:top w:w="80" w:type="dxa"/>
+              <w:left w:w="100" w:type="dxa"/>
+              <w:bottom w:w="80" w:type="dxa"/>
+              <w:right w:w="100" w:type="dxa"/>
+            </w:tcMar>
+          </w:tcPr>
+          <w:p>
+            <w:pPr>
+              <w:spacing w:line="260" w:lineRule="auto"/>
+            </w:pPr>
+            <w:r>
+              <w:rPr>
+                <w:sz w:val="19"/>
+                <w:szCs w:val="19"/>
+              </w:rPr>
+              <w:t>Q14</w:t>
+            </w:r>
+          </w:p>
+        </w:tc>
+        <w:tc>
+          <w:tcPr>
+            <w:tcW w:w="8560" w:type="dxa"/>
+            <w:shd w:val="clear" w:color="auto" w:fill="F2F4F5"/>
+            <w:tcMar>
+              <w:top w:w="80" w:type="dxa"/>
+              <w:left w:w="100" w:type="dxa"/>
+              <w:bottom w:w="80" w:type="dxa"/>
+              <w:right w:w="100" w:type="dxa"/>
+            </w:tcMar>
+          </w:tcPr>
+          <w:p>
+            <w:pPr>
+              <w:spacing w:line="260" w:lineRule="auto"/>
+            </w:pPr>
+            <w:r>
+              <w:rPr>
+                <w:sz w:val="19"/>
+                <w:szCs w:val="19"/>
+              </w:rPr>
+              <w:t>Cuando Hacienda rechaza un comprobante, ¿el reemplazo es simplemente un documento nuevo con clave distinta, o el reglamento exige alguna referencia formal a la clave rechazada en el documento de reemplazo? Confirmar antes de implementar F1-12 y las reglas de negocio de las notas (F2-05).</w:t>
+            </w:r>
+          </w:p>
+        </w:tc>
+      </w:tr>
+      <w:tr>
+        <w:tc>
+          <w:tcPr>
+            <w:tcW w:w="800" w:type="dxa"/>
+            <w:shd w:val="clear" w:color="auto" w:fill="F2F4F5"/>
+            <w:tcMar>
+              <w:top w:w="80" w:type="dxa"/>
+              <w:left w:w="100" w:type="dxa"/>
+              <w:bottom w:w="80" w:type="dxa"/>
+              <w:right w:w="100" w:type="dxa"/>
+            </w:tcMar>
+          </w:tcPr>
+          <w:p>
+            <w:pPr>
+              <w:spacing w:line="260" w:lineRule="auto"/>
+            </w:pPr>
+            <w:r>
+              <w:rPr>
+                <w:sz w:val="19"/>
+                <w:szCs w:val="19"/>
+              </w:rPr>
+              <w:t>Q15</w:t>
+            </w:r>
+          </w:p>
+        </w:tc>
+        <w:tc>
+          <w:tcPr>
+            <w:tcW w:w="8560" w:type="dxa"/>
+            <w:shd w:val="clear" w:color="auto" w:fill="F2F4F5"/>
+            <w:tcMar>
+              <w:top w:w="80" w:type="dxa"/>
+              <w:left w:w="100" w:type="dxa"/>
+              <w:bottom w:w="80" w:type="dxa"/>
+              <w:right w:w="100" w:type="dxa"/>
+            </w:tcMar>
+          </w:tcPr>
+          <w:p>
+            <w:pPr>
+              <w:spacing w:line="260" w:lineRule="auto"/>
+            </w:pPr>
+            <w:r>
+              <w:rPr>
+                <w:sz w:val="19"/>
+                <w:szCs w:val="19"/>
+              </w:rPr>
+              <w:t>¿La exclusión de modo contingencia y sin internet (sección 3.2) es viable sin importar el volumen, o el reglamento exige un procedimiento mínimo — registro del incidente, conservación de operaciones pendientes y regularización posterior — desde el primer comprobante? Confirmar antes de cerrar la Fase 1.</w:t>
             </w:r>
           </w:p>
         </w:tc>
@@ -20289,6 +19231,7 @@
     </w:tbl>
     <w:p>
       <w:r>
+        <w:lastRenderedPageBreak/>
         <w:br w:type="page"/>
       </w:r>
     </w:p>
@@ -20297,7 +19240,7 @@
         <w:pStyle w:val="Ttulo1"/>
         <w:spacing w:before="320" w:after="160"/>
       </w:pPr>
-      <w:bookmarkStart w:id="28" w:name="_Toc238664607"/>
+      <w:bookmarkStart w:id="28" w:name="_Toc238732732"/>
       <w:r>
         <w:rPr>
           <w:b/>
@@ -20306,6 +19249,7 @@
           <w:sz w:val="30"/>
           <w:szCs w:val="30"/>
         </w:rPr>
+        <w:lastRenderedPageBreak/>
         <w:t>11. Extensibilidad a otros países</w:t>
       </w:r>
       <w:bookmarkEnd w:id="28"/>
@@ -20323,7 +19267,7 @@
         <w:pStyle w:val="Ttulo2"/>
         <w:spacing w:before="240" w:after="120"/>
       </w:pPr>
-      <w:bookmarkStart w:id="29" w:name="_Toc238664608"/>
+      <w:bookmarkStart w:id="29" w:name="_Toc238732733"/>
       <w:r>
         <w:rPr>
           <w:b/>
@@ -20339,7 +19283,6 @@
     <w:tbl>
       <w:tblPr>
         <w:tblW w:w="9360" w:type="dxa"/>
-        <w:tblInd w:w="-5" w:type="dxa"/>
         <w:tblBorders>
           <w:top w:val="single" w:sz="2" w:space="0" w:color="BBBBBB"/>
           <w:left w:val="single" w:sz="2" w:space="0" w:color="BBBBBB"/>
@@ -20352,7 +19295,7 @@
           <w:left w:w="10" w:type="dxa"/>
           <w:right w:w="10" w:type="dxa"/>
         </w:tblCellMar>
-        <w:tblLook w:val="04A0" w:firstRow="1" w:lastRow="0" w:firstColumn="1" w:lastColumn="0" w:noHBand="0" w:noVBand="1"/>
+        <w:tblLook w:val="0000" w:firstRow="0" w:lastRow="0" w:firstColumn="0" w:lastColumn="0" w:noHBand="0" w:noVBand="0"/>
       </w:tblPr>
       <w:tblGrid>
         <w:gridCol w:w="2800"/>
@@ -20360,12 +19303,6 @@
         <w:gridCol w:w="3360"/>
       </w:tblGrid>
       <w:tr>
-        <w:tblPrEx>
-          <w:tblCellMar>
-            <w:top w:w="0" w:type="dxa"/>
-            <w:bottom w:w="0" w:type="dxa"/>
-          </w:tblCellMar>
-        </w:tblPrEx>
         <w:trPr>
           <w:tblHeader/>
         </w:trPr>
@@ -20452,12 +19389,6 @@
         </w:tc>
       </w:tr>
       <w:tr>
-        <w:tblPrEx>
-          <w:tblCellMar>
-            <w:top w:w="0" w:type="dxa"/>
-            <w:bottom w:w="0" w:type="dxa"/>
-          </w:tblCellMar>
-        </w:tblPrEx>
         <w:tc>
           <w:tcPr>
             <w:tcW w:w="2800" w:type="dxa"/>
@@ -20529,12 +19460,6 @@
         </w:tc>
       </w:tr>
       <w:tr>
-        <w:tblPrEx>
-          <w:tblCellMar>
-            <w:top w:w="0" w:type="dxa"/>
-            <w:bottom w:w="0" w:type="dxa"/>
-          </w:tblCellMar>
-        </w:tblPrEx>
         <w:tc>
           <w:tcPr>
             <w:tcW w:w="2800" w:type="dxa"/>
@@ -20609,12 +19534,6 @@
         </w:tc>
       </w:tr>
       <w:tr>
-        <w:tblPrEx>
-          <w:tblCellMar>
-            <w:top w:w="0" w:type="dxa"/>
-            <w:bottom w:w="0" w:type="dxa"/>
-          </w:tblCellMar>
-        </w:tblPrEx>
         <w:tc>
           <w:tcPr>
             <w:tcW w:w="2800" w:type="dxa"/>
@@ -20686,12 +19605,6 @@
         </w:tc>
       </w:tr>
       <w:tr>
-        <w:tblPrEx>
-          <w:tblCellMar>
-            <w:top w:w="0" w:type="dxa"/>
-            <w:bottom w:w="0" w:type="dxa"/>
-          </w:tblCellMar>
-        </w:tblPrEx>
         <w:tc>
           <w:tcPr>
             <w:tcW w:w="2800" w:type="dxa"/>
@@ -20766,12 +19679,6 @@
         </w:tc>
       </w:tr>
       <w:tr>
-        <w:tblPrEx>
-          <w:tblCellMar>
-            <w:top w:w="0" w:type="dxa"/>
-            <w:bottom w:w="0" w:type="dxa"/>
-          </w:tblCellMar>
-        </w:tblPrEx>
         <w:tc>
           <w:tcPr>
             <w:tcW w:w="2800" w:type="dxa"/>
@@ -20843,12 +19750,6 @@
         </w:tc>
       </w:tr>
       <w:tr>
-        <w:tblPrEx>
-          <w:tblCellMar>
-            <w:top w:w="0" w:type="dxa"/>
-            <w:bottom w:w="0" w:type="dxa"/>
-          </w:tblCellMar>
-        </w:tblPrEx>
         <w:tc>
           <w:tcPr>
             <w:tcW w:w="2800" w:type="dxa"/>
@@ -20933,7 +19834,7 @@
         <w:pStyle w:val="Ttulo2"/>
         <w:spacing w:before="240" w:after="120"/>
       </w:pPr>
-      <w:bookmarkStart w:id="30" w:name="_Toc238664609"/>
+      <w:bookmarkStart w:id="30" w:name="_Toc238732734"/>
       <w:r>
         <w:rPr>
           <w:b/>
@@ -21029,7 +19930,7 @@
         <w:pStyle w:val="Ttulo2"/>
         <w:spacing w:before="240" w:after="120"/>
       </w:pPr>
-      <w:bookmarkStart w:id="31" w:name="_Toc238664610"/>
+      <w:bookmarkStart w:id="31" w:name="_Toc238732735"/>
       <w:r>
         <w:rPr>
           <w:b/>
@@ -21047,13 +19948,13 @@
         <w:spacing w:after="120" w:line="276" w:lineRule="auto"/>
       </w:pPr>
       <w:r>
+        <w:lastRenderedPageBreak/>
         <w:t>Referencia para dimensionar el trabajo real cuando llegue el momento. La columna de la derecha indica si la variación se resuelve dentro del adaptador o si obliga a tocar el núcleo.</w:t>
       </w:r>
     </w:p>
     <w:tbl>
       <w:tblPr>
         <w:tblW w:w="9360" w:type="dxa"/>
-        <w:tblInd w:w="-5" w:type="dxa"/>
         <w:tblBorders>
           <w:top w:val="single" w:sz="2" w:space="0" w:color="BBBBBB"/>
           <w:left w:val="single" w:sz="2" w:space="0" w:color="BBBBBB"/>
@@ -21066,7 +19967,7 @@
           <w:left w:w="10" w:type="dxa"/>
           <w:right w:w="10" w:type="dxa"/>
         </w:tblCellMar>
-        <w:tblLook w:val="04A0" w:firstRow="1" w:lastRow="0" w:firstColumn="1" w:lastColumn="0" w:noHBand="0" w:noVBand="1"/>
+        <w:tblLook w:val="0000" w:firstRow="0" w:lastRow="0" w:firstColumn="0" w:lastColumn="0" w:noHBand="0" w:noVBand="0"/>
       </w:tblPr>
       <w:tblGrid>
         <w:gridCol w:w="3100"/>
@@ -21074,12 +19975,6 @@
         <w:gridCol w:w="2460"/>
       </w:tblGrid>
       <w:tr>
-        <w:tblPrEx>
-          <w:tblCellMar>
-            <w:top w:w="0" w:type="dxa"/>
-            <w:bottom w:w="0" w:type="dxa"/>
-          </w:tblCellMar>
-        </w:tblPrEx>
         <w:trPr>
           <w:tblHeader/>
         </w:trPr>
@@ -21166,12 +20061,6 @@
         </w:tc>
       </w:tr>
       <w:tr>
-        <w:tblPrEx>
-          <w:tblCellMar>
-            <w:top w:w="0" w:type="dxa"/>
-            <w:bottom w:w="0" w:type="dxa"/>
-          </w:tblCellMar>
-        </w:tblPrEx>
         <w:tc>
           <w:tcPr>
             <w:tcW w:w="3100" w:type="dxa"/>
@@ -21243,12 +20132,6 @@
         </w:tc>
       </w:tr>
       <w:tr>
-        <w:tblPrEx>
-          <w:tblCellMar>
-            <w:top w:w="0" w:type="dxa"/>
-            <w:bottom w:w="0" w:type="dxa"/>
-          </w:tblCellMar>
-        </w:tblPrEx>
         <w:tc>
           <w:tcPr>
             <w:tcW w:w="3100" w:type="dxa"/>
@@ -21323,12 +20206,6 @@
         </w:tc>
       </w:tr>
       <w:tr>
-        <w:tblPrEx>
-          <w:tblCellMar>
-            <w:top w:w="0" w:type="dxa"/>
-            <w:bottom w:w="0" w:type="dxa"/>
-          </w:tblCellMar>
-        </w:tblPrEx>
         <w:tc>
           <w:tcPr>
             <w:tcW w:w="3100" w:type="dxa"/>
@@ -21400,12 +20277,6 @@
         </w:tc>
       </w:tr>
       <w:tr>
-        <w:tblPrEx>
-          <w:tblCellMar>
-            <w:top w:w="0" w:type="dxa"/>
-            <w:bottom w:w="0" w:type="dxa"/>
-          </w:tblCellMar>
-        </w:tblPrEx>
         <w:tc>
           <w:tcPr>
             <w:tcW w:w="3100" w:type="dxa"/>
@@ -21480,12 +20351,6 @@
         </w:tc>
       </w:tr>
       <w:tr>
-        <w:tblPrEx>
-          <w:tblCellMar>
-            <w:top w:w="0" w:type="dxa"/>
-            <w:bottom w:w="0" w:type="dxa"/>
-          </w:tblCellMar>
-        </w:tblPrEx>
         <w:tc>
           <w:tcPr>
             <w:tcW w:w="3100" w:type="dxa"/>
@@ -21557,12 +20422,6 @@
         </w:tc>
       </w:tr>
       <w:tr>
-        <w:tblPrEx>
-          <w:tblCellMar>
-            <w:top w:w="0" w:type="dxa"/>
-            <w:bottom w:w="0" w:type="dxa"/>
-          </w:tblCellMar>
-        </w:tblPrEx>
         <w:tc>
           <w:tcPr>
             <w:tcW w:w="3100" w:type="dxa"/>
@@ -21637,12 +20496,6 @@
         </w:tc>
       </w:tr>
       <w:tr>
-        <w:tblPrEx>
-          <w:tblCellMar>
-            <w:top w:w="0" w:type="dxa"/>
-            <w:bottom w:w="0" w:type="dxa"/>
-          </w:tblCellMar>
-        </w:tblPrEx>
         <w:tc>
           <w:tcPr>
             <w:tcW w:w="3100" w:type="dxa"/>
@@ -21714,12 +20567,6 @@
         </w:tc>
       </w:tr>
       <w:tr>
-        <w:tblPrEx>
-          <w:tblCellMar>
-            <w:top w:w="0" w:type="dxa"/>
-            <w:bottom w:w="0" w:type="dxa"/>
-          </w:tblCellMar>
-        </w:tblPrEx>
         <w:tc>
           <w:tcPr>
             <w:tcW w:w="3100" w:type="dxa"/>
@@ -21794,12 +20641,6 @@
         </w:tc>
       </w:tr>
       <w:tr>
-        <w:tblPrEx>
-          <w:tblCellMar>
-            <w:top w:w="0" w:type="dxa"/>
-            <w:bottom w:w="0" w:type="dxa"/>
-          </w:tblCellMar>
-        </w:tblPrEx>
         <w:tc>
           <w:tcPr>
             <w:tcW w:w="3100" w:type="dxa"/>
@@ -21881,7 +20722,7 @@
         <w:pStyle w:val="Ttulo2"/>
         <w:spacing w:before="240" w:after="120"/>
       </w:pPr>
-      <w:bookmarkStart w:id="32" w:name="_Toc238664611"/>
+      <w:bookmarkStart w:id="32" w:name="_Toc238732736"/>
       <w:r>
         <w:rPr>
           <w:b/>
@@ -21998,7 +20839,7 @@
         <w:pStyle w:val="Ttulo2"/>
         <w:spacing w:before="240" w:after="120"/>
       </w:pPr>
-      <w:bookmarkStart w:id="33" w:name="_Toc238664612"/>
+      <w:bookmarkStart w:id="33" w:name="_Toc238732737"/>
       <w:r>
         <w:rPr>
           <w:b/>
@@ -22016,13 +20857,13 @@
         <w:spacing w:after="120" w:line="276" w:lineRule="auto"/>
       </w:pPr>
       <w:r>
+        <w:lastRenderedPageBreak/>
         <w:t>Restricción de producto que simplifica el diseño de forma sustancial: un emisor emite en un solo país. La plataforma puede atender emisores de jurisdicciones distintas, pero ninguno emite en más de una.</w:t>
       </w:r>
     </w:p>
     <w:tbl>
       <w:tblPr>
         <w:tblW w:w="9360" w:type="dxa"/>
-        <w:tblInd w:w="-5" w:type="dxa"/>
         <w:tblBorders>
           <w:top w:val="single" w:sz="2" w:space="0" w:color="BBBBBB"/>
           <w:left w:val="single" w:sz="2" w:space="0" w:color="BBBBBB"/>
@@ -22035,19 +20876,13 @@
           <w:left w:w="10" w:type="dxa"/>
           <w:right w:w="10" w:type="dxa"/>
         </w:tblCellMar>
-        <w:tblLook w:val="04A0" w:firstRow="1" w:lastRow="0" w:firstColumn="1" w:lastColumn="0" w:noHBand="0" w:noVBand="1"/>
+        <w:tblLook w:val="0000" w:firstRow="0" w:lastRow="0" w:firstColumn="0" w:lastColumn="0" w:noHBand="0" w:noVBand="0"/>
       </w:tblPr>
       <w:tblGrid>
         <w:gridCol w:w="3100"/>
         <w:gridCol w:w="6260"/>
       </w:tblGrid>
       <w:tr>
-        <w:tblPrEx>
-          <w:tblCellMar>
-            <w:top w:w="0" w:type="dxa"/>
-            <w:bottom w:w="0" w:type="dxa"/>
-          </w:tblCellMar>
-        </w:tblPrEx>
         <w:trPr>
           <w:tblHeader/>
         </w:trPr>
@@ -22107,12 +20942,6 @@
         </w:tc>
       </w:tr>
       <w:tr>
-        <w:tblPrEx>
-          <w:tblCellMar>
-            <w:top w:w="0" w:type="dxa"/>
-            <w:bottom w:w="0" w:type="dxa"/>
-          </w:tblCellMar>
-        </w:tblPrEx>
         <w:tc>
           <w:tcPr>
             <w:tcW w:w="3100" w:type="dxa"/>
@@ -22161,12 +20990,6 @@
         </w:tc>
       </w:tr>
       <w:tr>
-        <w:tblPrEx>
-          <w:tblCellMar>
-            <w:top w:w="0" w:type="dxa"/>
-            <w:bottom w:w="0" w:type="dxa"/>
-          </w:tblCellMar>
-        </w:tblPrEx>
         <w:tc>
           <w:tcPr>
             <w:tcW w:w="3100" w:type="dxa"/>
@@ -22217,12 +21040,6 @@
         </w:tc>
       </w:tr>
       <w:tr>
-        <w:tblPrEx>
-          <w:tblCellMar>
-            <w:top w:w="0" w:type="dxa"/>
-            <w:bottom w:w="0" w:type="dxa"/>
-          </w:tblCellMar>
-        </w:tblPrEx>
         <w:tc>
           <w:tcPr>
             <w:tcW w:w="3100" w:type="dxa"/>
@@ -22271,12 +21088,6 @@
         </w:tc>
       </w:tr>
       <w:tr>
-        <w:tblPrEx>
-          <w:tblCellMar>
-            <w:top w:w="0" w:type="dxa"/>
-            <w:bottom w:w="0" w:type="dxa"/>
-          </w:tblCellMar>
-        </w:tblPrEx>
         <w:tc>
           <w:tcPr>
             <w:tcW w:w="3100" w:type="dxa"/>
@@ -22327,12 +21138,6 @@
         </w:tc>
       </w:tr>
       <w:tr>
-        <w:tblPrEx>
-          <w:tblCellMar>
-            <w:top w:w="0" w:type="dxa"/>
-            <w:bottom w:w="0" w:type="dxa"/>
-          </w:tblCellMar>
-        </w:tblPrEx>
         <w:tc>
           <w:tcPr>
             <w:tcW w:w="3100" w:type="dxa"/>
@@ -22381,12 +21186,6 @@
         </w:tc>
       </w:tr>
       <w:tr>
-        <w:tblPrEx>
-          <w:tblCellMar>
-            <w:top w:w="0" w:type="dxa"/>
-            <w:bottom w:w="0" w:type="dxa"/>
-          </w:tblCellMar>
-        </w:tblPrEx>
         <w:tc>
           <w:tcPr>
             <w:tcW w:w="3100" w:type="dxa"/>
@@ -22437,12 +21236,6 @@
         </w:tc>
       </w:tr>
       <w:tr>
-        <w:tblPrEx>
-          <w:tblCellMar>
-            <w:top w:w="0" w:type="dxa"/>
-            <w:bottom w:w="0" w:type="dxa"/>
-          </w:tblCellMar>
-        </w:tblPrEx>
         <w:tc>
           <w:tcPr>
             <w:tcW w:w="3100" w:type="dxa"/>
@@ -22514,7 +21307,7 @@
         <w:pStyle w:val="Ttulo1"/>
         <w:spacing w:before="320" w:after="160"/>
       </w:pPr>
-      <w:bookmarkStart w:id="34" w:name="_Toc238664613"/>
+      <w:bookmarkStart w:id="34" w:name="_Toc238732738"/>
       <w:r>
         <w:rPr>
           <w:b/>
@@ -22523,6 +21316,7 @@
           <w:sz w:val="30"/>
           <w:szCs w:val="30"/>
         </w:rPr>
+        <w:lastRenderedPageBreak/>
         <w:t>12. Anexo: caso de uso de casilleros.app</w:t>
       </w:r>
       <w:bookmarkEnd w:id="34"/>
@@ -22538,7 +21332,6 @@
     <w:tbl>
       <w:tblPr>
         <w:tblW w:w="9360" w:type="dxa"/>
-        <w:tblInd w:w="-5" w:type="dxa"/>
         <w:tblBorders>
           <w:top w:val="single" w:sz="2" w:space="0" w:color="BBBBBB"/>
           <w:left w:val="single" w:sz="2" w:space="0" w:color="BBBBBB"/>
@@ -22551,19 +21344,13 @@
           <w:left w:w="10" w:type="dxa"/>
           <w:right w:w="10" w:type="dxa"/>
         </w:tblCellMar>
-        <w:tblLook w:val="04A0" w:firstRow="1" w:lastRow="0" w:firstColumn="1" w:lastColumn="0" w:noHBand="0" w:noVBand="1"/>
+        <w:tblLook w:val="0000" w:firstRow="0" w:lastRow="0" w:firstColumn="0" w:lastColumn="0" w:noHBand="0" w:noVBand="0"/>
       </w:tblPr>
       <w:tblGrid>
         <w:gridCol w:w="2600"/>
         <w:gridCol w:w="6760"/>
       </w:tblGrid>
       <w:tr>
-        <w:tblPrEx>
-          <w:tblCellMar>
-            <w:top w:w="0" w:type="dxa"/>
-            <w:bottom w:w="0" w:type="dxa"/>
-          </w:tblCellMar>
-        </w:tblPrEx>
         <w:trPr>
           <w:tblHeader/>
         </w:trPr>
@@ -22623,12 +21410,6 @@
         </w:tc>
       </w:tr>
       <w:tr>
-        <w:tblPrEx>
-          <w:tblCellMar>
-            <w:top w:w="0" w:type="dxa"/>
-            <w:bottom w:w="0" w:type="dxa"/>
-          </w:tblCellMar>
-        </w:tblPrEx>
         <w:tc>
           <w:tcPr>
             <w:tcW w:w="2600" w:type="dxa"/>
@@ -22677,12 +21458,6 @@
         </w:tc>
       </w:tr>
       <w:tr>
-        <w:tblPrEx>
-          <w:tblCellMar>
-            <w:top w:w="0" w:type="dxa"/>
-            <w:bottom w:w="0" w:type="dxa"/>
-          </w:tblCellMar>
-        </w:tblPrEx>
         <w:tc>
           <w:tcPr>
             <w:tcW w:w="2600" w:type="dxa"/>
@@ -22733,12 +21508,6 @@
         </w:tc>
       </w:tr>
       <w:tr>
-        <w:tblPrEx>
-          <w:tblCellMar>
-            <w:top w:w="0" w:type="dxa"/>
-            <w:bottom w:w="0" w:type="dxa"/>
-          </w:tblCellMar>
-        </w:tblPrEx>
         <w:tc>
           <w:tcPr>
             <w:tcW w:w="2600" w:type="dxa"/>
@@ -22787,12 +21556,6 @@
         </w:tc>
       </w:tr>
       <w:tr>
-        <w:tblPrEx>
-          <w:tblCellMar>
-            <w:top w:w="0" w:type="dxa"/>
-            <w:bottom w:w="0" w:type="dxa"/>
-          </w:tblCellMar>
-        </w:tblPrEx>
         <w:tc>
           <w:tcPr>
             <w:tcW w:w="2600" w:type="dxa"/>
@@ -22843,12 +21606,6 @@
         </w:tc>
       </w:tr>
       <w:tr>
-        <w:tblPrEx>
-          <w:tblCellMar>
-            <w:top w:w="0" w:type="dxa"/>
-            <w:bottom w:w="0" w:type="dxa"/>
-          </w:tblCellMar>
-        </w:tblPrEx>
         <w:tc>
           <w:tcPr>
             <w:tcW w:w="2600" w:type="dxa"/>
@@ -22897,12 +21654,6 @@
         </w:tc>
       </w:tr>
       <w:tr>
-        <w:tblPrEx>
-          <w:tblCellMar>
-            <w:top w:w="0" w:type="dxa"/>
-            <w:bottom w:w="0" w:type="dxa"/>
-          </w:tblCellMar>
-        </w:tblPrEx>
         <w:tc>
           <w:tcPr>
             <w:tcW w:w="2600" w:type="dxa"/>
@@ -22953,12 +21704,6 @@
         </w:tc>
       </w:tr>
       <w:tr>
-        <w:tblPrEx>
-          <w:tblCellMar>
-            <w:top w:w="0" w:type="dxa"/>
-            <w:bottom w:w="0" w:type="dxa"/>
-          </w:tblCellMar>
-        </w:tblPrEx>
         <w:tc>
           <w:tcPr>
             <w:tcW w:w="2600" w:type="dxa"/>
@@ -23007,12 +21752,6 @@
         </w:tc>
       </w:tr>
       <w:tr>
-        <w:tblPrEx>
-          <w:tblCellMar>
-            <w:top w:w="0" w:type="dxa"/>
-            <w:bottom w:w="0" w:type="dxa"/>
-          </w:tblCellMar>
-        </w:tblPrEx>
         <w:tc>
           <w:tcPr>
             <w:tcW w:w="2600" w:type="dxa"/>
@@ -23063,12 +21802,6 @@
         </w:tc>
       </w:tr>
       <w:tr>
-        <w:tblPrEx>
-          <w:tblCellMar>
-            <w:top w:w="0" w:type="dxa"/>
-            <w:bottom w:w="0" w:type="dxa"/>
-          </w:tblCellMar>
-        </w:tblPrEx>
         <w:tc>
           <w:tcPr>
             <w:tcW w:w="2600" w:type="dxa"/>
@@ -23117,12 +21850,6 @@
         </w:tc>
       </w:tr>
       <w:tr>
-        <w:tblPrEx>
-          <w:tblCellMar>
-            <w:top w:w="0" w:type="dxa"/>
-            <w:bottom w:w="0" w:type="dxa"/>
-          </w:tblCellMar>
-        </w:tblPrEx>
         <w:tc>
           <w:tcPr>
             <w:tcW w:w="2600" w:type="dxa"/>
@@ -23189,7 +21916,6 @@
     <w:tbl>
       <w:tblPr>
         <w:tblW w:w="9360" w:type="dxa"/>
-        <w:tblInd w:w="-5" w:type="dxa"/>
         <w:tblBorders>
           <w:top w:val="single" w:sz="2" w:space="0" w:color="BBBBBB"/>
           <w:left w:val="single" w:sz="2" w:space="0" w:color="BBBBBB"/>
@@ -23202,7 +21928,7 @@
           <w:left w:w="10" w:type="dxa"/>
           <w:right w:w="10" w:type="dxa"/>
         </w:tblCellMar>
-        <w:tblLook w:val="04A0" w:firstRow="1" w:lastRow="0" w:firstColumn="1" w:lastColumn="0" w:noHBand="0" w:noVBand="1"/>
+        <w:tblLook w:val="0000" w:firstRow="0" w:lastRow="0" w:firstColumn="0" w:lastColumn="0" w:noHBand="0" w:noVBand="0"/>
       </w:tblPr>
       <w:tblGrid>
         <w:gridCol w:w="2100"/>
@@ -23211,12 +21937,6 @@
         <w:gridCol w:w="2460"/>
       </w:tblGrid>
       <w:tr>
-        <w:tblPrEx>
-          <w:tblCellMar>
-            <w:top w:w="0" w:type="dxa"/>
-            <w:bottom w:w="0" w:type="dxa"/>
-          </w:tblCellMar>
-        </w:tblPrEx>
         <w:trPr>
           <w:tblHeader/>
         </w:trPr>
@@ -23330,12 +22050,6 @@
         </w:tc>
       </w:tr>
       <w:tr>
-        <w:tblPrEx>
-          <w:tblCellMar>
-            <w:top w:w="0" w:type="dxa"/>
-            <w:bottom w:w="0" w:type="dxa"/>
-          </w:tblCellMar>
-        </w:tblPrEx>
         <w:tc>
           <w:tcPr>
             <w:tcW w:w="2100" w:type="dxa"/>
@@ -23430,12 +22144,6 @@
         </w:tc>
       </w:tr>
       <w:tr>
-        <w:tblPrEx>
-          <w:tblCellMar>
-            <w:top w:w="0" w:type="dxa"/>
-            <w:bottom w:w="0" w:type="dxa"/>
-          </w:tblCellMar>
-        </w:tblPrEx>
         <w:tc>
           <w:tcPr>
             <w:tcW w:w="2100" w:type="dxa"/>
@@ -23534,12 +22242,6 @@
         </w:tc>
       </w:tr>
       <w:tr>
-        <w:tblPrEx>
-          <w:tblCellMar>
-            <w:top w:w="0" w:type="dxa"/>
-            <w:bottom w:w="0" w:type="dxa"/>
-          </w:tblCellMar>
-        </w:tblPrEx>
         <w:tc>
           <w:tcPr>
             <w:tcW w:w="2100" w:type="dxa"/>
@@ -23714,13 +22416,59 @@
     <w:pPr>
       <w:jc w:val="right"/>
     </w:pPr>
+    <w:proofErr w:type="gramStart"/>
     <w:r>
       <w:rPr>
         <w:color w:val="888888"/>
         <w:sz w:val="16"/>
         <w:szCs w:val="16"/>
       </w:rPr>
-      <w:t xml:space="preserve">factura-electronica.app  |  DRD MVP v0.8  |  Pág. </w:t>
+      <w:t>factura-</w:t>
+    </w:r>
+    <w:proofErr w:type="spellStart"/>
+    <w:r>
+      <w:rPr>
+        <w:color w:val="888888"/>
+        <w:sz w:val="16"/>
+        <w:szCs w:val="16"/>
+      </w:rPr>
+      <w:t>electronica.app</w:t>
+    </w:r>
+    <w:proofErr w:type="spellEnd"/>
+    <w:r>
+      <w:rPr>
+        <w:color w:val="888888"/>
+        <w:sz w:val="16"/>
+        <w:szCs w:val="16"/>
+      </w:rPr>
+      <w:t xml:space="preserve">  |</w:t>
+    </w:r>
+    <w:proofErr w:type="gramEnd"/>
+    <w:r>
+      <w:rPr>
+        <w:color w:val="888888"/>
+        <w:sz w:val="16"/>
+        <w:szCs w:val="16"/>
+      </w:rPr>
+      <w:t xml:space="preserve">  DRD MVP </w:t>
+    </w:r>
+    <w:proofErr w:type="gramStart"/>
+    <w:r>
+      <w:rPr>
+        <w:color w:val="888888"/>
+        <w:sz w:val="16"/>
+        <w:szCs w:val="16"/>
+      </w:rPr>
+      <w:t>v0.8  |</w:t>
+    </w:r>
+    <w:proofErr w:type="gramEnd"/>
+    <w:r>
+      <w:rPr>
+        <w:color w:val="888888"/>
+        <w:sz w:val="16"/>
+        <w:szCs w:val="16"/>
+      </w:rPr>
+      <w:t xml:space="preserve">  Pág. </w:t>
     </w:r>
     <w:r>
       <w:rPr>
@@ -23789,10 +22537,10 @@
 <file path=word/numbering.xml><?xml version="1.0" encoding="utf-8"?>
 <w:numbering xmlns:wpc="http://schemas.microsoft.com/office/word/2010/wordprocessingCanvas" xmlns:cx="http://schemas.microsoft.com/office/drawing/2014/chartex" xmlns:cx1="http://schemas.microsoft.com/office/drawing/2015/9/8/chartex" xmlns:cx2="http://schemas.microsoft.com/office/drawing/2015/10/21/chartex" xmlns:cx3="http://schemas.microsoft.com/office/drawing/2016/5/9/chartex" xmlns:cx4="http://schemas.microsoft.com/office/drawing/2016/5/10/chartex" xmlns:cx5="http://schemas.microsoft.com/office/drawing/2016/5/11/chartex" xmlns:cx6="http://schemas.microsoft.com/office/drawing/2016/5/12/chartex" xmlns:cx7="http://schemas.microsoft.com/office/drawing/2016/5/13/chartex" xmlns:cx8="http://schemas.microsoft.com/office/drawing/2016/5/14/chartex" xmlns:mc="http://schemas.openxmlformats.org/markup-compatibility/2006" xmlns:aink="http://schemas.microsoft.com/office/drawing/2016/ink" xmlns:am3d="http://schemas.microsoft.com/office/drawing/2017/model3d" xmlns:o="urn:schemas-microsoft-com:office:office" xmlns:oel="http://schemas.microsoft.com/office/2019/extlst" xmlns:r="http://schemas.openxmlformats.org/officeDocument/2006/relationships" xmlns:m="http://schemas.openxmlformats.org/officeDocument/2006/math" xmlns:v="urn:schemas-microsoft-com:vml" xmlns:wp14="http://schemas.microsoft.com/office/word/2010/wordprocessingDrawing" xmlns:wp="http://schemas.openxmlformats.org/drawingml/2006/wordprocessingDrawing" xmlns:w10="urn:schemas-microsoft-com:office:word" xmlns:w="http://schemas.openxmlformats.org/wordprocessingml/2006/main" xmlns:w14="http://schemas.microsoft.com/office/word/2010/wordml" xmlns:w15="http://schemas.microsoft.com/office/word/2012/wordml" xmlns:w16cex="http://schemas.microsoft.com/office/word/2018/wordml/cex" xmlns:w16cid="http://schemas.microsoft.com/office/word/2016/wordml/cid" xmlns:w16="http://schemas.microsoft.com/office/word/2018/wordml" xmlns:w16du="http://schemas.microsoft.com/office/word/2023/wordml/word16du" xmlns:w16sdtdh="http://schemas.microsoft.com/office/word/2020/wordml/sdtdatahash" xmlns:w16sdtfl="http://schemas.microsoft.com/office/word/2024/wordml/sdtformatlock" xmlns:w16se="http://schemas.microsoft.com/office/word/2015/wordml/symex" xmlns:wpg="http://schemas.microsoft.com/office/word/2010/wordprocessingGroup" xmlns:wpi="http://schemas.microsoft.com/office/word/2010/wordprocessingInk" xmlns:wne="http://schemas.microsoft.com/office/word/2006/wordml" xmlns:wps="http://schemas.microsoft.com/office/word/2010/wordprocessingShape" mc:Ignorable="w14 w15 w16se w16cid w16 w16cex w16sdtdh w16sdtfl w16du wp14">
   <w:abstractNum w:abstractNumId="0" w15:restartNumberingAfterBreak="0">
-    <w:nsid w:val="00C52301"/>
+    <w:nsid w:val="31511D65"/>
     <w:multiLevelType w:val="hybridMultilevel"/>
-    <w:tmpl w:val="38EE616E"/>
-    <w:lvl w:ilvl="0" w:tplc="2AB8468A">
+    <w:tmpl w:val="EABCCDD8"/>
+    <w:lvl w:ilvl="0" w:tplc="77DE12D0">
       <w:start w:val="1"/>
       <w:numFmt w:val="bullet"/>
       <w:lvlText w:val="•"/>
@@ -23801,7 +22549,7 @@
         <w:ind w:left="360" w:hanging="200"/>
       </w:pPr>
     </w:lvl>
-    <w:lvl w:ilvl="1" w:tplc="82E885F0">
+    <w:lvl w:ilvl="1" w:tplc="2EF27672">
       <w:start w:val="1"/>
       <w:numFmt w:val="bullet"/>
       <w:lvlText w:val="◦"/>
@@ -23810,47 +22558,47 @@
         <w:ind w:left="720" w:hanging="200"/>
       </w:pPr>
     </w:lvl>
-    <w:lvl w:ilvl="2" w:tplc="D5BAF6A2">
+    <w:lvl w:ilvl="2" w:tplc="6392614E">
       <w:numFmt w:val="decimal"/>
       <w:lvlText w:val=""/>
       <w:lvlJc w:val="left"/>
     </w:lvl>
-    <w:lvl w:ilvl="3" w:tplc="4F88A3C0">
+    <w:lvl w:ilvl="3" w:tplc="5310F854">
       <w:numFmt w:val="decimal"/>
       <w:lvlText w:val=""/>
       <w:lvlJc w:val="left"/>
     </w:lvl>
-    <w:lvl w:ilvl="4" w:tplc="83AA939A">
+    <w:lvl w:ilvl="4" w:tplc="440866C4">
       <w:numFmt w:val="decimal"/>
       <w:lvlText w:val=""/>
       <w:lvlJc w:val="left"/>
     </w:lvl>
-    <w:lvl w:ilvl="5" w:tplc="02D2810A">
+    <w:lvl w:ilvl="5" w:tplc="D31A1BFC">
       <w:numFmt w:val="decimal"/>
       <w:lvlText w:val=""/>
       <w:lvlJc w:val="left"/>
     </w:lvl>
-    <w:lvl w:ilvl="6" w:tplc="C7B0601C">
+    <w:lvl w:ilvl="6" w:tplc="E2766598">
       <w:numFmt w:val="decimal"/>
       <w:lvlText w:val=""/>
       <w:lvlJc w:val="left"/>
     </w:lvl>
-    <w:lvl w:ilvl="7" w:tplc="6542197A">
+    <w:lvl w:ilvl="7" w:tplc="E724CC04">
       <w:numFmt w:val="decimal"/>
       <w:lvlText w:val=""/>
       <w:lvlJc w:val="left"/>
     </w:lvl>
-    <w:lvl w:ilvl="8" w:tplc="D8F6165C">
+    <w:lvl w:ilvl="8" w:tplc="6870EDA2">
       <w:numFmt w:val="decimal"/>
       <w:lvlText w:val=""/>
       <w:lvlJc w:val="left"/>
     </w:lvl>
   </w:abstractNum>
   <w:abstractNum w:abstractNumId="1" w15:restartNumberingAfterBreak="0">
-    <w:nsid w:val="02680E51"/>
+    <w:nsid w:val="66115B20"/>
     <w:multiLevelType w:val="hybridMultilevel"/>
-    <w:tmpl w:val="2004A280"/>
-    <w:lvl w:ilvl="0" w:tplc="78A4ABD6">
+    <w:tmpl w:val="FCD62446"/>
+    <w:lvl w:ilvl="0" w:tplc="D430DB46">
       <w:start w:val="1"/>
       <w:numFmt w:val="bullet"/>
       <w:lvlText w:val="●"/>
@@ -23859,7 +22607,7 @@
         <w:ind w:left="720" w:hanging="360"/>
       </w:pPr>
     </w:lvl>
-    <w:lvl w:ilvl="1" w:tplc="DBDC2CDE">
+    <w:lvl w:ilvl="1" w:tplc="C7C66AD2">
       <w:start w:val="1"/>
       <w:numFmt w:val="bullet"/>
       <w:lvlText w:val="○"/>
@@ -23868,7 +22616,7 @@
         <w:ind w:left="1440" w:hanging="360"/>
       </w:pPr>
     </w:lvl>
-    <w:lvl w:ilvl="2" w:tplc="BAF260C4">
+    <w:lvl w:ilvl="2" w:tplc="735C234C">
       <w:start w:val="1"/>
       <w:numFmt w:val="bullet"/>
       <w:lvlText w:val="■"/>
@@ -23877,7 +22625,7 @@
         <w:ind w:left="2160" w:hanging="360"/>
       </w:pPr>
     </w:lvl>
-    <w:lvl w:ilvl="3" w:tplc="C17EA252">
+    <w:lvl w:ilvl="3" w:tplc="97345568">
       <w:start w:val="1"/>
       <w:numFmt w:val="bullet"/>
       <w:lvlText w:val="●"/>
@@ -23886,7 +22634,7 @@
         <w:ind w:left="2880" w:hanging="360"/>
       </w:pPr>
     </w:lvl>
-    <w:lvl w:ilvl="4" w:tplc="CC882204">
+    <w:lvl w:ilvl="4" w:tplc="DAF8FC46">
       <w:start w:val="1"/>
       <w:numFmt w:val="bullet"/>
       <w:lvlText w:val="○"/>
@@ -23895,7 +22643,7 @@
         <w:ind w:left="3600" w:hanging="360"/>
       </w:pPr>
     </w:lvl>
-    <w:lvl w:ilvl="5" w:tplc="6C6CC9FA">
+    <w:lvl w:ilvl="5" w:tplc="C256FB60">
       <w:start w:val="1"/>
       <w:numFmt w:val="bullet"/>
       <w:lvlText w:val="■"/>
@@ -23904,7 +22652,7 @@
         <w:ind w:left="4320" w:hanging="360"/>
       </w:pPr>
     </w:lvl>
-    <w:lvl w:ilvl="6" w:tplc="30DCC4BC">
+    <w:lvl w:ilvl="6" w:tplc="491C1BA2">
       <w:start w:val="1"/>
       <w:numFmt w:val="bullet"/>
       <w:lvlText w:val="●"/>
@@ -23913,7 +22661,7 @@
         <w:ind w:left="5040" w:hanging="360"/>
       </w:pPr>
     </w:lvl>
-    <w:lvl w:ilvl="7" w:tplc="F7D41530">
+    <w:lvl w:ilvl="7" w:tplc="6FE2A09C">
       <w:start w:val="1"/>
       <w:numFmt w:val="bullet"/>
       <w:lvlText w:val="●"/>
@@ -23922,7 +22670,7 @@
         <w:ind w:left="5760" w:hanging="360"/>
       </w:pPr>
     </w:lvl>
-    <w:lvl w:ilvl="8" w:tplc="48B8102C">
+    <w:lvl w:ilvl="8" w:tplc="0AB2C6D8">
       <w:start w:val="1"/>
       <w:numFmt w:val="bullet"/>
       <w:lvlText w:val="●"/>
@@ -23932,13 +22680,13 @@
       </w:pPr>
     </w:lvl>
   </w:abstractNum>
-  <w:num w:numId="1" w16cid:durableId="182012275">
+  <w:num w:numId="1" w16cid:durableId="2031486595">
     <w:abstractNumId w:val="1"/>
     <w:lvlOverride w:ilvl="0">
       <w:startOverride w:val="1"/>
     </w:lvlOverride>
   </w:num>
-  <w:num w:numId="2" w16cid:durableId="1216546923">
+  <w:num w:numId="2" w16cid:durableId="276720386">
     <w:abstractNumId w:val="0"/>
     <w:lvlOverride w:ilvl="0">
       <w:startOverride w:val="1"/>
@@ -24550,7 +23298,7 @@
     <w:autoRedefine/>
     <w:uiPriority w:val="39"/>
     <w:unhideWhenUsed/>
-    <w:rsid w:val="00E66935"/>
+    <w:rsid w:val="00966C3E"/>
     <w:pPr>
       <w:spacing w:after="100"/>
     </w:pPr>
@@ -24562,7 +23310,7 @@
     <w:autoRedefine/>
     <w:uiPriority w:val="39"/>
     <w:unhideWhenUsed/>
-    <w:rsid w:val="00E66935"/>
+    <w:rsid w:val="00966C3E"/>
     <w:pPr>
       <w:spacing w:after="100"/>
       <w:ind w:left="210"/>
@@ -24575,7 +23323,7 @@
     <w:autoRedefine/>
     <w:uiPriority w:val="39"/>
     <w:unhideWhenUsed/>
-    <w:rsid w:val="00E66935"/>
+    <w:rsid w:val="00966C3E"/>
     <w:pPr>
       <w:spacing w:after="100"/>
       <w:ind w:left="420"/>
